--- a/docs/29_새친구_생일_관리표.docx
+++ b/docs/29_새친구_생일_관리표.docx
@@ -11,7 +11,7 @@
         <w:rPr>
           <w:b w:val="0"/>
         </w:rPr>
-        <w:t>(교회명) 유치·아동부 새친구 정착 및 생일 축하 관리 매뉴얼</w:t>
+        <w:t>(교회명) 유치부·아동부 새친구 정착과 생일 축하 관리표</w:t>
       </w:r>
     </w:p>
     <w:p>
@@ -22,7 +22,397 @@
         <w:rPr>
           <w:b w:val="0"/>
         </w:rPr>
-        <w:t>1. 새친구 4주 정착 프로그램 가이드</w:t>
+        <w:t>개요</w:t>
+      </w:r>
+    </w:p>
+    <w:p>
+      <w:pPr>
+        <w:pStyle w:val="ListBullet"/>
+      </w:pPr>
+      <w:r>
+        <w:rPr>
+          <w:b w:val="0"/>
+        </w:rPr>
+        <w:t>주제 : 새친구를 반갑게 맞이하고 함께 자라요</w:t>
+      </w:r>
+    </w:p>
+    <w:p>
+      <w:pPr>
+        <w:pStyle w:val="ListBullet"/>
+      </w:pPr>
+      <w:r>
+        <w:rPr>
+          <w:b w:val="0"/>
+        </w:rPr>
+        <w:t>주제 말씀 : 로마서 15:7</w:t>
+      </w:r>
+    </w:p>
+    <w:p>
+      <w:pPr>
+        <w:pStyle w:val="ListBullet"/>
+      </w:pPr>
+      <w:r>
+        <w:rPr>
+          <w:b w:val="0"/>
+        </w:rPr>
+        <w:t>목적 : 새친구의 4주 정착을 돕고 모든 어린이의 생일을 함께 축하한다.</w:t>
+      </w:r>
+    </w:p>
+    <w:p>
+      <w:pPr>
+        <w:pStyle w:val="ListBullet"/>
+      </w:pPr>
+      <w:r>
+        <w:rPr>
+          <w:b w:val="0"/>
+        </w:rPr>
+        <w:t>장소 : ________</w:t>
+      </w:r>
+    </w:p>
+    <w:p>
+      <w:pPr>
+        <w:pStyle w:val="ListBullet"/>
+      </w:pPr>
+      <w:r>
+        <w:rPr>
+          <w:b w:val="0"/>
+        </w:rPr>
+        <w:t>일시 : ________년 ________월 ~ ________월</w:t>
+      </w:r>
+    </w:p>
+    <w:p>
+      <w:pPr>
+        <w:pStyle w:val="ListBullet"/>
+      </w:pPr>
+      <w:r>
+        <w:rPr>
+          <w:b w:val="0"/>
+        </w:rPr>
+        <w:t>담당 : ________</w:t>
+      </w:r>
+    </w:p>
+    <w:p>
+      <w:pPr>
+        <w:pStyle w:val="ListBullet"/>
+      </w:pPr>
+      <w:r>
+        <w:rPr>
+          <w:b w:val="0"/>
+        </w:rPr>
+        <w:t>대상 : (예상 인원 ________명: 학생 ________, 교사 ________)</w:t>
+      </w:r>
+    </w:p>
+    <w:p>
+      <w:pPr>
+        <w:pStyle w:val="Heading2"/>
+      </w:pPr>
+      <w:r>
+        <w:rPr>
+          <w:b w:val="0"/>
+        </w:rPr>
+        <w:t>새친구 기본 기록</w:t>
+      </w:r>
+    </w:p>
+    <w:tbl>
+      <w:tblPr>
+        <w:tblStyle w:val="TableGrid"/>
+        <w:tblW w:type="auto" w:w="0"/>
+        <w:tblLook w:firstColumn="1" w:firstRow="1" w:lastColumn="0" w:lastRow="0" w:noHBand="0" w:noVBand="1" w:val="04A0"/>
+      </w:tblPr>
+      <w:tblGrid>
+        <w:gridCol w:w="1728"/>
+        <w:gridCol w:w="1728"/>
+        <w:gridCol w:w="1728"/>
+        <w:gridCol w:w="1728"/>
+        <w:gridCol w:w="1728"/>
+      </w:tblGrid>
+      <w:tr>
+        <w:tc>
+          <w:tcPr>
+            <w:tcW w:type="dxa" w:w="1728"/>
+          </w:tcPr>
+          <w:p>
+            <w:r>
+              <w:rPr>
+                <w:b/>
+              </w:rPr>
+              <w:t>이름</w:t>
+            </w:r>
+          </w:p>
+        </w:tc>
+        <w:tc>
+          <w:tcPr>
+            <w:tcW w:type="dxa" w:w="1728"/>
+          </w:tcPr>
+          <w:p>
+            <w:r>
+              <w:rPr>
+                <w:b/>
+              </w:rPr>
+              <w:t>부서·반</w:t>
+            </w:r>
+          </w:p>
+        </w:tc>
+        <w:tc>
+          <w:tcPr>
+            <w:tcW w:type="dxa" w:w="1728"/>
+          </w:tcPr>
+          <w:p>
+            <w:r>
+              <w:rPr>
+                <w:b/>
+              </w:rPr>
+              <w:t>첫 출석일</w:t>
+            </w:r>
+          </w:p>
+        </w:tc>
+        <w:tc>
+          <w:tcPr>
+            <w:tcW w:type="dxa" w:w="1728"/>
+          </w:tcPr>
+          <w:p>
+            <w:r>
+              <w:rPr>
+                <w:b/>
+              </w:rPr>
+              <w:t>보호자 연락처</w:t>
+            </w:r>
+          </w:p>
+        </w:tc>
+        <w:tc>
+          <w:tcPr>
+            <w:tcW w:type="dxa" w:w="1728"/>
+          </w:tcPr>
+          <w:p>
+            <w:r>
+              <w:rPr>
+                <w:b/>
+              </w:rPr>
+              <w:t>담당 교사</w:t>
+            </w:r>
+          </w:p>
+        </w:tc>
+      </w:tr>
+      <w:tr>
+        <w:tc>
+          <w:tcPr>
+            <w:tcW w:type="dxa" w:w="1728"/>
+          </w:tcPr>
+          <w:p>
+            <w:r>
+              <w:rPr>
+                <w:b w:val="0"/>
+              </w:rPr>
+              <w:t>________</w:t>
+            </w:r>
+          </w:p>
+        </w:tc>
+        <w:tc>
+          <w:tcPr>
+            <w:tcW w:type="dxa" w:w="1728"/>
+          </w:tcPr>
+          <w:p>
+            <w:r>
+              <w:rPr>
+                <w:b w:val="0"/>
+              </w:rPr>
+              <w:t>________</w:t>
+            </w:r>
+          </w:p>
+        </w:tc>
+        <w:tc>
+          <w:tcPr>
+            <w:tcW w:type="dxa" w:w="1728"/>
+          </w:tcPr>
+          <w:p>
+            <w:r>
+              <w:rPr>
+                <w:b w:val="0"/>
+              </w:rPr>
+              <w:t>________</w:t>
+            </w:r>
+          </w:p>
+        </w:tc>
+        <w:tc>
+          <w:tcPr>
+            <w:tcW w:type="dxa" w:w="1728"/>
+          </w:tcPr>
+          <w:p>
+            <w:r>
+              <w:rPr>
+                <w:b w:val="0"/>
+              </w:rPr>
+              <w:t>________</w:t>
+            </w:r>
+          </w:p>
+        </w:tc>
+        <w:tc>
+          <w:tcPr>
+            <w:tcW w:type="dxa" w:w="1728"/>
+          </w:tcPr>
+          <w:p>
+            <w:r>
+              <w:rPr>
+                <w:b w:val="0"/>
+              </w:rPr>
+              <w:t>________</w:t>
+            </w:r>
+          </w:p>
+        </w:tc>
+      </w:tr>
+      <w:tr>
+        <w:tc>
+          <w:tcPr>
+            <w:tcW w:type="dxa" w:w="1728"/>
+          </w:tcPr>
+          <w:p>
+            <w:r>
+              <w:rPr>
+                <w:b w:val="0"/>
+              </w:rPr>
+              <w:t>________</w:t>
+            </w:r>
+          </w:p>
+        </w:tc>
+        <w:tc>
+          <w:tcPr>
+            <w:tcW w:type="dxa" w:w="1728"/>
+          </w:tcPr>
+          <w:p>
+            <w:r>
+              <w:rPr>
+                <w:b w:val="0"/>
+              </w:rPr>
+              <w:t>________</w:t>
+            </w:r>
+          </w:p>
+        </w:tc>
+        <w:tc>
+          <w:tcPr>
+            <w:tcW w:type="dxa" w:w="1728"/>
+          </w:tcPr>
+          <w:p>
+            <w:r>
+              <w:rPr>
+                <w:b w:val="0"/>
+              </w:rPr>
+              <w:t>________</w:t>
+            </w:r>
+          </w:p>
+        </w:tc>
+        <w:tc>
+          <w:tcPr>
+            <w:tcW w:type="dxa" w:w="1728"/>
+          </w:tcPr>
+          <w:p>
+            <w:r>
+              <w:rPr>
+                <w:b w:val="0"/>
+              </w:rPr>
+              <w:t>________</w:t>
+            </w:r>
+          </w:p>
+        </w:tc>
+        <w:tc>
+          <w:tcPr>
+            <w:tcW w:type="dxa" w:w="1728"/>
+          </w:tcPr>
+          <w:p>
+            <w:r>
+              <w:rPr>
+                <w:b w:val="0"/>
+              </w:rPr>
+              <w:t>________</w:t>
+            </w:r>
+          </w:p>
+        </w:tc>
+      </w:tr>
+      <w:tr>
+        <w:tc>
+          <w:tcPr>
+            <w:tcW w:type="dxa" w:w="1728"/>
+          </w:tcPr>
+          <w:p>
+            <w:r>
+              <w:rPr>
+                <w:b w:val="0"/>
+              </w:rPr>
+              <w:t>________</w:t>
+            </w:r>
+          </w:p>
+        </w:tc>
+        <w:tc>
+          <w:tcPr>
+            <w:tcW w:type="dxa" w:w="1728"/>
+          </w:tcPr>
+          <w:p>
+            <w:r>
+              <w:rPr>
+                <w:b w:val="0"/>
+              </w:rPr>
+              <w:t>________</w:t>
+            </w:r>
+          </w:p>
+        </w:tc>
+        <w:tc>
+          <w:tcPr>
+            <w:tcW w:type="dxa" w:w="1728"/>
+          </w:tcPr>
+          <w:p>
+            <w:r>
+              <w:rPr>
+                <w:b w:val="0"/>
+              </w:rPr>
+              <w:t>________</w:t>
+            </w:r>
+          </w:p>
+        </w:tc>
+        <w:tc>
+          <w:tcPr>
+            <w:tcW w:type="dxa" w:w="1728"/>
+          </w:tcPr>
+          <w:p>
+            <w:r>
+              <w:rPr>
+                <w:b w:val="0"/>
+              </w:rPr>
+              <w:t>________</w:t>
+            </w:r>
+          </w:p>
+        </w:tc>
+        <w:tc>
+          <w:tcPr>
+            <w:tcW w:type="dxa" w:w="1728"/>
+          </w:tcPr>
+          <w:p>
+            <w:r>
+              <w:rPr>
+                <w:b w:val="0"/>
+              </w:rPr>
+              <w:t>________</w:t>
+            </w:r>
+          </w:p>
+        </w:tc>
+      </w:tr>
+    </w:tbl>
+    <w:p/>
+    <w:p>
+      <w:pPr>
+        <w:pStyle w:val="Heading2"/>
+      </w:pPr>
+      <w:r>
+        <w:rPr>
+          <w:b w:val="0"/>
+        </w:rPr>
+        <w:t>새친구 4주 정착 계획</w:t>
+      </w:r>
+    </w:p>
+    <w:p>
+      <w:r>
+        <w:rPr>
+          <w:b w:val="0"/>
+        </w:rPr>
+        <w:t>각 주의 할 일을 마친 뒤 해당 칸에 날짜나 ✓를 적습니다.</w:t>
       </w:r>
     </w:p>
     <w:tbl>
@@ -59,7 +449,7 @@
               <w:rPr>
                 <w:b/>
               </w:rPr>
-              <w:t>주요 활동 내용</w:t>
+              <w:t>할 일</w:t>
             </w:r>
           </w:p>
         </w:tc>
@@ -72,7 +462,7 @@
               <w:rPr>
                 <w:b/>
               </w:rPr>
-              <w:t>담당자 체크</w:t>
+              <w:t>확인할 내용</w:t>
             </w:r>
           </w:p>
         </w:tc>
@@ -85,9 +475,9 @@
           <w:p>
             <w:r>
               <w:rPr>
-                <w:b/>
+                <w:b w:val="0"/>
               </w:rPr>
-              <w:t>1주차</w:t>
+              <w:t>1주</w:t>
             </w:r>
           </w:p>
         </w:tc>
@@ -100,13 +490,312 @@
               <w:rPr>
                 <w:b w:val="0"/>
               </w:rPr>
-              <w:t>환영식 진행, 환영 배지/꽃 전달, 새친구 등록 카드 작성, 기념품 증정</w:t>
+              <w:t>눈높이를 맞춰 인사하기, 이름표 주기, 교실·화장실 안내하기</w:t>
             </w:r>
           </w:p>
         </w:tc>
         <w:tc>
           <w:tcPr>
             <w:tcW w:type="dxa" w:w="2880"/>
+          </w:tcPr>
+          <w:p>
+            <w:r>
+              <w:rPr>
+                <w:b w:val="0"/>
+              </w:rPr>
+              <w:t>이름과 호칭, 보호자 인계 방법, 연락 동의</w:t>
+            </w:r>
+          </w:p>
+        </w:tc>
+      </w:tr>
+      <w:tr>
+        <w:tc>
+          <w:tcPr>
+            <w:tcW w:type="dxa" w:w="2880"/>
+          </w:tcPr>
+          <w:p>
+            <w:r>
+              <w:rPr>
+                <w:b w:val="0"/>
+              </w:rPr>
+              <w:t>2주</w:t>
+            </w:r>
+          </w:p>
+        </w:tc>
+        <w:tc>
+          <w:tcPr>
+            <w:tcW w:type="dxa" w:w="2880"/>
+          </w:tcPr>
+          <w:p>
+            <w:r>
+              <w:rPr>
+                <w:b w:val="0"/>
+              </w:rPr>
+              <w:t>이름 불러 맞이하기, 함께 앉을 친구 연결하기, 활동 돕기</w:t>
+            </w:r>
+          </w:p>
+        </w:tc>
+        <w:tc>
+          <w:tcPr>
+            <w:tcW w:type="dxa" w:w="2880"/>
+          </w:tcPr>
+          <w:p>
+            <w:r>
+              <w:rPr>
+                <w:b w:val="0"/>
+              </w:rPr>
+              <w:t>좋아하는 활동, 참여하기 어려운 부분</w:t>
+            </w:r>
+          </w:p>
+        </w:tc>
+      </w:tr>
+      <w:tr>
+        <w:tc>
+          <w:tcPr>
+            <w:tcW w:type="dxa" w:w="2880"/>
+          </w:tcPr>
+          <w:p>
+            <w:r>
+              <w:rPr>
+                <w:b w:val="0"/>
+              </w:rPr>
+              <w:t>3주</w:t>
+            </w:r>
+          </w:p>
+        </w:tc>
+        <w:tc>
+          <w:tcPr>
+            <w:tcW w:type="dxa" w:w="2880"/>
+          </w:tcPr>
+          <w:p>
+            <w:r>
+              <w:rPr>
+                <w:b w:val="0"/>
+              </w:rPr>
+              <w:t>친구와 함께하는 놀이, 원하는 작은 역할 맡기기</w:t>
+            </w:r>
+          </w:p>
+        </w:tc>
+        <w:tc>
+          <w:tcPr>
+            <w:tcW w:type="dxa" w:w="2880"/>
+          </w:tcPr>
+          <w:p>
+            <w:r>
+              <w:rPr>
+                <w:b w:val="0"/>
+              </w:rPr>
+              <w:t>친구 관계, 예배·활동 적응</w:t>
+            </w:r>
+          </w:p>
+        </w:tc>
+      </w:tr>
+      <w:tr>
+        <w:tc>
+          <w:tcPr>
+            <w:tcW w:type="dxa" w:w="2880"/>
+          </w:tcPr>
+          <w:p>
+            <w:r>
+              <w:rPr>
+                <w:b w:val="0"/>
+              </w:rPr>
+              <w:t>4주</w:t>
+            </w:r>
+          </w:p>
+        </w:tc>
+        <w:tc>
+          <w:tcPr>
+            <w:tcW w:type="dxa" w:w="2880"/>
+          </w:tcPr>
+          <w:p>
+            <w:r>
+              <w:rPr>
+                <w:b w:val="0"/>
+              </w:rPr>
+              <w:t>환영 카드 전하기, 보호자에게 적응 모습 전하기</w:t>
+            </w:r>
+          </w:p>
+        </w:tc>
+        <w:tc>
+          <w:tcPr>
+            <w:tcW w:type="dxa" w:w="2880"/>
+          </w:tcPr>
+          <w:p>
+            <w:r>
+              <w:rPr>
+                <w:b w:val="0"/>
+              </w:rPr>
+              <w:t>계속 도울 점, 다음 달 돌봄 담당</w:t>
+            </w:r>
+          </w:p>
+        </w:tc>
+      </w:tr>
+    </w:tbl>
+    <w:p/>
+    <w:tbl>
+      <w:tblPr>
+        <w:tblStyle w:val="TableGrid"/>
+        <w:tblW w:type="auto" w:w="0"/>
+        <w:tblLook w:firstColumn="1" w:firstRow="1" w:lastColumn="0" w:lastRow="0" w:noHBand="0" w:noVBand="1" w:val="04A0"/>
+      </w:tblPr>
+      <w:tblGrid>
+        <w:gridCol w:w="1440"/>
+        <w:gridCol w:w="1440"/>
+        <w:gridCol w:w="1440"/>
+        <w:gridCol w:w="1440"/>
+        <w:gridCol w:w="1440"/>
+        <w:gridCol w:w="1440"/>
+      </w:tblGrid>
+      <w:tr>
+        <w:tc>
+          <w:tcPr>
+            <w:tcW w:type="dxa" w:w="1440"/>
+          </w:tcPr>
+          <w:p>
+            <w:r>
+              <w:rPr>
+                <w:b/>
+              </w:rPr>
+              <w:t>새친구 이름</w:t>
+            </w:r>
+          </w:p>
+        </w:tc>
+        <w:tc>
+          <w:tcPr>
+            <w:tcW w:type="dxa" w:w="1440"/>
+          </w:tcPr>
+          <w:p>
+            <w:r>
+              <w:rPr>
+                <w:b/>
+              </w:rPr>
+              <w:t>1주</w:t>
+            </w:r>
+          </w:p>
+        </w:tc>
+        <w:tc>
+          <w:tcPr>
+            <w:tcW w:type="dxa" w:w="1440"/>
+          </w:tcPr>
+          <w:p>
+            <w:r>
+              <w:rPr>
+                <w:b/>
+              </w:rPr>
+              <w:t>2주</w:t>
+            </w:r>
+          </w:p>
+        </w:tc>
+        <w:tc>
+          <w:tcPr>
+            <w:tcW w:type="dxa" w:w="1440"/>
+          </w:tcPr>
+          <w:p>
+            <w:r>
+              <w:rPr>
+                <w:b/>
+              </w:rPr>
+              <w:t>3주</w:t>
+            </w:r>
+          </w:p>
+        </w:tc>
+        <w:tc>
+          <w:tcPr>
+            <w:tcW w:type="dxa" w:w="1440"/>
+          </w:tcPr>
+          <w:p>
+            <w:r>
+              <w:rPr>
+                <w:b/>
+              </w:rPr>
+              <w:t>4주</w:t>
+            </w:r>
+          </w:p>
+        </w:tc>
+        <w:tc>
+          <w:tcPr>
+            <w:tcW w:type="dxa" w:w="1440"/>
+          </w:tcPr>
+          <w:p>
+            <w:r>
+              <w:rPr>
+                <w:b/>
+              </w:rPr>
+              <w:t>이후 도울 점</w:t>
+            </w:r>
+          </w:p>
+        </w:tc>
+      </w:tr>
+      <w:tr>
+        <w:tc>
+          <w:tcPr>
+            <w:tcW w:type="dxa" w:w="1440"/>
+          </w:tcPr>
+          <w:p>
+            <w:r>
+              <w:rPr>
+                <w:b w:val="0"/>
+              </w:rPr>
+              <w:t>________</w:t>
+            </w:r>
+          </w:p>
+        </w:tc>
+        <w:tc>
+          <w:tcPr>
+            <w:tcW w:type="dxa" w:w="1440"/>
+          </w:tcPr>
+          <w:p>
+            <w:r>
+              <w:rPr>
+                <w:b w:val="0"/>
+              </w:rPr>
+              <w:t>________</w:t>
+            </w:r>
+          </w:p>
+        </w:tc>
+        <w:tc>
+          <w:tcPr>
+            <w:tcW w:type="dxa" w:w="1440"/>
+          </w:tcPr>
+          <w:p>
+            <w:r>
+              <w:rPr>
+                <w:b w:val="0"/>
+              </w:rPr>
+              <w:t>________</w:t>
+            </w:r>
+          </w:p>
+        </w:tc>
+        <w:tc>
+          <w:tcPr>
+            <w:tcW w:type="dxa" w:w="1440"/>
+          </w:tcPr>
+          <w:p>
+            <w:r>
+              <w:rPr>
+                <w:b w:val="0"/>
+              </w:rPr>
+              <w:t>________</w:t>
+            </w:r>
+          </w:p>
+        </w:tc>
+        <w:tc>
+          <w:tcPr>
+            <w:tcW w:type="dxa" w:w="1440"/>
+          </w:tcPr>
+          <w:p>
+            <w:r>
+              <w:rPr>
+                <w:b w:val="0"/>
+              </w:rPr>
+              <w:t>________</w:t>
+            </w:r>
+          </w:p>
+        </w:tc>
+        <w:tc>
+          <w:tcPr>
+            <w:tcW w:type="dxa" w:w="1440"/>
           </w:tcPr>
           <w:p>
             <w:r>
@@ -121,33 +810,72 @@
       <w:tr>
         <w:tc>
           <w:tcPr>
-            <w:tcW w:type="dxa" w:w="2880"/>
-          </w:tcPr>
-          <w:p>
-            <w:r>
-              <w:rPr>
-                <w:b/>
-              </w:rPr>
-              <w:t>2주차</w:t>
-            </w:r>
-          </w:p>
-        </w:tc>
-        <w:tc>
-          <w:tcPr>
-            <w:tcW w:type="dxa" w:w="2880"/>
+            <w:tcW w:type="dxa" w:w="1440"/>
           </w:tcPr>
           <w:p>
             <w:r>
               <w:rPr>
                 <w:b w:val="0"/>
               </w:rPr>
-              <w:t>주중 안부 전화(학부모), 공과 시간 소그룹 소개, 교회 시설 안내</w:t>
+              <w:t>________</w:t>
             </w:r>
           </w:p>
         </w:tc>
         <w:tc>
           <w:tcPr>
-            <w:tcW w:type="dxa" w:w="2880"/>
+            <w:tcW w:type="dxa" w:w="1440"/>
+          </w:tcPr>
+          <w:p>
+            <w:r>
+              <w:rPr>
+                <w:b w:val="0"/>
+              </w:rPr>
+              <w:t>________</w:t>
+            </w:r>
+          </w:p>
+        </w:tc>
+        <w:tc>
+          <w:tcPr>
+            <w:tcW w:type="dxa" w:w="1440"/>
+          </w:tcPr>
+          <w:p>
+            <w:r>
+              <w:rPr>
+                <w:b w:val="0"/>
+              </w:rPr>
+              <w:t>________</w:t>
+            </w:r>
+          </w:p>
+        </w:tc>
+        <w:tc>
+          <w:tcPr>
+            <w:tcW w:type="dxa" w:w="1440"/>
+          </w:tcPr>
+          <w:p>
+            <w:r>
+              <w:rPr>
+                <w:b w:val="0"/>
+              </w:rPr>
+              <w:t>________</w:t>
+            </w:r>
+          </w:p>
+        </w:tc>
+        <w:tc>
+          <w:tcPr>
+            <w:tcW w:type="dxa" w:w="1440"/>
+          </w:tcPr>
+          <w:p>
+            <w:r>
+              <w:rPr>
+                <w:b w:val="0"/>
+              </w:rPr>
+              <w:t>________</w:t>
+            </w:r>
+          </w:p>
+        </w:tc>
+        <w:tc>
+          <w:tcPr>
+            <w:tcW w:type="dxa" w:w="1440"/>
           </w:tcPr>
           <w:p>
             <w:r>
@@ -162,33 +890,7 @@
       <w:tr>
         <w:tc>
           <w:tcPr>
-            <w:tcW w:type="dxa" w:w="2880"/>
-          </w:tcPr>
-          <w:p>
-            <w:r>
-              <w:rPr>
-                <w:b/>
-              </w:rPr>
-              <w:t>3주차</w:t>
-            </w:r>
-          </w:p>
-        </w:tc>
-        <w:tc>
-          <w:tcPr>
-            <w:tcW w:type="dxa" w:w="2880"/>
-          </w:tcPr>
-          <w:p>
-            <w:r>
-              <w:rPr>
-                <w:b w:val="0"/>
-              </w:rPr>
-              <w:t>기도 제목 파악, 담임목사/부장 장로님 면담, 반 친구들과 간식 나눔</w:t>
-            </w:r>
-          </w:p>
-        </w:tc>
-        <w:tc>
-          <w:tcPr>
-            <w:tcW w:type="dxa" w:w="2880"/>
+            <w:tcW w:type="dxa" w:w="1440"/>
           </w:tcPr>
           <w:p>
             <w:r>
@@ -199,37 +901,61 @@
             </w:r>
           </w:p>
         </w:tc>
-      </w:tr>
-      <w:tr>
         <w:tc>
           <w:tcPr>
-            <w:tcW w:type="dxa" w:w="2880"/>
-          </w:tcPr>
-          <w:p>
-            <w:r>
-              <w:rPr>
-                <w:b/>
-              </w:rPr>
-              <w:t>4주차</w:t>
-            </w:r>
-          </w:p>
-        </w:tc>
-        <w:tc>
-          <w:tcPr>
-            <w:tcW w:type="dxa" w:w="2880"/>
+            <w:tcW w:type="dxa" w:w="1440"/>
           </w:tcPr>
           <w:p>
             <w:r>
               <w:rPr>
                 <w:b w:val="0"/>
               </w:rPr>
-              <w:t>4주 정착 수료식, 정식 반 배정, 정착 선물 증정, 기념사진 촬영</w:t>
+              <w:t>________</w:t>
             </w:r>
           </w:p>
         </w:tc>
         <w:tc>
           <w:tcPr>
-            <w:tcW w:type="dxa" w:w="2880"/>
+            <w:tcW w:type="dxa" w:w="1440"/>
+          </w:tcPr>
+          <w:p>
+            <w:r>
+              <w:rPr>
+                <w:b w:val="0"/>
+              </w:rPr>
+              <w:t>________</w:t>
+            </w:r>
+          </w:p>
+        </w:tc>
+        <w:tc>
+          <w:tcPr>
+            <w:tcW w:type="dxa" w:w="1440"/>
+          </w:tcPr>
+          <w:p>
+            <w:r>
+              <w:rPr>
+                <w:b w:val="0"/>
+              </w:rPr>
+              <w:t>________</w:t>
+            </w:r>
+          </w:p>
+        </w:tc>
+        <w:tc>
+          <w:tcPr>
+            <w:tcW w:type="dxa" w:w="1440"/>
+          </w:tcPr>
+          <w:p>
+            <w:r>
+              <w:rPr>
+                <w:b w:val="0"/>
+              </w:rPr>
+              <w:t>________</w:t>
+            </w:r>
+          </w:p>
+        </w:tc>
+        <w:tc>
+          <w:tcPr>
+            <w:tcW w:type="dxa" w:w="1440"/>
           </w:tcPr>
           <w:p>
             <w:r>
@@ -251,92 +977,15 @@
         <w:rPr>
           <w:b w:val="0"/>
         </w:rPr>
-        <w:t>2. 새친구 정착 관리 기록부</w:t>
+        <w:t>월별 생일 명단</w:t>
       </w:r>
     </w:p>
     <w:p>
-      <w:pPr>
-        <w:pStyle w:val="ListBullet"/>
-      </w:pPr>
-      <w:r>
-        <w:rPr>
-          <w:b/>
-        </w:rPr>
-        <w:t>성명:</w:t>
-      </w:r>
       <w:r>
         <w:rPr>
           <w:b w:val="0"/>
         </w:rPr>
-        <w:t xml:space="preserve"> ________ (남 / 여)</w:t>
-      </w:r>
-    </w:p>
-    <w:p>
-      <w:pPr>
-        <w:pStyle w:val="ListBullet"/>
-      </w:pPr>
-      <w:r>
-        <w:rPr>
-          <w:b/>
-        </w:rPr>
-        <w:t>생년월일:</w:t>
-      </w:r>
-      <w:r>
-        <w:rPr>
-          <w:b w:val="0"/>
-        </w:rPr>
-        <w:t xml:space="preserve"> ________년 ____월 ____일</w:t>
-      </w:r>
-    </w:p>
-    <w:p>
-      <w:pPr>
-        <w:pStyle w:val="ListBullet"/>
-      </w:pPr>
-      <w:r>
-        <w:rPr>
-          <w:b/>
-        </w:rPr>
-        <w:t>학교/어린이집:</w:t>
-      </w:r>
-      <w:r>
-        <w:rPr>
-          <w:b w:val="0"/>
-        </w:rPr>
-        <w:t xml:space="preserve"> ________________</w:t>
-      </w:r>
-    </w:p>
-    <w:p>
-      <w:pPr>
-        <w:pStyle w:val="ListBullet"/>
-      </w:pPr>
-      <w:r>
-        <w:rPr>
-          <w:b/>
-        </w:rPr>
-        <w:t>보호자 성함:</w:t>
-      </w:r>
-      <w:r>
-        <w:rPr>
-          <w:b w:val="0"/>
-        </w:rPr>
-        <w:t xml:space="preserve"> ________ (연락처: ________-________-________)</w:t>
-      </w:r>
-    </w:p>
-    <w:p>
-      <w:pPr>
-        <w:pStyle w:val="ListBullet"/>
-      </w:pPr>
-      <w:r>
-        <w:rPr>
-          <w:b/>
-        </w:rPr>
-        <w:t>인도자:</w:t>
-      </w:r>
-      <w:r>
-        <w:rPr>
-          <w:b w:val="0"/>
-        </w:rPr>
-        <w:t xml:space="preserve"> ________</w:t>
+        <w:t>생일은 보호자에게 확인하고, 공개 축하 여부도 함께 확인합니다. 같은 달에 여러 명이면 줄을 추가합니다.</w:t>
       </w:r>
     </w:p>
     <w:tbl>
@@ -346,61 +995,89 @@
         <w:tblLook w:firstColumn="1" w:firstRow="1" w:lastColumn="0" w:lastRow="0" w:noHBand="0" w:noVBand="1" w:val="04A0"/>
       </w:tblPr>
       <w:tblGrid>
-        <w:gridCol w:w="2160"/>
-        <w:gridCol w:w="2160"/>
-        <w:gridCol w:w="2160"/>
-        <w:gridCol w:w="2160"/>
+        <w:gridCol w:w="1440"/>
+        <w:gridCol w:w="1440"/>
+        <w:gridCol w:w="1440"/>
+        <w:gridCol w:w="1440"/>
+        <w:gridCol w:w="1440"/>
+        <w:gridCol w:w="1440"/>
       </w:tblGrid>
       <w:tr>
         <w:tc>
           <w:tcPr>
-            <w:tcW w:type="dxa" w:w="2160"/>
+            <w:tcW w:type="dxa" w:w="1440"/>
           </w:tcPr>
           <w:p>
             <w:r>
               <w:rPr>
                 <w:b/>
               </w:rPr>
-              <w:t>정착 단계</w:t>
+              <w:t>월</w:t>
             </w:r>
           </w:p>
         </w:tc>
         <w:tc>
           <w:tcPr>
-            <w:tcW w:type="dxa" w:w="2160"/>
+            <w:tcW w:type="dxa" w:w="1440"/>
           </w:tcPr>
           <w:p>
             <w:r>
               <w:rPr>
                 <w:b/>
               </w:rPr>
-              <w:t>날짜</w:t>
+              <w:t>이름·부서</w:t>
             </w:r>
           </w:p>
         </w:tc>
         <w:tc>
           <w:tcPr>
-            <w:tcW w:type="dxa" w:w="2160"/>
+            <w:tcW w:type="dxa" w:w="1440"/>
           </w:tcPr>
           <w:p>
             <w:r>
               <w:rPr>
                 <w:b/>
               </w:rPr>
-              <w:t>활동 기록 및 특이사항</w:t>
+              <w:t>생일(월/일)</w:t>
             </w:r>
           </w:p>
         </w:tc>
         <w:tc>
           <w:tcPr>
-            <w:tcW w:type="dxa" w:w="2160"/>
+            <w:tcW w:type="dxa" w:w="1440"/>
           </w:tcPr>
           <w:p>
             <w:r>
               <w:rPr>
                 <w:b/>
               </w:rPr>
-              <w:t>확인</w:t>
+              <w:t>공개 축하 동의</w:t>
+            </w:r>
+          </w:p>
+        </w:tc>
+        <w:tc>
+          <w:tcPr>
+            <w:tcW w:type="dxa" w:w="1440"/>
+          </w:tcPr>
+          <w:p>
+            <w:r>
+              <w:rPr>
+                <w:b/>
+              </w:rPr>
+              <w:t>축하 예정일</w:t>
+            </w:r>
+          </w:p>
+        </w:tc>
+        <w:tc>
+          <w:tcPr>
+            <w:tcW w:type="dxa" w:w="1440"/>
+          </w:tcPr>
+          <w:p>
+            <w:r>
+              <w:rPr>
+                <w:b/>
+              </w:rPr>
+              <w:t>담당·완료</w:t>
             </w:r>
           </w:p>
         </w:tc>
@@ -408,53 +1085,79 @@
       <w:tr>
         <w:tc>
           <w:tcPr>
-            <w:tcW w:type="dxa" w:w="2160"/>
-          </w:tcPr>
-          <w:p>
-            <w:r>
-              <w:rPr>
-                <w:b/>
-              </w:rPr>
-              <w:t>1주차(방문)</w:t>
-            </w:r>
-          </w:p>
-        </w:tc>
-        <w:tc>
-          <w:tcPr>
-            <w:tcW w:type="dxa" w:w="2160"/>
+            <w:tcW w:type="dxa" w:w="1440"/>
           </w:tcPr>
           <w:p>
             <w:r>
               <w:rPr>
                 <w:b w:val="0"/>
               </w:rPr>
-              <w:t>____월 ____일</w:t>
+              <w:t>1월</w:t>
             </w:r>
           </w:p>
         </w:tc>
         <w:tc>
           <w:tcPr>
-            <w:tcW w:type="dxa" w:w="2160"/>
+            <w:tcW w:type="dxa" w:w="1440"/>
           </w:tcPr>
           <w:p>
             <w:r>
               <w:rPr>
                 <w:b w:val="0"/>
               </w:rPr>
-              <w:t>________________________________</w:t>
+              <w:t>________</w:t>
             </w:r>
           </w:p>
         </w:tc>
         <w:tc>
           <w:tcPr>
-            <w:tcW w:type="dxa" w:w="2160"/>
+            <w:tcW w:type="dxa" w:w="1440"/>
           </w:tcPr>
           <w:p>
             <w:r>
               <w:rPr>
                 <w:b w:val="0"/>
               </w:rPr>
-              <w:t>[ ]</w:t>
+              <w:t>________</w:t>
+            </w:r>
+          </w:p>
+        </w:tc>
+        <w:tc>
+          <w:tcPr>
+            <w:tcW w:type="dxa" w:w="1440"/>
+          </w:tcPr>
+          <w:p>
+            <w:r>
+              <w:rPr>
+                <w:b w:val="0"/>
+              </w:rPr>
+              <w:t>________</w:t>
+            </w:r>
+          </w:p>
+        </w:tc>
+        <w:tc>
+          <w:tcPr>
+            <w:tcW w:type="dxa" w:w="1440"/>
+          </w:tcPr>
+          <w:p>
+            <w:r>
+              <w:rPr>
+                <w:b w:val="0"/>
+              </w:rPr>
+              <w:t>________</w:t>
+            </w:r>
+          </w:p>
+        </w:tc>
+        <w:tc>
+          <w:tcPr>
+            <w:tcW w:type="dxa" w:w="1440"/>
+          </w:tcPr>
+          <w:p>
+            <w:r>
+              <w:rPr>
+                <w:b w:val="0"/>
+              </w:rPr>
+              <w:t>________</w:t>
             </w:r>
           </w:p>
         </w:tc>
@@ -462,53 +1165,79 @@
       <w:tr>
         <w:tc>
           <w:tcPr>
-            <w:tcW w:type="dxa" w:w="2160"/>
-          </w:tcPr>
-          <w:p>
-            <w:r>
-              <w:rPr>
-                <w:b/>
-              </w:rPr>
-              <w:t>2주차(심방)</w:t>
-            </w:r>
-          </w:p>
-        </w:tc>
-        <w:tc>
-          <w:tcPr>
-            <w:tcW w:type="dxa" w:w="2160"/>
+            <w:tcW w:type="dxa" w:w="1440"/>
           </w:tcPr>
           <w:p>
             <w:r>
               <w:rPr>
                 <w:b w:val="0"/>
               </w:rPr>
-              <w:t>____월 ____일</w:t>
+              <w:t>2월</w:t>
             </w:r>
           </w:p>
         </w:tc>
         <w:tc>
           <w:tcPr>
-            <w:tcW w:type="dxa" w:w="2160"/>
+            <w:tcW w:type="dxa" w:w="1440"/>
           </w:tcPr>
           <w:p>
             <w:r>
               <w:rPr>
                 <w:b w:val="0"/>
               </w:rPr>
-              <w:t>________________________________</w:t>
+              <w:t>________</w:t>
             </w:r>
           </w:p>
         </w:tc>
         <w:tc>
           <w:tcPr>
-            <w:tcW w:type="dxa" w:w="2160"/>
+            <w:tcW w:type="dxa" w:w="1440"/>
           </w:tcPr>
           <w:p>
             <w:r>
               <w:rPr>
                 <w:b w:val="0"/>
               </w:rPr>
-              <w:t>[ ]</w:t>
+              <w:t>________</w:t>
+            </w:r>
+          </w:p>
+        </w:tc>
+        <w:tc>
+          <w:tcPr>
+            <w:tcW w:type="dxa" w:w="1440"/>
+          </w:tcPr>
+          <w:p>
+            <w:r>
+              <w:rPr>
+                <w:b w:val="0"/>
+              </w:rPr>
+              <w:t>________</w:t>
+            </w:r>
+          </w:p>
+        </w:tc>
+        <w:tc>
+          <w:tcPr>
+            <w:tcW w:type="dxa" w:w="1440"/>
+          </w:tcPr>
+          <w:p>
+            <w:r>
+              <w:rPr>
+                <w:b w:val="0"/>
+              </w:rPr>
+              <w:t>________</w:t>
+            </w:r>
+          </w:p>
+        </w:tc>
+        <w:tc>
+          <w:tcPr>
+            <w:tcW w:type="dxa" w:w="1440"/>
+          </w:tcPr>
+          <w:p>
+            <w:r>
+              <w:rPr>
+                <w:b w:val="0"/>
+              </w:rPr>
+              <w:t>________</w:t>
             </w:r>
           </w:p>
         </w:tc>
@@ -516,53 +1245,79 @@
       <w:tr>
         <w:tc>
           <w:tcPr>
-            <w:tcW w:type="dxa" w:w="2160"/>
-          </w:tcPr>
-          <w:p>
-            <w:r>
-              <w:rPr>
-                <w:b/>
-              </w:rPr>
-              <w:t>3주차(적응)</w:t>
-            </w:r>
-          </w:p>
-        </w:tc>
-        <w:tc>
-          <w:tcPr>
-            <w:tcW w:type="dxa" w:w="2160"/>
+            <w:tcW w:type="dxa" w:w="1440"/>
           </w:tcPr>
           <w:p>
             <w:r>
               <w:rPr>
                 <w:b w:val="0"/>
               </w:rPr>
-              <w:t>____월 ____일</w:t>
+              <w:t>3월</w:t>
             </w:r>
           </w:p>
         </w:tc>
         <w:tc>
           <w:tcPr>
-            <w:tcW w:type="dxa" w:w="2160"/>
+            <w:tcW w:type="dxa" w:w="1440"/>
           </w:tcPr>
           <w:p>
             <w:r>
               <w:rPr>
                 <w:b w:val="0"/>
               </w:rPr>
-              <w:t>________________________________</w:t>
+              <w:t>________</w:t>
             </w:r>
           </w:p>
         </w:tc>
         <w:tc>
           <w:tcPr>
-            <w:tcW w:type="dxa" w:w="2160"/>
+            <w:tcW w:type="dxa" w:w="1440"/>
           </w:tcPr>
           <w:p>
             <w:r>
               <w:rPr>
                 <w:b w:val="0"/>
               </w:rPr>
-              <w:t>[ ]</w:t>
+              <w:t>________</w:t>
+            </w:r>
+          </w:p>
+        </w:tc>
+        <w:tc>
+          <w:tcPr>
+            <w:tcW w:type="dxa" w:w="1440"/>
+          </w:tcPr>
+          <w:p>
+            <w:r>
+              <w:rPr>
+                <w:b w:val="0"/>
+              </w:rPr>
+              <w:t>________</w:t>
+            </w:r>
+          </w:p>
+        </w:tc>
+        <w:tc>
+          <w:tcPr>
+            <w:tcW w:type="dxa" w:w="1440"/>
+          </w:tcPr>
+          <w:p>
+            <w:r>
+              <w:rPr>
+                <w:b w:val="0"/>
+              </w:rPr>
+              <w:t>________</w:t>
+            </w:r>
+          </w:p>
+        </w:tc>
+        <w:tc>
+          <w:tcPr>
+            <w:tcW w:type="dxa" w:w="1440"/>
+          </w:tcPr>
+          <w:p>
+            <w:r>
+              <w:rPr>
+                <w:b w:val="0"/>
+              </w:rPr>
+              <w:t>________</w:t>
             </w:r>
           </w:p>
         </w:tc>
@@ -570,53 +1325,719 @@
       <w:tr>
         <w:tc>
           <w:tcPr>
-            <w:tcW w:type="dxa" w:w="2160"/>
-          </w:tcPr>
-          <w:p>
-            <w:r>
-              <w:rPr>
-                <w:b/>
-              </w:rPr>
-              <w:t>4주차(등록)</w:t>
-            </w:r>
-          </w:p>
-        </w:tc>
-        <w:tc>
-          <w:tcPr>
-            <w:tcW w:type="dxa" w:w="2160"/>
+            <w:tcW w:type="dxa" w:w="1440"/>
           </w:tcPr>
           <w:p>
             <w:r>
               <w:rPr>
                 <w:b w:val="0"/>
               </w:rPr>
-              <w:t>____월 ____일</w:t>
+              <w:t>4월</w:t>
             </w:r>
           </w:p>
         </w:tc>
         <w:tc>
           <w:tcPr>
-            <w:tcW w:type="dxa" w:w="2160"/>
+            <w:tcW w:type="dxa" w:w="1440"/>
           </w:tcPr>
           <w:p>
             <w:r>
               <w:rPr>
                 <w:b w:val="0"/>
               </w:rPr>
-              <w:t>________________________________</w:t>
+              <w:t>________</w:t>
             </w:r>
           </w:p>
         </w:tc>
         <w:tc>
           <w:tcPr>
-            <w:tcW w:type="dxa" w:w="2160"/>
+            <w:tcW w:type="dxa" w:w="1440"/>
           </w:tcPr>
           <w:p>
             <w:r>
               <w:rPr>
                 <w:b w:val="0"/>
               </w:rPr>
-              <w:t>[ ]</w:t>
+              <w:t>________</w:t>
+            </w:r>
+          </w:p>
+        </w:tc>
+        <w:tc>
+          <w:tcPr>
+            <w:tcW w:type="dxa" w:w="1440"/>
+          </w:tcPr>
+          <w:p>
+            <w:r>
+              <w:rPr>
+                <w:b w:val="0"/>
+              </w:rPr>
+              <w:t>________</w:t>
+            </w:r>
+          </w:p>
+        </w:tc>
+        <w:tc>
+          <w:tcPr>
+            <w:tcW w:type="dxa" w:w="1440"/>
+          </w:tcPr>
+          <w:p>
+            <w:r>
+              <w:rPr>
+                <w:b w:val="0"/>
+              </w:rPr>
+              <w:t>________</w:t>
+            </w:r>
+          </w:p>
+        </w:tc>
+        <w:tc>
+          <w:tcPr>
+            <w:tcW w:type="dxa" w:w="1440"/>
+          </w:tcPr>
+          <w:p>
+            <w:r>
+              <w:rPr>
+                <w:b w:val="0"/>
+              </w:rPr>
+              <w:t>________</w:t>
+            </w:r>
+          </w:p>
+        </w:tc>
+      </w:tr>
+      <w:tr>
+        <w:tc>
+          <w:tcPr>
+            <w:tcW w:type="dxa" w:w="1440"/>
+          </w:tcPr>
+          <w:p>
+            <w:r>
+              <w:rPr>
+                <w:b w:val="0"/>
+              </w:rPr>
+              <w:t>5월</w:t>
+            </w:r>
+          </w:p>
+        </w:tc>
+        <w:tc>
+          <w:tcPr>
+            <w:tcW w:type="dxa" w:w="1440"/>
+          </w:tcPr>
+          <w:p>
+            <w:r>
+              <w:rPr>
+                <w:b w:val="0"/>
+              </w:rPr>
+              <w:t>________</w:t>
+            </w:r>
+          </w:p>
+        </w:tc>
+        <w:tc>
+          <w:tcPr>
+            <w:tcW w:type="dxa" w:w="1440"/>
+          </w:tcPr>
+          <w:p>
+            <w:r>
+              <w:rPr>
+                <w:b w:val="0"/>
+              </w:rPr>
+              <w:t>________</w:t>
+            </w:r>
+          </w:p>
+        </w:tc>
+        <w:tc>
+          <w:tcPr>
+            <w:tcW w:type="dxa" w:w="1440"/>
+          </w:tcPr>
+          <w:p>
+            <w:r>
+              <w:rPr>
+                <w:b w:val="0"/>
+              </w:rPr>
+              <w:t>________</w:t>
+            </w:r>
+          </w:p>
+        </w:tc>
+        <w:tc>
+          <w:tcPr>
+            <w:tcW w:type="dxa" w:w="1440"/>
+          </w:tcPr>
+          <w:p>
+            <w:r>
+              <w:rPr>
+                <w:b w:val="0"/>
+              </w:rPr>
+              <w:t>________</w:t>
+            </w:r>
+          </w:p>
+        </w:tc>
+        <w:tc>
+          <w:tcPr>
+            <w:tcW w:type="dxa" w:w="1440"/>
+          </w:tcPr>
+          <w:p>
+            <w:r>
+              <w:rPr>
+                <w:b w:val="0"/>
+              </w:rPr>
+              <w:t>________</w:t>
+            </w:r>
+          </w:p>
+        </w:tc>
+      </w:tr>
+      <w:tr>
+        <w:tc>
+          <w:tcPr>
+            <w:tcW w:type="dxa" w:w="1440"/>
+          </w:tcPr>
+          <w:p>
+            <w:r>
+              <w:rPr>
+                <w:b w:val="0"/>
+              </w:rPr>
+              <w:t>6월</w:t>
+            </w:r>
+          </w:p>
+        </w:tc>
+        <w:tc>
+          <w:tcPr>
+            <w:tcW w:type="dxa" w:w="1440"/>
+          </w:tcPr>
+          <w:p>
+            <w:r>
+              <w:rPr>
+                <w:b w:val="0"/>
+              </w:rPr>
+              <w:t>________</w:t>
+            </w:r>
+          </w:p>
+        </w:tc>
+        <w:tc>
+          <w:tcPr>
+            <w:tcW w:type="dxa" w:w="1440"/>
+          </w:tcPr>
+          <w:p>
+            <w:r>
+              <w:rPr>
+                <w:b w:val="0"/>
+              </w:rPr>
+              <w:t>________</w:t>
+            </w:r>
+          </w:p>
+        </w:tc>
+        <w:tc>
+          <w:tcPr>
+            <w:tcW w:type="dxa" w:w="1440"/>
+          </w:tcPr>
+          <w:p>
+            <w:r>
+              <w:rPr>
+                <w:b w:val="0"/>
+              </w:rPr>
+              <w:t>________</w:t>
+            </w:r>
+          </w:p>
+        </w:tc>
+        <w:tc>
+          <w:tcPr>
+            <w:tcW w:type="dxa" w:w="1440"/>
+          </w:tcPr>
+          <w:p>
+            <w:r>
+              <w:rPr>
+                <w:b w:val="0"/>
+              </w:rPr>
+              <w:t>________</w:t>
+            </w:r>
+          </w:p>
+        </w:tc>
+        <w:tc>
+          <w:tcPr>
+            <w:tcW w:type="dxa" w:w="1440"/>
+          </w:tcPr>
+          <w:p>
+            <w:r>
+              <w:rPr>
+                <w:b w:val="0"/>
+              </w:rPr>
+              <w:t>________</w:t>
+            </w:r>
+          </w:p>
+        </w:tc>
+      </w:tr>
+      <w:tr>
+        <w:tc>
+          <w:tcPr>
+            <w:tcW w:type="dxa" w:w="1440"/>
+          </w:tcPr>
+          <w:p>
+            <w:r>
+              <w:rPr>
+                <w:b w:val="0"/>
+              </w:rPr>
+              <w:t>7월</w:t>
+            </w:r>
+          </w:p>
+        </w:tc>
+        <w:tc>
+          <w:tcPr>
+            <w:tcW w:type="dxa" w:w="1440"/>
+          </w:tcPr>
+          <w:p>
+            <w:r>
+              <w:rPr>
+                <w:b w:val="0"/>
+              </w:rPr>
+              <w:t>________</w:t>
+            </w:r>
+          </w:p>
+        </w:tc>
+        <w:tc>
+          <w:tcPr>
+            <w:tcW w:type="dxa" w:w="1440"/>
+          </w:tcPr>
+          <w:p>
+            <w:r>
+              <w:rPr>
+                <w:b w:val="0"/>
+              </w:rPr>
+              <w:t>________</w:t>
+            </w:r>
+          </w:p>
+        </w:tc>
+        <w:tc>
+          <w:tcPr>
+            <w:tcW w:type="dxa" w:w="1440"/>
+          </w:tcPr>
+          <w:p>
+            <w:r>
+              <w:rPr>
+                <w:b w:val="0"/>
+              </w:rPr>
+              <w:t>________</w:t>
+            </w:r>
+          </w:p>
+        </w:tc>
+        <w:tc>
+          <w:tcPr>
+            <w:tcW w:type="dxa" w:w="1440"/>
+          </w:tcPr>
+          <w:p>
+            <w:r>
+              <w:rPr>
+                <w:b w:val="0"/>
+              </w:rPr>
+              <w:t>________</w:t>
+            </w:r>
+          </w:p>
+        </w:tc>
+        <w:tc>
+          <w:tcPr>
+            <w:tcW w:type="dxa" w:w="1440"/>
+          </w:tcPr>
+          <w:p>
+            <w:r>
+              <w:rPr>
+                <w:b w:val="0"/>
+              </w:rPr>
+              <w:t>________</w:t>
+            </w:r>
+          </w:p>
+        </w:tc>
+      </w:tr>
+      <w:tr>
+        <w:tc>
+          <w:tcPr>
+            <w:tcW w:type="dxa" w:w="1440"/>
+          </w:tcPr>
+          <w:p>
+            <w:r>
+              <w:rPr>
+                <w:b w:val="0"/>
+              </w:rPr>
+              <w:t>8월</w:t>
+            </w:r>
+          </w:p>
+        </w:tc>
+        <w:tc>
+          <w:tcPr>
+            <w:tcW w:type="dxa" w:w="1440"/>
+          </w:tcPr>
+          <w:p>
+            <w:r>
+              <w:rPr>
+                <w:b w:val="0"/>
+              </w:rPr>
+              <w:t>________</w:t>
+            </w:r>
+          </w:p>
+        </w:tc>
+        <w:tc>
+          <w:tcPr>
+            <w:tcW w:type="dxa" w:w="1440"/>
+          </w:tcPr>
+          <w:p>
+            <w:r>
+              <w:rPr>
+                <w:b w:val="0"/>
+              </w:rPr>
+              <w:t>________</w:t>
+            </w:r>
+          </w:p>
+        </w:tc>
+        <w:tc>
+          <w:tcPr>
+            <w:tcW w:type="dxa" w:w="1440"/>
+          </w:tcPr>
+          <w:p>
+            <w:r>
+              <w:rPr>
+                <w:b w:val="0"/>
+              </w:rPr>
+              <w:t>________</w:t>
+            </w:r>
+          </w:p>
+        </w:tc>
+        <w:tc>
+          <w:tcPr>
+            <w:tcW w:type="dxa" w:w="1440"/>
+          </w:tcPr>
+          <w:p>
+            <w:r>
+              <w:rPr>
+                <w:b w:val="0"/>
+              </w:rPr>
+              <w:t>________</w:t>
+            </w:r>
+          </w:p>
+        </w:tc>
+        <w:tc>
+          <w:tcPr>
+            <w:tcW w:type="dxa" w:w="1440"/>
+          </w:tcPr>
+          <w:p>
+            <w:r>
+              <w:rPr>
+                <w:b w:val="0"/>
+              </w:rPr>
+              <w:t>________</w:t>
+            </w:r>
+          </w:p>
+        </w:tc>
+      </w:tr>
+      <w:tr>
+        <w:tc>
+          <w:tcPr>
+            <w:tcW w:type="dxa" w:w="1440"/>
+          </w:tcPr>
+          <w:p>
+            <w:r>
+              <w:rPr>
+                <w:b w:val="0"/>
+              </w:rPr>
+              <w:t>9월</w:t>
+            </w:r>
+          </w:p>
+        </w:tc>
+        <w:tc>
+          <w:tcPr>
+            <w:tcW w:type="dxa" w:w="1440"/>
+          </w:tcPr>
+          <w:p>
+            <w:r>
+              <w:rPr>
+                <w:b w:val="0"/>
+              </w:rPr>
+              <w:t>________</w:t>
+            </w:r>
+          </w:p>
+        </w:tc>
+        <w:tc>
+          <w:tcPr>
+            <w:tcW w:type="dxa" w:w="1440"/>
+          </w:tcPr>
+          <w:p>
+            <w:r>
+              <w:rPr>
+                <w:b w:val="0"/>
+              </w:rPr>
+              <w:t>________</w:t>
+            </w:r>
+          </w:p>
+        </w:tc>
+        <w:tc>
+          <w:tcPr>
+            <w:tcW w:type="dxa" w:w="1440"/>
+          </w:tcPr>
+          <w:p>
+            <w:r>
+              <w:rPr>
+                <w:b w:val="0"/>
+              </w:rPr>
+              <w:t>________</w:t>
+            </w:r>
+          </w:p>
+        </w:tc>
+        <w:tc>
+          <w:tcPr>
+            <w:tcW w:type="dxa" w:w="1440"/>
+          </w:tcPr>
+          <w:p>
+            <w:r>
+              <w:rPr>
+                <w:b w:val="0"/>
+              </w:rPr>
+              <w:t>________</w:t>
+            </w:r>
+          </w:p>
+        </w:tc>
+        <w:tc>
+          <w:tcPr>
+            <w:tcW w:type="dxa" w:w="1440"/>
+          </w:tcPr>
+          <w:p>
+            <w:r>
+              <w:rPr>
+                <w:b w:val="0"/>
+              </w:rPr>
+              <w:t>________</w:t>
+            </w:r>
+          </w:p>
+        </w:tc>
+      </w:tr>
+      <w:tr>
+        <w:tc>
+          <w:tcPr>
+            <w:tcW w:type="dxa" w:w="1440"/>
+          </w:tcPr>
+          <w:p>
+            <w:r>
+              <w:rPr>
+                <w:b w:val="0"/>
+              </w:rPr>
+              <w:t>10월</w:t>
+            </w:r>
+          </w:p>
+        </w:tc>
+        <w:tc>
+          <w:tcPr>
+            <w:tcW w:type="dxa" w:w="1440"/>
+          </w:tcPr>
+          <w:p>
+            <w:r>
+              <w:rPr>
+                <w:b w:val="0"/>
+              </w:rPr>
+              <w:t>________</w:t>
+            </w:r>
+          </w:p>
+        </w:tc>
+        <w:tc>
+          <w:tcPr>
+            <w:tcW w:type="dxa" w:w="1440"/>
+          </w:tcPr>
+          <w:p>
+            <w:r>
+              <w:rPr>
+                <w:b w:val="0"/>
+              </w:rPr>
+              <w:t>________</w:t>
+            </w:r>
+          </w:p>
+        </w:tc>
+        <w:tc>
+          <w:tcPr>
+            <w:tcW w:type="dxa" w:w="1440"/>
+          </w:tcPr>
+          <w:p>
+            <w:r>
+              <w:rPr>
+                <w:b w:val="0"/>
+              </w:rPr>
+              <w:t>________</w:t>
+            </w:r>
+          </w:p>
+        </w:tc>
+        <w:tc>
+          <w:tcPr>
+            <w:tcW w:type="dxa" w:w="1440"/>
+          </w:tcPr>
+          <w:p>
+            <w:r>
+              <w:rPr>
+                <w:b w:val="0"/>
+              </w:rPr>
+              <w:t>________</w:t>
+            </w:r>
+          </w:p>
+        </w:tc>
+        <w:tc>
+          <w:tcPr>
+            <w:tcW w:type="dxa" w:w="1440"/>
+          </w:tcPr>
+          <w:p>
+            <w:r>
+              <w:rPr>
+                <w:b w:val="0"/>
+              </w:rPr>
+              <w:t>________</w:t>
+            </w:r>
+          </w:p>
+        </w:tc>
+      </w:tr>
+      <w:tr>
+        <w:tc>
+          <w:tcPr>
+            <w:tcW w:type="dxa" w:w="1440"/>
+          </w:tcPr>
+          <w:p>
+            <w:r>
+              <w:rPr>
+                <w:b w:val="0"/>
+              </w:rPr>
+              <w:t>11월</w:t>
+            </w:r>
+          </w:p>
+        </w:tc>
+        <w:tc>
+          <w:tcPr>
+            <w:tcW w:type="dxa" w:w="1440"/>
+          </w:tcPr>
+          <w:p>
+            <w:r>
+              <w:rPr>
+                <w:b w:val="0"/>
+              </w:rPr>
+              <w:t>________</w:t>
+            </w:r>
+          </w:p>
+        </w:tc>
+        <w:tc>
+          <w:tcPr>
+            <w:tcW w:type="dxa" w:w="1440"/>
+          </w:tcPr>
+          <w:p>
+            <w:r>
+              <w:rPr>
+                <w:b w:val="0"/>
+              </w:rPr>
+              <w:t>________</w:t>
+            </w:r>
+          </w:p>
+        </w:tc>
+        <w:tc>
+          <w:tcPr>
+            <w:tcW w:type="dxa" w:w="1440"/>
+          </w:tcPr>
+          <w:p>
+            <w:r>
+              <w:rPr>
+                <w:b w:val="0"/>
+              </w:rPr>
+              <w:t>________</w:t>
+            </w:r>
+          </w:p>
+        </w:tc>
+        <w:tc>
+          <w:tcPr>
+            <w:tcW w:type="dxa" w:w="1440"/>
+          </w:tcPr>
+          <w:p>
+            <w:r>
+              <w:rPr>
+                <w:b w:val="0"/>
+              </w:rPr>
+              <w:t>________</w:t>
+            </w:r>
+          </w:p>
+        </w:tc>
+        <w:tc>
+          <w:tcPr>
+            <w:tcW w:type="dxa" w:w="1440"/>
+          </w:tcPr>
+          <w:p>
+            <w:r>
+              <w:rPr>
+                <w:b w:val="0"/>
+              </w:rPr>
+              <w:t>________</w:t>
+            </w:r>
+          </w:p>
+        </w:tc>
+      </w:tr>
+      <w:tr>
+        <w:tc>
+          <w:tcPr>
+            <w:tcW w:type="dxa" w:w="1440"/>
+          </w:tcPr>
+          <w:p>
+            <w:r>
+              <w:rPr>
+                <w:b w:val="0"/>
+              </w:rPr>
+              <w:t>12월</w:t>
+            </w:r>
+          </w:p>
+        </w:tc>
+        <w:tc>
+          <w:tcPr>
+            <w:tcW w:type="dxa" w:w="1440"/>
+          </w:tcPr>
+          <w:p>
+            <w:r>
+              <w:rPr>
+                <w:b w:val="0"/>
+              </w:rPr>
+              <w:t>________</w:t>
+            </w:r>
+          </w:p>
+        </w:tc>
+        <w:tc>
+          <w:tcPr>
+            <w:tcW w:type="dxa" w:w="1440"/>
+          </w:tcPr>
+          <w:p>
+            <w:r>
+              <w:rPr>
+                <w:b w:val="0"/>
+              </w:rPr>
+              <w:t>________</w:t>
+            </w:r>
+          </w:p>
+        </w:tc>
+        <w:tc>
+          <w:tcPr>
+            <w:tcW w:type="dxa" w:w="1440"/>
+          </w:tcPr>
+          <w:p>
+            <w:r>
+              <w:rPr>
+                <w:b w:val="0"/>
+              </w:rPr>
+              <w:t>________</w:t>
+            </w:r>
+          </w:p>
+        </w:tc>
+        <w:tc>
+          <w:tcPr>
+            <w:tcW w:type="dxa" w:w="1440"/>
+          </w:tcPr>
+          <w:p>
+            <w:r>
+              <w:rPr>
+                <w:b w:val="0"/>
+              </w:rPr>
+              <w:t>________</w:t>
+            </w:r>
+          </w:p>
+        </w:tc>
+        <w:tc>
+          <w:tcPr>
+            <w:tcW w:type="dxa" w:w="1440"/>
+          </w:tcPr>
+          <w:p>
+            <w:r>
+              <w:rPr>
+                <w:b w:val="0"/>
+              </w:rPr>
+              <w:t>________</w:t>
             </w:r>
           </w:p>
         </w:tc>
@@ -631,21 +2052,338 @@
         <w:rPr>
           <w:b w:val="0"/>
         </w:rPr>
-        <w:t>3. 월별 생일 관리 명단</w:t>
+        <w:t>축하 카드 문구 예시</w:t>
       </w:r>
     </w:p>
+    <w:tbl>
+      <w:tblPr>
+        <w:tblStyle w:val="TableGrid"/>
+        <w:tblW w:type="auto" w:w="0"/>
+        <w:tblLook w:firstColumn="1" w:firstRow="1" w:lastColumn="0" w:lastRow="0" w:noHBand="0" w:noVBand="1" w:val="04A0"/>
+      </w:tblPr>
+      <w:tblGrid>
+        <w:gridCol w:w="4320"/>
+        <w:gridCol w:w="4320"/>
+      </w:tblGrid>
+      <w:tr>
+        <w:tc>
+          <w:tcPr>
+            <w:tcW w:type="dxa" w:w="4320"/>
+          </w:tcPr>
+          <w:p>
+            <w:r>
+              <w:rPr>
+                <w:b/>
+              </w:rPr>
+              <w:t>번호</w:t>
+            </w:r>
+          </w:p>
+        </w:tc>
+        <w:tc>
+          <w:tcPr>
+            <w:tcW w:type="dxa" w:w="4320"/>
+          </w:tcPr>
+          <w:p>
+            <w:r>
+              <w:rPr>
+                <w:b/>
+              </w:rPr>
+              <w:t>문구</w:t>
+            </w:r>
+          </w:p>
+        </w:tc>
+      </w:tr>
+      <w:tr>
+        <w:tc>
+          <w:tcPr>
+            <w:tcW w:type="dxa" w:w="4320"/>
+          </w:tcPr>
+          <w:p>
+            <w:r>
+              <w:rPr>
+                <w:b w:val="0"/>
+              </w:rPr>
+              <w:t>1</w:t>
+            </w:r>
+          </w:p>
+        </w:tc>
+        <w:tc>
+          <w:tcPr>
+            <w:tcW w:type="dxa" w:w="4320"/>
+          </w:tcPr>
+          <w:p>
+            <w:r>
+              <w:rPr>
+                <w:b w:val="0"/>
+              </w:rPr>
+              <w:t>________야, 생일 축하해! 하나님 사랑 안에서 즐겁게 자라렴.</w:t>
+            </w:r>
+          </w:p>
+        </w:tc>
+      </w:tr>
+      <w:tr>
+        <w:tc>
+          <w:tcPr>
+            <w:tcW w:type="dxa" w:w="4320"/>
+          </w:tcPr>
+          <w:p>
+            <w:r>
+              <w:rPr>
+                <w:b w:val="0"/>
+              </w:rPr>
+              <w:t>2</w:t>
+            </w:r>
+          </w:p>
+        </w:tc>
+        <w:tc>
+          <w:tcPr>
+            <w:tcW w:type="dxa" w:w="4320"/>
+          </w:tcPr>
+          <w:p>
+            <w:r>
+              <w:rPr>
+                <w:b w:val="0"/>
+              </w:rPr>
+              <w:t>________야, 태어나 줘서 고마워. 함께 생일을 축하해서 기뻐!</w:t>
+            </w:r>
+          </w:p>
+        </w:tc>
+      </w:tr>
+      <w:tr>
+        <w:tc>
+          <w:tcPr>
+            <w:tcW w:type="dxa" w:w="4320"/>
+          </w:tcPr>
+          <w:p>
+            <w:r>
+              <w:rPr>
+                <w:b w:val="0"/>
+              </w:rPr>
+              <w:t>3</w:t>
+            </w:r>
+          </w:p>
+        </w:tc>
+        <w:tc>
+          <w:tcPr>
+            <w:tcW w:type="dxa" w:w="4320"/>
+          </w:tcPr>
+          <w:p>
+            <w:r>
+              <w:rPr>
+                <w:b w:val="0"/>
+              </w:rPr>
+              <w:t>소중한 ________야, 오늘 많이 웃고 행복한 하루 보내!</w:t>
+            </w:r>
+          </w:p>
+        </w:tc>
+      </w:tr>
+      <w:tr>
+        <w:tc>
+          <w:tcPr>
+            <w:tcW w:type="dxa" w:w="4320"/>
+          </w:tcPr>
+          <w:p>
+            <w:r>
+              <w:rPr>
+                <w:b w:val="0"/>
+              </w:rPr>
+              <w:t>4</w:t>
+            </w:r>
+          </w:p>
+        </w:tc>
+        <w:tc>
+          <w:tcPr>
+            <w:tcW w:type="dxa" w:w="4320"/>
+          </w:tcPr>
+          <w:p>
+            <w:r>
+              <w:rPr>
+                <w:b w:val="0"/>
+              </w:rPr>
+              <w:t>________야, 너와 함께 예배드릴 수 있어서 참 기뻐. 생일 축하해!</w:t>
+            </w:r>
+          </w:p>
+        </w:tc>
+      </w:tr>
+      <w:tr>
+        <w:tc>
+          <w:tcPr>
+            <w:tcW w:type="dxa" w:w="4320"/>
+          </w:tcPr>
+          <w:p>
+            <w:r>
+              <w:rPr>
+                <w:b w:val="0"/>
+              </w:rPr>
+              <w:t>5</w:t>
+            </w:r>
+          </w:p>
+        </w:tc>
+        <w:tc>
+          <w:tcPr>
+            <w:tcW w:type="dxa" w:w="4320"/>
+          </w:tcPr>
+          <w:p>
+            <w:r>
+              <w:rPr>
+                <w:b w:val="0"/>
+              </w:rPr>
+              <w:t>________야, 하나님께서 주신 너의 하루하루를 축복해!</w:t>
+            </w:r>
+          </w:p>
+        </w:tc>
+      </w:tr>
+      <w:tr>
+        <w:tc>
+          <w:tcPr>
+            <w:tcW w:type="dxa" w:w="4320"/>
+          </w:tcPr>
+          <w:p>
+            <w:r>
+              <w:rPr>
+                <w:b w:val="0"/>
+              </w:rPr>
+              <w:t>6</w:t>
+            </w:r>
+          </w:p>
+        </w:tc>
+        <w:tc>
+          <w:tcPr>
+            <w:tcW w:type="dxa" w:w="4320"/>
+          </w:tcPr>
+          <w:p>
+            <w:r>
+              <w:rPr>
+                <w:b w:val="0"/>
+              </w:rPr>
+              <w:t>사랑하는 ________야, 몸도 마음도 건강하게 자라길 기도해.</w:t>
+            </w:r>
+          </w:p>
+        </w:tc>
+      </w:tr>
+      <w:tr>
+        <w:tc>
+          <w:tcPr>
+            <w:tcW w:type="dxa" w:w="4320"/>
+          </w:tcPr>
+          <w:p>
+            <w:r>
+              <w:rPr>
+                <w:b w:val="0"/>
+              </w:rPr>
+              <w:t>7</w:t>
+            </w:r>
+          </w:p>
+        </w:tc>
+        <w:tc>
+          <w:tcPr>
+            <w:tcW w:type="dxa" w:w="4320"/>
+          </w:tcPr>
+          <w:p>
+            <w:r>
+              <w:rPr>
+                <w:b w:val="0"/>
+              </w:rPr>
+              <w:t>________야, 기쁠 때도 속상할 때도 함께 기도할게. 생일 축하해!</w:t>
+            </w:r>
+          </w:p>
+        </w:tc>
+      </w:tr>
+      <w:tr>
+        <w:tc>
+          <w:tcPr>
+            <w:tcW w:type="dxa" w:w="4320"/>
+          </w:tcPr>
+          <w:p>
+            <w:r>
+              <w:rPr>
+                <w:b w:val="0"/>
+              </w:rPr>
+              <w:t>8</w:t>
+            </w:r>
+          </w:p>
+        </w:tc>
+        <w:tc>
+          <w:tcPr>
+            <w:tcW w:type="dxa" w:w="4320"/>
+          </w:tcPr>
+          <w:p>
+            <w:r>
+              <w:rPr>
+                <w:b w:val="0"/>
+              </w:rPr>
+              <w:t>________야, 하나님이 주신 좋은 선물을 발견하는 한 해가 되렴.</w:t>
+            </w:r>
+          </w:p>
+        </w:tc>
+      </w:tr>
+      <w:tr>
+        <w:tc>
+          <w:tcPr>
+            <w:tcW w:type="dxa" w:w="4320"/>
+          </w:tcPr>
+          <w:p>
+            <w:r>
+              <w:rPr>
+                <w:b w:val="0"/>
+              </w:rPr>
+              <w:t>9</w:t>
+            </w:r>
+          </w:p>
+        </w:tc>
+        <w:tc>
+          <w:tcPr>
+            <w:tcW w:type="dxa" w:w="4320"/>
+          </w:tcPr>
+          <w:p>
+            <w:r>
+              <w:rPr>
+                <w:b w:val="0"/>
+              </w:rPr>
+              <w:t>________야, 친구들과 사랑을 나누며 자라는 너를 응원해!</w:t>
+            </w:r>
+          </w:p>
+        </w:tc>
+      </w:tr>
+      <w:tr>
+        <w:tc>
+          <w:tcPr>
+            <w:tcW w:type="dxa" w:w="4320"/>
+          </w:tcPr>
+          <w:p>
+            <w:r>
+              <w:rPr>
+                <w:b w:val="0"/>
+              </w:rPr>
+              <w:t>10</w:t>
+            </w:r>
+          </w:p>
+        </w:tc>
+        <w:tc>
+          <w:tcPr>
+            <w:tcW w:type="dxa" w:w="4320"/>
+          </w:tcPr>
+          <w:p>
+            <w:r>
+              <w:rPr>
+                <w:b w:val="0"/>
+              </w:rPr>
+              <w:t>________야, 새로 맞는 한 살도 예수님과 함께 걸어가렴. 생일 축하해!</w:t>
+            </w:r>
+          </w:p>
+        </w:tc>
+      </w:tr>
+    </w:tbl>
+    <w:p/>
     <w:p>
-      <w:r>
-        <w:rPr>
-          <w:b/>
-        </w:rPr>
-        <w:t>월간 목표:</w:t>
-      </w:r>
+      <w:pPr>
+        <w:pStyle w:val="Heading2"/>
+      </w:pPr>
       <w:r>
         <w:rPr>
           <w:b w:val="0"/>
         </w:rPr>
-        <w:t xml:space="preserve"> (확인 필요)월 생일자 총 ____명</w:t>
+        <w:t>보호자 연락 기록</w:t>
       </w:r>
     </w:p>
     <w:tbl>
@@ -685,7 +2423,7 @@
               <w:rPr>
                 <w:b/>
               </w:rPr>
-              <w:t>성명</w:t>
+              <w:t>어린이 이름</w:t>
             </w:r>
           </w:p>
         </w:tc>
@@ -698,7 +2436,7 @@
               <w:rPr>
                 <w:b/>
               </w:rPr>
-              <w:t>학년</w:t>
+              <w:t>연락 방법</w:t>
             </w:r>
           </w:p>
         </w:tc>
@@ -711,7 +2449,7 @@
               <w:rPr>
                 <w:b/>
               </w:rPr>
-              <w:t>연락처</w:t>
+              <w:t>연락 내용·보호자 요청</w:t>
             </w:r>
           </w:p>
         </w:tc>
@@ -724,7 +2462,7 @@
               <w:rPr>
                 <w:b/>
               </w:rPr>
-              <w:t>선물 준비</w:t>
+              <w:t>다음 할 일·예정일</w:t>
             </w:r>
           </w:p>
         </w:tc>
@@ -737,7 +2475,7 @@
               <w:rPr>
                 <w:b/>
               </w:rPr>
-              <w:t>파티 여부</w:t>
+              <w:t>담당</w:t>
             </w:r>
           </w:p>
         </w:tc>
@@ -752,7 +2490,7 @@
               <w:rPr>
                 <w:b w:val="0"/>
               </w:rPr>
-              <w:t>____</w:t>
+              <w:t>________</w:t>
             </w:r>
           </w:p>
         </w:tc>
@@ -778,61 +2516,7 @@
               <w:rPr>
                 <w:b w:val="0"/>
               </w:rPr>
-              <w:t>____</w:t>
-            </w:r>
-          </w:p>
-        </w:tc>
-        <w:tc>
-          <w:tcPr>
-            <w:tcW w:type="dxa" w:w="1440"/>
-          </w:tcPr>
-          <w:p>
-            <w:r>
-              <w:rPr>
-                <w:b w:val="0"/>
-              </w:rPr>
-              <w:t>________________</w:t>
-            </w:r>
-          </w:p>
-        </w:tc>
-        <w:tc>
-          <w:tcPr>
-            <w:tcW w:type="dxa" w:w="1440"/>
-          </w:tcPr>
-          <w:p>
-            <w:r>
-              <w:rPr>
-                <w:b w:val="0"/>
-              </w:rPr>
-              <w:t>[ ]</w:t>
-            </w:r>
-          </w:p>
-        </w:tc>
-        <w:tc>
-          <w:tcPr>
-            <w:tcW w:type="dxa" w:w="1440"/>
-          </w:tcPr>
-          <w:p>
-            <w:r>
-              <w:rPr>
-                <w:b w:val="0"/>
-              </w:rPr>
-              <w:t>[ ]</w:t>
-            </w:r>
-          </w:p>
-        </w:tc>
-      </w:tr>
-      <w:tr>
-        <w:tc>
-          <w:tcPr>
-            <w:tcW w:type="dxa" w:w="1440"/>
-          </w:tcPr>
-          <w:p>
-            <w:r>
-              <w:rPr>
-                <w:b w:val="0"/>
-              </w:rPr>
-              <w:t>____</w:t>
+              <w:t>________</w:t>
             </w:r>
           </w:p>
         </w:tc>
@@ -858,7 +2542,7 @@
               <w:rPr>
                 <w:b w:val="0"/>
               </w:rPr>
-              <w:t>____</w:t>
+              <w:t>________</w:t>
             </w:r>
           </w:p>
         </w:tc>
@@ -871,33 +2555,7 @@
               <w:rPr>
                 <w:b w:val="0"/>
               </w:rPr>
-              <w:t>________________</w:t>
-            </w:r>
-          </w:p>
-        </w:tc>
-        <w:tc>
-          <w:tcPr>
-            <w:tcW w:type="dxa" w:w="1440"/>
-          </w:tcPr>
-          <w:p>
-            <w:r>
-              <w:rPr>
-                <w:b w:val="0"/>
-              </w:rPr>
-              <w:t>[ ]</w:t>
-            </w:r>
-          </w:p>
-        </w:tc>
-        <w:tc>
-          <w:tcPr>
-            <w:tcW w:type="dxa" w:w="1440"/>
-          </w:tcPr>
-          <w:p>
-            <w:r>
-              <w:rPr>
-                <w:b w:val="0"/>
-              </w:rPr>
-              <w:t>[ ]</w:t>
+              <w:t>________</w:t>
             </w:r>
           </w:p>
         </w:tc>
@@ -912,7 +2570,7 @@
               <w:rPr>
                 <w:b w:val="0"/>
               </w:rPr>
-              <w:t>____</w:t>
+              <w:t>________</w:t>
             </w:r>
           </w:p>
         </w:tc>
@@ -938,61 +2596,7 @@
               <w:rPr>
                 <w:b w:val="0"/>
               </w:rPr>
-              <w:t>____</w:t>
-            </w:r>
-          </w:p>
-        </w:tc>
-        <w:tc>
-          <w:tcPr>
-            <w:tcW w:type="dxa" w:w="1440"/>
-          </w:tcPr>
-          <w:p>
-            <w:r>
-              <w:rPr>
-                <w:b w:val="0"/>
-              </w:rPr>
-              <w:t>________________</w:t>
-            </w:r>
-          </w:p>
-        </w:tc>
-        <w:tc>
-          <w:tcPr>
-            <w:tcW w:type="dxa" w:w="1440"/>
-          </w:tcPr>
-          <w:p>
-            <w:r>
-              <w:rPr>
-                <w:b w:val="0"/>
-              </w:rPr>
-              <w:t>[ ]</w:t>
-            </w:r>
-          </w:p>
-        </w:tc>
-        <w:tc>
-          <w:tcPr>
-            <w:tcW w:type="dxa" w:w="1440"/>
-          </w:tcPr>
-          <w:p>
-            <w:r>
-              <w:rPr>
-                <w:b w:val="0"/>
-              </w:rPr>
-              <w:t>[ ]</w:t>
-            </w:r>
-          </w:p>
-        </w:tc>
-      </w:tr>
-      <w:tr>
-        <w:tc>
-          <w:tcPr>
-            <w:tcW w:type="dxa" w:w="1440"/>
-          </w:tcPr>
-          <w:p>
-            <w:r>
-              <w:rPr>
-                <w:b w:val="0"/>
-              </w:rPr>
-              <w:t>____</w:t>
+              <w:t>________</w:t>
             </w:r>
           </w:p>
         </w:tc>
@@ -1018,7 +2622,7 @@
               <w:rPr>
                 <w:b w:val="0"/>
               </w:rPr>
-              <w:t>____</w:t>
+              <w:t>________</w:t>
             </w:r>
           </w:p>
         </w:tc>
@@ -1031,33 +2635,7 @@
               <w:rPr>
                 <w:b w:val="0"/>
               </w:rPr>
-              <w:t>________________</w:t>
-            </w:r>
-          </w:p>
-        </w:tc>
-        <w:tc>
-          <w:tcPr>
-            <w:tcW w:type="dxa" w:w="1440"/>
-          </w:tcPr>
-          <w:p>
-            <w:r>
-              <w:rPr>
-                <w:b w:val="0"/>
-              </w:rPr>
-              <w:t>[ ]</w:t>
-            </w:r>
-          </w:p>
-        </w:tc>
-        <w:tc>
-          <w:tcPr>
-            <w:tcW w:type="dxa" w:w="1440"/>
-          </w:tcPr>
-          <w:p>
-            <w:r>
-              <w:rPr>
-                <w:b w:val="0"/>
-              </w:rPr>
-              <w:t>[ ]</w:t>
+              <w:t>________</w:t>
             </w:r>
           </w:p>
         </w:tc>
@@ -1072,7 +2650,7 @@
               <w:rPr>
                 <w:b w:val="0"/>
               </w:rPr>
-              <w:t>____</w:t>
+              <w:t>________</w:t>
             </w:r>
           </w:p>
         </w:tc>
@@ -1098,61 +2676,7 @@
               <w:rPr>
                 <w:b w:val="0"/>
               </w:rPr>
-              <w:t>____</w:t>
-            </w:r>
-          </w:p>
-        </w:tc>
-        <w:tc>
-          <w:tcPr>
-            <w:tcW w:type="dxa" w:w="1440"/>
-          </w:tcPr>
-          <w:p>
-            <w:r>
-              <w:rPr>
-                <w:b w:val="0"/>
-              </w:rPr>
-              <w:t>________________</w:t>
-            </w:r>
-          </w:p>
-        </w:tc>
-        <w:tc>
-          <w:tcPr>
-            <w:tcW w:type="dxa" w:w="1440"/>
-          </w:tcPr>
-          <w:p>
-            <w:r>
-              <w:rPr>
-                <w:b w:val="0"/>
-              </w:rPr>
-              <w:t>[ ]</w:t>
-            </w:r>
-          </w:p>
-        </w:tc>
-        <w:tc>
-          <w:tcPr>
-            <w:tcW w:type="dxa" w:w="1440"/>
-          </w:tcPr>
-          <w:p>
-            <w:r>
-              <w:rPr>
-                <w:b w:val="0"/>
-              </w:rPr>
-              <w:t>[ ]</w:t>
-            </w:r>
-          </w:p>
-        </w:tc>
-      </w:tr>
-      <w:tr>
-        <w:tc>
-          <w:tcPr>
-            <w:tcW w:type="dxa" w:w="1440"/>
-          </w:tcPr>
-          <w:p>
-            <w:r>
-              <w:rPr>
-                <w:b w:val="0"/>
-              </w:rPr>
-              <w:t>____</w:t>
+              <w:t>________</w:t>
             </w:r>
           </w:p>
         </w:tc>
@@ -1178,380 +2702,13 @@
               <w:rPr>
                 <w:b w:val="0"/>
               </w:rPr>
-              <w:t>____</w:t>
+              <w:t>________</w:t>
             </w:r>
           </w:p>
         </w:tc>
         <w:tc>
           <w:tcPr>
             <w:tcW w:type="dxa" w:w="1440"/>
-          </w:tcPr>
-          <w:p>
-            <w:r>
-              <w:rPr>
-                <w:b w:val="0"/>
-              </w:rPr>
-              <w:t>________________</w:t>
-            </w:r>
-          </w:p>
-        </w:tc>
-        <w:tc>
-          <w:tcPr>
-            <w:tcW w:type="dxa" w:w="1440"/>
-          </w:tcPr>
-          <w:p>
-            <w:r>
-              <w:rPr>
-                <w:b w:val="0"/>
-              </w:rPr>
-              <w:t>[ ]</w:t>
-            </w:r>
-          </w:p>
-        </w:tc>
-        <w:tc>
-          <w:tcPr>
-            <w:tcW w:type="dxa" w:w="1440"/>
-          </w:tcPr>
-          <w:p>
-            <w:r>
-              <w:rPr>
-                <w:b w:val="0"/>
-              </w:rPr>
-              <w:t>[ ]</w:t>
-            </w:r>
-          </w:p>
-        </w:tc>
-      </w:tr>
-    </w:tbl>
-    <w:p/>
-    <w:p>
-      <w:pPr>
-        <w:pStyle w:val="Heading2"/>
-      </w:pPr>
-      <w:r>
-        <w:rPr>
-          <w:b w:val="0"/>
-        </w:rPr>
-        <w:t>4. 생일 축하 카드 메시지 예시 (10선)</w:t>
-      </w:r>
-    </w:p>
-    <w:p>
-      <w:pPr>
-        <w:pStyle w:val="ListNumber"/>
-      </w:pPr>
-      <w:r>
-        <w:rPr>
-          <w:b/>
-        </w:rPr>
-        <w:t>[축복형]</w:t>
-      </w:r>
-      <w:r>
-        <w:rPr>
-          <w:b w:val="0"/>
-        </w:rPr>
-        <w:t xml:space="preserve"> 하나님의 소중한 보물 (이름)아, 생일 축하해! 하나님께서 너를 세상에 보내신 오늘이 정말 기쁘단다. (시편 139:14)</w:t>
-      </w:r>
-    </w:p>
-    <w:p>
-      <w:pPr>
-        <w:pStyle w:val="ListNumber"/>
-      </w:pPr>
-      <w:r>
-        <w:rPr>
-          <w:b/>
-        </w:rPr>
-        <w:t>[성장형]</w:t>
-      </w:r>
-      <w:r>
-        <w:rPr>
-          <w:b w:val="0"/>
-        </w:rPr>
-        <w:t xml:space="preserve"> 예수님을 닮아 지혜와 키가 쑥쑥 자라나는 (이름)이가 되길 기도해. 사랑한다! (누가복음 2:52)</w:t>
-      </w:r>
-    </w:p>
-    <w:p>
-      <w:pPr>
-        <w:pStyle w:val="ListNumber"/>
-      </w:pPr>
-      <w:r>
-        <w:rPr>
-          <w:b/>
-        </w:rPr>
-        <w:t>[사명형]</w:t>
-      </w:r>
-      <w:r>
-        <w:rPr>
-          <w:b w:val="0"/>
-        </w:rPr>
-        <w:t xml:space="preserve"> 세상의 빛으로 온 (이름)아, 너의 밝은 미소가 주변을 행복하게 만든단다. 생일 축하해! (마태복음 5:14)</w:t>
-      </w:r>
-    </w:p>
-    <w:p>
-      <w:pPr>
-        <w:pStyle w:val="ListNumber"/>
-      </w:pPr>
-      <w:r>
-        <w:rPr>
-          <w:b/>
-        </w:rPr>
-        <w:t>[사랑형]</w:t>
-      </w:r>
-      <w:r>
-        <w:rPr>
-          <w:b w:val="0"/>
-        </w:rPr>
-        <w:t xml:space="preserve"> 너는 하나님의 사랑을 받기 위해 태어난 사람이야. (교회명) 유치부(아동부)에 와줘서 고마워. (요한1서 4:19)</w:t>
-      </w:r>
-    </w:p>
-    <w:p>
-      <w:pPr>
-        <w:pStyle w:val="ListNumber"/>
-      </w:pPr>
-      <w:r>
-        <w:rPr>
-          <w:b/>
-        </w:rPr>
-        <w:t>[비전형]</w:t>
-      </w:r>
-      <w:r>
-        <w:rPr>
-          <w:b w:val="0"/>
-        </w:rPr>
-        <w:t xml:space="preserve"> (이름)이를 향한 하나님의 놀라운 계획이 기대돼. 언제나 하나님과 동행하는 어린이가 되렴! (예레미야 29:11)</w:t>
-      </w:r>
-    </w:p>
-    <w:p>
-      <w:pPr>
-        <w:pStyle w:val="ListNumber"/>
-      </w:pPr>
-      <w:r>
-        <w:rPr>
-          <w:b/>
-        </w:rPr>
-        <w:t>[유치부 맞춤]</w:t>
-      </w:r>
-      <w:r>
-        <w:rPr>
-          <w:b w:val="0"/>
-        </w:rPr>
-        <w:t xml:space="preserve"> 귀염둥이 (이름)아, 하나님이 (이름)이를 만드시고 "보시기에 참 좋았더라"고 말씀하셨어! (창세기 1:31)</w:t>
-      </w:r>
-    </w:p>
-    <w:p>
-      <w:pPr>
-        <w:pStyle w:val="ListNumber"/>
-      </w:pPr>
-      <w:r>
-        <w:rPr>
-          <w:b/>
-        </w:rPr>
-        <w:t>[아동부 맞춤]</w:t>
-      </w:r>
-      <w:r>
-        <w:rPr>
-          <w:b w:val="0"/>
-        </w:rPr>
-        <w:t xml:space="preserve"> (이름)아, 힘들 때나 기쁠 때나 항상 너를 지켜주시는 하나님을 기억해. 생일 축하한다! (민수기 6:24-26)</w:t>
-      </w:r>
-    </w:p>
-    <w:p>
-      <w:pPr>
-        <w:pStyle w:val="ListNumber"/>
-      </w:pPr>
-      <w:r>
-        <w:rPr>
-          <w:b/>
-        </w:rPr>
-        <w:t>[감사형]</w:t>
-      </w:r>
-      <w:r>
-        <w:rPr>
-          <w:b w:val="0"/>
-        </w:rPr>
-        <w:t xml:space="preserve"> 우리 교회에 (이름)이가 있어서 얼마나 행복한지 몰라. 하나님께 감사드리는 특별한 하루 보내렴. (데살로니가전서 5:18)</w:t>
-      </w:r>
-    </w:p>
-    <w:p>
-      <w:pPr>
-        <w:pStyle w:val="ListNumber"/>
-      </w:pPr>
-      <w:r>
-        <w:rPr>
-          <w:b/>
-        </w:rPr>
-        <w:t>[용기형]</w:t>
-      </w:r>
-      <w:r>
-        <w:rPr>
-          <w:b w:val="0"/>
-        </w:rPr>
-        <w:t xml:space="preserve"> 하나님이 주시는 용기로 날마다 승리하는 (이름)이가 되길 축복해. 생일 축하해! (여호수아 1:9)</w:t>
-      </w:r>
-    </w:p>
-    <w:p>
-      <w:pPr>
-        <w:pStyle w:val="ListNumber"/>
-      </w:pPr>
-      <w:r>
-        <w:rPr>
-          <w:b/>
-        </w:rPr>
-        <w:t>[평강형]</w:t>
-      </w:r>
-      <w:r>
-        <w:rPr>
-          <w:b w:val="0"/>
-        </w:rPr>
-        <w:t xml:space="preserve"> 하나님의 평안이 (이름)이의 마음과 생각 속에 가득하길 기도해. 사랑하고 축복한다! (빌립보서 4:7)</w:t>
-      </w:r>
-    </w:p>
-    <w:p>
-      <w:pPr>
-        <w:pStyle w:val="Heading2"/>
-      </w:pPr>
-      <w:r>
-        <w:rPr>
-          <w:b w:val="0"/>
-        </w:rPr>
-        <w:t>5. 학부모 소통 및 심방 기록지</w:t>
-      </w:r>
-    </w:p>
-    <w:tbl>
-      <w:tblPr>
-        <w:tblStyle w:val="TableGrid"/>
-        <w:tblW w:type="auto" w:w="0"/>
-        <w:tblLook w:firstColumn="1" w:firstRow="1" w:lastColumn="0" w:lastRow="0" w:noHBand="0" w:noVBand="1" w:val="04A0"/>
-      </w:tblPr>
-      <w:tblGrid>
-        <w:gridCol w:w="1728"/>
-        <w:gridCol w:w="1728"/>
-        <w:gridCol w:w="1728"/>
-        <w:gridCol w:w="1728"/>
-        <w:gridCol w:w="1728"/>
-      </w:tblGrid>
-      <w:tr>
-        <w:tc>
-          <w:tcPr>
-            <w:tcW w:type="dxa" w:w="1728"/>
-          </w:tcPr>
-          <w:p>
-            <w:r>
-              <w:rPr>
-                <w:b/>
-              </w:rPr>
-              <w:t>날짜</w:t>
-            </w:r>
-          </w:p>
-        </w:tc>
-        <w:tc>
-          <w:tcPr>
-            <w:tcW w:type="dxa" w:w="1728"/>
-          </w:tcPr>
-          <w:p>
-            <w:r>
-              <w:rPr>
-                <w:b/>
-              </w:rPr>
-              <w:t>대상자</w:t>
-            </w:r>
-          </w:p>
-        </w:tc>
-        <w:tc>
-          <w:tcPr>
-            <w:tcW w:type="dxa" w:w="1728"/>
-          </w:tcPr>
-          <w:p>
-            <w:r>
-              <w:rPr>
-                <w:b/>
-              </w:rPr>
-              <w:t>소통 방법(전화/문자/방문)</w:t>
-            </w:r>
-          </w:p>
-        </w:tc>
-        <w:tc>
-          <w:tcPr>
-            <w:tcW w:type="dxa" w:w="1728"/>
-          </w:tcPr>
-          <w:p>
-            <w:r>
-              <w:rPr>
-                <w:b/>
-              </w:rPr>
-              <w:t>내용 및 기도제목</w:t>
-            </w:r>
-          </w:p>
-        </w:tc>
-        <w:tc>
-          <w:tcPr>
-            <w:tcW w:type="dxa" w:w="1728"/>
-          </w:tcPr>
-          <w:p>
-            <w:r>
-              <w:rPr>
-                <w:b/>
-              </w:rPr>
-              <w:t>비고</w:t>
-            </w:r>
-          </w:p>
-        </w:tc>
-      </w:tr>
-      <w:tr>
-        <w:tc>
-          <w:tcPr>
-            <w:tcW w:type="dxa" w:w="1728"/>
-          </w:tcPr>
-          <w:p>
-            <w:r>
-              <w:rPr>
-                <w:b w:val="0"/>
-              </w:rPr>
-              <w:t>____</w:t>
-            </w:r>
-          </w:p>
-        </w:tc>
-        <w:tc>
-          <w:tcPr>
-            <w:tcW w:type="dxa" w:w="1728"/>
-          </w:tcPr>
-          <w:p>
-            <w:r>
-              <w:rPr>
-                <w:b w:val="0"/>
-              </w:rPr>
-              <w:t>________</w:t>
-            </w:r>
-          </w:p>
-        </w:tc>
-        <w:tc>
-          <w:tcPr>
-            <w:tcW w:type="dxa" w:w="1728"/>
-          </w:tcPr>
-          <w:p>
-            <w:r>
-              <w:rPr>
-                <w:b w:val="0"/>
-              </w:rPr>
-              <w:t>________</w:t>
-            </w:r>
-          </w:p>
-        </w:tc>
-        <w:tc>
-          <w:tcPr>
-            <w:tcW w:type="dxa" w:w="1728"/>
-          </w:tcPr>
-          <w:p>
-            <w:r>
-              <w:rPr>
-                <w:b w:val="0"/>
-              </w:rPr>
-              <w:t>________________________________</w:t>
-            </w:r>
-          </w:p>
-        </w:tc>
-        <w:tc>
-          <w:tcPr>
-            <w:tcW w:type="dxa" w:w="1728"/>
           </w:tcPr>
           <w:p>
             <w:r>
@@ -1566,20 +2723,7 @@
       <w:tr>
         <w:tc>
           <w:tcPr>
-            <w:tcW w:type="dxa" w:w="1728"/>
-          </w:tcPr>
-          <w:p>
-            <w:r>
-              <w:rPr>
-                <w:b w:val="0"/>
-              </w:rPr>
-              <w:t>____</w:t>
-            </w:r>
-          </w:p>
-        </w:tc>
-        <w:tc>
-          <w:tcPr>
-            <w:tcW w:type="dxa" w:w="1728"/>
+            <w:tcW w:type="dxa" w:w="1440"/>
           </w:tcPr>
           <w:p>
             <w:r>
@@ -1592,7 +2736,7 @@
         </w:tc>
         <w:tc>
           <w:tcPr>
-            <w:tcW w:type="dxa" w:w="1728"/>
+            <w:tcW w:type="dxa" w:w="1440"/>
           </w:tcPr>
           <w:p>
             <w:r>
@@ -1605,48 +2749,7 @@
         </w:tc>
         <w:tc>
           <w:tcPr>
-            <w:tcW w:type="dxa" w:w="1728"/>
-          </w:tcPr>
-          <w:p>
-            <w:r>
-              <w:rPr>
-                <w:b w:val="0"/>
-              </w:rPr>
-              <w:t>________________________________</w:t>
-            </w:r>
-          </w:p>
-        </w:tc>
-        <w:tc>
-          <w:tcPr>
-            <w:tcW w:type="dxa" w:w="1728"/>
-          </w:tcPr>
-          <w:p>
-            <w:r>
-              <w:rPr>
-                <w:b w:val="0"/>
-              </w:rPr>
-              <w:t>________</w:t>
-            </w:r>
-          </w:p>
-        </w:tc>
-      </w:tr>
-      <w:tr>
-        <w:tc>
-          <w:tcPr>
-            <w:tcW w:type="dxa" w:w="1728"/>
-          </w:tcPr>
-          <w:p>
-            <w:r>
-              <w:rPr>
-                <w:b w:val="0"/>
-              </w:rPr>
-              <w:t>____</w:t>
-            </w:r>
-          </w:p>
-        </w:tc>
-        <w:tc>
-          <w:tcPr>
-            <w:tcW w:type="dxa" w:w="1728"/>
+            <w:tcW w:type="dxa" w:w="1440"/>
           </w:tcPr>
           <w:p>
             <w:r>
@@ -1659,7 +2762,7 @@
         </w:tc>
         <w:tc>
           <w:tcPr>
-            <w:tcW w:type="dxa" w:w="1728"/>
+            <w:tcW w:type="dxa" w:w="1440"/>
           </w:tcPr>
           <w:p>
             <w:r>
@@ -1672,48 +2775,7 @@
         </w:tc>
         <w:tc>
           <w:tcPr>
-            <w:tcW w:type="dxa" w:w="1728"/>
-          </w:tcPr>
-          <w:p>
-            <w:r>
-              <w:rPr>
-                <w:b w:val="0"/>
-              </w:rPr>
-              <w:t>________________________________</w:t>
-            </w:r>
-          </w:p>
-        </w:tc>
-        <w:tc>
-          <w:tcPr>
-            <w:tcW w:type="dxa" w:w="1728"/>
-          </w:tcPr>
-          <w:p>
-            <w:r>
-              <w:rPr>
-                <w:b w:val="0"/>
-              </w:rPr>
-              <w:t>________</w:t>
-            </w:r>
-          </w:p>
-        </w:tc>
-      </w:tr>
-      <w:tr>
-        <w:tc>
-          <w:tcPr>
-            <w:tcW w:type="dxa" w:w="1728"/>
-          </w:tcPr>
-          <w:p>
-            <w:r>
-              <w:rPr>
-                <w:b w:val="0"/>
-              </w:rPr>
-              <w:t>____</w:t>
-            </w:r>
-          </w:p>
-        </w:tc>
-        <w:tc>
-          <w:tcPr>
-            <w:tcW w:type="dxa" w:w="1728"/>
+            <w:tcW w:type="dxa" w:w="1440"/>
           </w:tcPr>
           <w:p>
             <w:r>
@@ -1726,435 +2788,7 @@
         </w:tc>
         <w:tc>
           <w:tcPr>
-            <w:tcW w:type="dxa" w:w="1728"/>
-          </w:tcPr>
-          <w:p>
-            <w:r>
-              <w:rPr>
-                <w:b w:val="0"/>
-              </w:rPr>
-              <w:t>________</w:t>
-            </w:r>
-          </w:p>
-        </w:tc>
-        <w:tc>
-          <w:tcPr>
-            <w:tcW w:type="dxa" w:w="1728"/>
-          </w:tcPr>
-          <w:p>
-            <w:r>
-              <w:rPr>
-                <w:b w:val="0"/>
-              </w:rPr>
-              <w:t>________________________________</w:t>
-            </w:r>
-          </w:p>
-        </w:tc>
-        <w:tc>
-          <w:tcPr>
-            <w:tcW w:type="dxa" w:w="1728"/>
-          </w:tcPr>
-          <w:p>
-            <w:r>
-              <w:rPr>
-                <w:b w:val="0"/>
-              </w:rPr>
-              <w:t>________</w:t>
-            </w:r>
-          </w:p>
-        </w:tc>
-      </w:tr>
-      <w:tr>
-        <w:tc>
-          <w:tcPr>
-            <w:tcW w:type="dxa" w:w="1728"/>
-          </w:tcPr>
-          <w:p>
-            <w:r>
-              <w:rPr>
-                <w:b w:val="0"/>
-              </w:rPr>
-              <w:t>____</w:t>
-            </w:r>
-          </w:p>
-        </w:tc>
-        <w:tc>
-          <w:tcPr>
-            <w:tcW w:type="dxa" w:w="1728"/>
-          </w:tcPr>
-          <w:p>
-            <w:r>
-              <w:rPr>
-                <w:b w:val="0"/>
-              </w:rPr>
-              <w:t>________</w:t>
-            </w:r>
-          </w:p>
-        </w:tc>
-        <w:tc>
-          <w:tcPr>
-            <w:tcW w:type="dxa" w:w="1728"/>
-          </w:tcPr>
-          <w:p>
-            <w:r>
-              <w:rPr>
-                <w:b w:val="0"/>
-              </w:rPr>
-              <w:t>________</w:t>
-            </w:r>
-          </w:p>
-        </w:tc>
-        <w:tc>
-          <w:tcPr>
-            <w:tcW w:type="dxa" w:w="1728"/>
-          </w:tcPr>
-          <w:p>
-            <w:r>
-              <w:rPr>
-                <w:b w:val="0"/>
-              </w:rPr>
-              <w:t>________________________________</w:t>
-            </w:r>
-          </w:p>
-        </w:tc>
-        <w:tc>
-          <w:tcPr>
-            <w:tcW w:type="dxa" w:w="1728"/>
-          </w:tcPr>
-          <w:p>
-            <w:r>
-              <w:rPr>
-                <w:b w:val="0"/>
-              </w:rPr>
-              <w:t>________</w:t>
-            </w:r>
-          </w:p>
-        </w:tc>
-      </w:tr>
-      <w:tr>
-        <w:tc>
-          <w:tcPr>
-            <w:tcW w:type="dxa" w:w="1728"/>
-          </w:tcPr>
-          <w:p>
-            <w:r>
-              <w:rPr>
-                <w:b w:val="0"/>
-              </w:rPr>
-              <w:t>____</w:t>
-            </w:r>
-          </w:p>
-        </w:tc>
-        <w:tc>
-          <w:tcPr>
-            <w:tcW w:type="dxa" w:w="1728"/>
-          </w:tcPr>
-          <w:p>
-            <w:r>
-              <w:rPr>
-                <w:b w:val="0"/>
-              </w:rPr>
-              <w:t>________</w:t>
-            </w:r>
-          </w:p>
-        </w:tc>
-        <w:tc>
-          <w:tcPr>
-            <w:tcW w:type="dxa" w:w="1728"/>
-          </w:tcPr>
-          <w:p>
-            <w:r>
-              <w:rPr>
-                <w:b w:val="0"/>
-              </w:rPr>
-              <w:t>________</w:t>
-            </w:r>
-          </w:p>
-        </w:tc>
-        <w:tc>
-          <w:tcPr>
-            <w:tcW w:type="dxa" w:w="1728"/>
-          </w:tcPr>
-          <w:p>
-            <w:r>
-              <w:rPr>
-                <w:b w:val="0"/>
-              </w:rPr>
-              <w:t>________________________________</w:t>
-            </w:r>
-          </w:p>
-        </w:tc>
-        <w:tc>
-          <w:tcPr>
-            <w:tcW w:type="dxa" w:w="1728"/>
-          </w:tcPr>
-          <w:p>
-            <w:r>
-              <w:rPr>
-                <w:b w:val="0"/>
-              </w:rPr>
-              <w:t>________</w:t>
-            </w:r>
-          </w:p>
-        </w:tc>
-      </w:tr>
-      <w:tr>
-        <w:tc>
-          <w:tcPr>
-            <w:tcW w:type="dxa" w:w="1728"/>
-          </w:tcPr>
-          <w:p>
-            <w:r>
-              <w:rPr>
-                <w:b w:val="0"/>
-              </w:rPr>
-              <w:t>____</w:t>
-            </w:r>
-          </w:p>
-        </w:tc>
-        <w:tc>
-          <w:tcPr>
-            <w:tcW w:type="dxa" w:w="1728"/>
-          </w:tcPr>
-          <w:p>
-            <w:r>
-              <w:rPr>
-                <w:b w:val="0"/>
-              </w:rPr>
-              <w:t>________</w:t>
-            </w:r>
-          </w:p>
-        </w:tc>
-        <w:tc>
-          <w:tcPr>
-            <w:tcW w:type="dxa" w:w="1728"/>
-          </w:tcPr>
-          <w:p>
-            <w:r>
-              <w:rPr>
-                <w:b w:val="0"/>
-              </w:rPr>
-              <w:t>________</w:t>
-            </w:r>
-          </w:p>
-        </w:tc>
-        <w:tc>
-          <w:tcPr>
-            <w:tcW w:type="dxa" w:w="1728"/>
-          </w:tcPr>
-          <w:p>
-            <w:r>
-              <w:rPr>
-                <w:b w:val="0"/>
-              </w:rPr>
-              <w:t>________________________________</w:t>
-            </w:r>
-          </w:p>
-        </w:tc>
-        <w:tc>
-          <w:tcPr>
-            <w:tcW w:type="dxa" w:w="1728"/>
-          </w:tcPr>
-          <w:p>
-            <w:r>
-              <w:rPr>
-                <w:b w:val="0"/>
-              </w:rPr>
-              <w:t>________</w:t>
-            </w:r>
-          </w:p>
-        </w:tc>
-      </w:tr>
-      <w:tr>
-        <w:tc>
-          <w:tcPr>
-            <w:tcW w:type="dxa" w:w="1728"/>
-          </w:tcPr>
-          <w:p>
-            <w:r>
-              <w:rPr>
-                <w:b w:val="0"/>
-              </w:rPr>
-              <w:t>____</w:t>
-            </w:r>
-          </w:p>
-        </w:tc>
-        <w:tc>
-          <w:tcPr>
-            <w:tcW w:type="dxa" w:w="1728"/>
-          </w:tcPr>
-          <w:p>
-            <w:r>
-              <w:rPr>
-                <w:b w:val="0"/>
-              </w:rPr>
-              <w:t>________</w:t>
-            </w:r>
-          </w:p>
-        </w:tc>
-        <w:tc>
-          <w:tcPr>
-            <w:tcW w:type="dxa" w:w="1728"/>
-          </w:tcPr>
-          <w:p>
-            <w:r>
-              <w:rPr>
-                <w:b w:val="0"/>
-              </w:rPr>
-              <w:t>________</w:t>
-            </w:r>
-          </w:p>
-        </w:tc>
-        <w:tc>
-          <w:tcPr>
-            <w:tcW w:type="dxa" w:w="1728"/>
-          </w:tcPr>
-          <w:p>
-            <w:r>
-              <w:rPr>
-                <w:b w:val="0"/>
-              </w:rPr>
-              <w:t>________________________________</w:t>
-            </w:r>
-          </w:p>
-        </w:tc>
-        <w:tc>
-          <w:tcPr>
-            <w:tcW w:type="dxa" w:w="1728"/>
-          </w:tcPr>
-          <w:p>
-            <w:r>
-              <w:rPr>
-                <w:b w:val="0"/>
-              </w:rPr>
-              <w:t>________</w:t>
-            </w:r>
-          </w:p>
-        </w:tc>
-      </w:tr>
-      <w:tr>
-        <w:tc>
-          <w:tcPr>
-            <w:tcW w:type="dxa" w:w="1728"/>
-          </w:tcPr>
-          <w:p>
-            <w:r>
-              <w:rPr>
-                <w:b w:val="0"/>
-              </w:rPr>
-              <w:t>____</w:t>
-            </w:r>
-          </w:p>
-        </w:tc>
-        <w:tc>
-          <w:tcPr>
-            <w:tcW w:type="dxa" w:w="1728"/>
-          </w:tcPr>
-          <w:p>
-            <w:r>
-              <w:rPr>
-                <w:b w:val="0"/>
-              </w:rPr>
-              <w:t>________</w:t>
-            </w:r>
-          </w:p>
-        </w:tc>
-        <w:tc>
-          <w:tcPr>
-            <w:tcW w:type="dxa" w:w="1728"/>
-          </w:tcPr>
-          <w:p>
-            <w:r>
-              <w:rPr>
-                <w:b w:val="0"/>
-              </w:rPr>
-              <w:t>________</w:t>
-            </w:r>
-          </w:p>
-        </w:tc>
-        <w:tc>
-          <w:tcPr>
-            <w:tcW w:type="dxa" w:w="1728"/>
-          </w:tcPr>
-          <w:p>
-            <w:r>
-              <w:rPr>
-                <w:b w:val="0"/>
-              </w:rPr>
-              <w:t>________________________________</w:t>
-            </w:r>
-          </w:p>
-        </w:tc>
-        <w:tc>
-          <w:tcPr>
-            <w:tcW w:type="dxa" w:w="1728"/>
-          </w:tcPr>
-          <w:p>
-            <w:r>
-              <w:rPr>
-                <w:b w:val="0"/>
-              </w:rPr>
-              <w:t>________</w:t>
-            </w:r>
-          </w:p>
-        </w:tc>
-      </w:tr>
-      <w:tr>
-        <w:tc>
-          <w:tcPr>
-            <w:tcW w:type="dxa" w:w="1728"/>
-          </w:tcPr>
-          <w:p>
-            <w:r>
-              <w:rPr>
-                <w:b w:val="0"/>
-              </w:rPr>
-              <w:t>____</w:t>
-            </w:r>
-          </w:p>
-        </w:tc>
-        <w:tc>
-          <w:tcPr>
-            <w:tcW w:type="dxa" w:w="1728"/>
-          </w:tcPr>
-          <w:p>
-            <w:r>
-              <w:rPr>
-                <w:b w:val="0"/>
-              </w:rPr>
-              <w:t>________</w:t>
-            </w:r>
-          </w:p>
-        </w:tc>
-        <w:tc>
-          <w:tcPr>
-            <w:tcW w:type="dxa" w:w="1728"/>
-          </w:tcPr>
-          <w:p>
-            <w:r>
-              <w:rPr>
-                <w:b w:val="0"/>
-              </w:rPr>
-              <w:t>________</w:t>
-            </w:r>
-          </w:p>
-        </w:tc>
-        <w:tc>
-          <w:tcPr>
-            <w:tcW w:type="dxa" w:w="1728"/>
-          </w:tcPr>
-          <w:p>
-            <w:r>
-              <w:rPr>
-                <w:b w:val="0"/>
-              </w:rPr>
-              <w:t>________________________________</w:t>
-            </w:r>
-          </w:p>
-        </w:tc>
-        <w:tc>
-          <w:tcPr>
-            <w:tcW w:type="dxa" w:w="1728"/>
+            <w:tcW w:type="dxa" w:w="1440"/>
           </w:tcPr>
           <w:p>
             <w:r>
@@ -2169,113 +2803,11 @@
     </w:tbl>
     <w:p/>
     <w:p>
-      <w:pPr>
-        <w:pStyle w:val="Heading2"/>
-      </w:pPr>
       <w:r>
         <w:rPr>
           <w:b w:val="0"/>
         </w:rPr>
-        <w:t>6. 새친구 교육 및 행사 물품 체크리스트</w:t>
-      </w:r>
-    </w:p>
-    <w:p>
-      <w:pPr>
-        <w:pStyle w:val="ListBullet"/>
-      </w:pPr>
-      <w:r>
-        <w:rPr>
-          <w:b w:val="0"/>
-        </w:rPr>
-        <w:t>[ ] 등록 카드 및 볼펜</w:t>
-      </w:r>
-    </w:p>
-    <w:p>
-      <w:pPr>
-        <w:pStyle w:val="ListBullet"/>
-      </w:pPr>
-      <w:r>
-        <w:rPr>
-          <w:b w:val="0"/>
-        </w:rPr>
-        <w:t>[ ] 새친구 환영 배지 / 이름표</w:t>
-      </w:r>
-    </w:p>
-    <w:p>
-      <w:pPr>
-        <w:pStyle w:val="ListBullet"/>
-      </w:pPr>
-      <w:r>
-        <w:rPr>
-          <w:b w:val="0"/>
-        </w:rPr>
-        <w:t>[ ] 선물 세트(학용품, 도서, 간식 등)</w:t>
-      </w:r>
-    </w:p>
-    <w:p>
-      <w:pPr>
-        <w:pStyle w:val="ListBullet"/>
-      </w:pPr>
-      <w:r>
-        <w:rPr>
-          <w:b w:val="0"/>
-        </w:rPr>
-        <w:t>[ ] 성경 공부 교재 및 공과 재료</w:t>
-      </w:r>
-    </w:p>
-    <w:p>
-      <w:pPr>
-        <w:pStyle w:val="ListBullet"/>
-      </w:pPr>
-      <w:r>
-        <w:rPr>
-          <w:b w:val="0"/>
-        </w:rPr>
-        <w:t>[ ] 생일 축하 모자 및 가랜드</w:t>
-      </w:r>
-    </w:p>
-    <w:p>
-      <w:pPr>
-        <w:pStyle w:val="ListBullet"/>
-      </w:pPr>
-      <w:r>
-        <w:rPr>
-          <w:b w:val="0"/>
-        </w:rPr>
-        <w:t>[ ] 축하 카드 및 봉투</w:t>
-      </w:r>
-    </w:p>
-    <w:p>
-      <w:pPr>
-        <w:pStyle w:val="ListBullet"/>
-      </w:pPr>
-      <w:r>
-        <w:rPr>
-          <w:b w:val="0"/>
-        </w:rPr>
-        <w:t>[ ] 기념 촬영용 폴라로이드 필름 / 카메라</w:t>
-      </w:r>
-    </w:p>
-    <w:p>
-      <w:pPr>
-        <w:pStyle w:val="ListBullet"/>
-      </w:pPr>
-      <w:r>
-        <w:rPr>
-          <w:b w:val="0"/>
-        </w:rPr>
-        <w:t>[ ] (확인 필요) ________________</w:t>
-      </w:r>
-    </w:p>
-    <w:p>
-      <w:pPr>
-        <w:pStyle w:val="ListBullet"/>
-      </w:pPr>
-      <w:r>
-        <w:rPr>
-          <w:b w:val="0"/>
-        </w:rPr>
-        <w:t>[ ] (확인 필요) ________________</w:t>
+        <w:t>※ 연락은 보호자가 동의한 방법과 시간에 합니다. 결석 시 안부를 묻고 참석을 재촉하지 않습니다. 연락처와 생일 정보는 담당 교사만 보관하며, 단체 대화방에 이 표를 올리지 않습니다.</w:t>
       </w:r>
     </w:p>
     <w:sectPr>

--- a/docs/29_새친구_생일_관리표.docx
+++ b/docs/29_새친구_생일_관리표.docx
@@ -11,7 +11,137 @@
         <w:rPr>
           <w:b w:val="0"/>
         </w:rPr>
-        <w:t>(교회명) 유치부·아동부 새친구 정착과 생일 축하 관리표</w:t>
+        <w:t>[연도] (교회명) (부서명) 새친구 정착 및 생일 축하 관리표</w:t>
+      </w:r>
+    </w:p>
+    <w:tbl>
+      <w:tblPr>
+        <w:tblStyle w:val="TableGrid"/>
+        <w:tblW w:type="auto" w:w="0"/>
+        <w:tblLook w:firstColumn="1" w:firstRow="1" w:lastColumn="0" w:lastRow="0" w:noHBand="0" w:noVBand="1" w:val="04A0"/>
+      </w:tblPr>
+      <w:tblGrid>
+        <w:gridCol w:w="2160"/>
+        <w:gridCol w:w="2160"/>
+        <w:gridCol w:w="2160"/>
+        <w:gridCol w:w="2160"/>
+      </w:tblGrid>
+      <w:tr>
+        <w:tc>
+          <w:tcPr>
+            <w:tcW w:type="dxa" w:w="2160"/>
+          </w:tcPr>
+          <w:p>
+            <w:r>
+              <w:rPr>
+                <w:b/>
+              </w:rPr>
+              <w:t>작성일</w:t>
+            </w:r>
+          </w:p>
+        </w:tc>
+        <w:tc>
+          <w:tcPr>
+            <w:tcW w:type="dxa" w:w="2160"/>
+          </w:tcPr>
+          <w:p>
+            <w:r>
+              <w:rPr>
+                <w:b/>
+              </w:rPr>
+              <w:t>작성자</w:t>
+            </w:r>
+          </w:p>
+        </w:tc>
+        <w:tc>
+          <w:tcPr>
+            <w:tcW w:type="dxa" w:w="2160"/>
+          </w:tcPr>
+          <w:p>
+            <w:r>
+              <w:rPr>
+                <w:b/>
+              </w:rPr>
+              <w:t>부서</w:t>
+            </w:r>
+          </w:p>
+        </w:tc>
+        <w:tc>
+          <w:tcPr>
+            <w:tcW w:type="dxa" w:w="2160"/>
+          </w:tcPr>
+          <w:p>
+            <w:r>
+              <w:rPr>
+                <w:b/>
+              </w:rPr>
+              <w:t>문서 상태(초안/확정)</w:t>
+            </w:r>
+          </w:p>
+        </w:tc>
+      </w:tr>
+      <w:tr>
+        <w:tc>
+          <w:tcPr>
+            <w:tcW w:type="dxa" w:w="2160"/>
+          </w:tcPr>
+          <w:p>
+            <w:r>
+              <w:rPr>
+                <w:b w:val="0"/>
+              </w:rPr>
+              <w:t>________</w:t>
+            </w:r>
+          </w:p>
+        </w:tc>
+        <w:tc>
+          <w:tcPr>
+            <w:tcW w:type="dxa" w:w="2160"/>
+          </w:tcPr>
+          <w:p>
+            <w:r>
+              <w:rPr>
+                <w:b w:val="0"/>
+              </w:rPr>
+              <w:t>________</w:t>
+            </w:r>
+          </w:p>
+        </w:tc>
+        <w:tc>
+          <w:tcPr>
+            <w:tcW w:type="dxa" w:w="2160"/>
+          </w:tcPr>
+          <w:p>
+            <w:r>
+              <w:rPr>
+                <w:b w:val="0"/>
+              </w:rPr>
+              <w:t>유치부·아동부 중 ________</w:t>
+            </w:r>
+          </w:p>
+        </w:tc>
+        <w:tc>
+          <w:tcPr>
+            <w:tcW w:type="dxa" w:w="2160"/>
+          </w:tcPr>
+          <w:p>
+            <w:r>
+              <w:rPr>
+                <w:b w:val="0"/>
+              </w:rPr>
+              <w:t>________</w:t>
+            </w:r>
+          </w:p>
+        </w:tc>
+      </w:tr>
+    </w:tbl>
+    <w:p/>
+    <w:p>
+      <w:r>
+        <w:rPr>
+          <w:b w:val="0"/>
+        </w:rPr>
+        <w:t>※ 날짜는 2026. 10. 24.(토), 시간은 09:00 형식으로 기재합니다. 본문에는 연락처·건강정보를 기재하지 않으며, 개인별 명단과 연락 기록은 별도 관리합니다.</w:t>
       </w:r>
     </w:p>
     <w:p>
@@ -22,95 +152,39 @@
         <w:rPr>
           <w:b w:val="0"/>
         </w:rPr>
-        <w:t>개요</w:t>
+        <w:t>1. 관리 목적 및 운영 기준</w:t>
       </w:r>
     </w:p>
     <w:p>
-      <w:pPr>
-        <w:pStyle w:val="ListBullet"/>
-      </w:pPr>
       <w:r>
         <w:rPr>
           <w:b w:val="0"/>
         </w:rPr>
-        <w:t>주제 : 새친구를 반갑게 맞이하고 함께 자라요</w:t>
+        <w:t>가. 신앙적 목적: 새친구가 하나님의 사랑을 경험하고 예배와 공동체 안에서 소속감을 갖도록 돕습니다.</w:t>
       </w:r>
     </w:p>
     <w:p>
-      <w:pPr>
-        <w:pStyle w:val="ListBullet"/>
-      </w:pPr>
       <w:r>
         <w:rPr>
           <w:b w:val="0"/>
         </w:rPr>
-        <w:t>주제 말씀 : 로마서 15:7</w:t>
+        <w:t>나. 확인 가능한 목표: 새친구별 4주 돌봄 이행 여부, 예배 참여 현황, 보호자 안내 여부 및 생일 축하 실시 여부를 기록합니다. 결석 시 사유 공개나 출석 강요 없이 필요한 도움을 확인합니다.</w:t>
       </w:r>
     </w:p>
     <w:p>
-      <w:pPr>
-        <w:pStyle w:val="ListBullet"/>
-      </w:pPr>
       <w:r>
         <w:rPr>
           <w:b w:val="0"/>
         </w:rPr>
-        <w:t>목적 : 새친구의 4주 정착을 돕고 모든 어린이의 생일을 함께 축하한다.</w:t>
+        <w:t>다. 주제 말씀: 마가복음 10:14</w:t>
       </w:r>
     </w:p>
     <w:p>
-      <w:pPr>
-        <w:pStyle w:val="ListBullet"/>
-      </w:pPr>
       <w:r>
         <w:rPr>
           <w:b w:val="0"/>
         </w:rPr>
-        <w:t>장소 : ________</w:t>
-      </w:r>
-    </w:p>
-    <w:p>
-      <w:pPr>
-        <w:pStyle w:val="ListBullet"/>
-      </w:pPr>
-      <w:r>
-        <w:rPr>
-          <w:b w:val="0"/>
-        </w:rPr>
-        <w:t>일시 : ________년 ________월 ~ ________월</w:t>
-      </w:r>
-    </w:p>
-    <w:p>
-      <w:pPr>
-        <w:pStyle w:val="ListBullet"/>
-      </w:pPr>
-      <w:r>
-        <w:rPr>
-          <w:b w:val="0"/>
-        </w:rPr>
-        <w:t>담당 : ________</w:t>
-      </w:r>
-    </w:p>
-    <w:p>
-      <w:pPr>
-        <w:pStyle w:val="ListBullet"/>
-      </w:pPr>
-      <w:r>
-        <w:rPr>
-          <w:b w:val="0"/>
-        </w:rPr>
-        <w:t>대상 : (예상 인원 ________명: 학생 ________, 교사 ________)</w:t>
-      </w:r>
-    </w:p>
-    <w:p>
-      <w:pPr>
-        <w:pStyle w:val="Heading2"/>
-      </w:pPr>
-      <w:r>
-        <w:rPr>
-          <w:b w:val="0"/>
-        </w:rPr>
-        <w:t>새친구 기본 기록</w:t>
+        <w:t>라. 관리 대상 및 기간</w:t>
       </w:r>
     </w:p>
     <w:tbl>
@@ -120,75 +194,61 @@
         <w:tblLook w:firstColumn="1" w:firstRow="1" w:lastColumn="0" w:lastRow="0" w:noHBand="0" w:noVBand="1" w:val="04A0"/>
       </w:tblPr>
       <w:tblGrid>
-        <w:gridCol w:w="1728"/>
-        <w:gridCol w:w="1728"/>
-        <w:gridCol w:w="1728"/>
-        <w:gridCol w:w="1728"/>
-        <w:gridCol w:w="1728"/>
+        <w:gridCol w:w="2160"/>
+        <w:gridCol w:w="2160"/>
+        <w:gridCol w:w="2160"/>
+        <w:gridCol w:w="2160"/>
       </w:tblGrid>
       <w:tr>
         <w:tc>
           <w:tcPr>
-            <w:tcW w:type="dxa" w:w="1728"/>
+            <w:tcW w:type="dxa" w:w="2160"/>
           </w:tcPr>
           <w:p>
             <w:r>
               <w:rPr>
                 <w:b/>
               </w:rPr>
-              <w:t>이름</w:t>
-            </w:r>
-          </w:p>
-        </w:tc>
-        <w:tc>
-          <w:tcPr>
-            <w:tcW w:type="dxa" w:w="1728"/>
+              <w:t>대상</w:t>
+            </w:r>
+          </w:p>
+        </w:tc>
+        <w:tc>
+          <w:tcPr>
+            <w:tcW w:type="dxa" w:w="2160"/>
           </w:tcPr>
           <w:p>
             <w:r>
               <w:rPr>
                 <w:b/>
               </w:rPr>
-              <w:t>부서·반</w:t>
-            </w:r>
-          </w:p>
-        </w:tc>
-        <w:tc>
-          <w:tcPr>
-            <w:tcW w:type="dxa" w:w="1728"/>
+              <w:t>관리 기간</w:t>
+            </w:r>
+          </w:p>
+        </w:tc>
+        <w:tc>
+          <w:tcPr>
+            <w:tcW w:type="dxa" w:w="2160"/>
           </w:tcPr>
           <w:p>
             <w:r>
               <w:rPr>
                 <w:b/>
               </w:rPr>
-              <w:t>첫 출석일</w:t>
-            </w:r>
-          </w:p>
-        </w:tc>
-        <w:tc>
-          <w:tcPr>
-            <w:tcW w:type="dxa" w:w="1728"/>
+              <w:t>총괄 담당</w:t>
+            </w:r>
+          </w:p>
+        </w:tc>
+        <w:tc>
+          <w:tcPr>
+            <w:tcW w:type="dxa" w:w="2160"/>
           </w:tcPr>
           <w:p>
             <w:r>
               <w:rPr>
                 <w:b/>
               </w:rPr>
-              <w:t>보호자 연락처</w:t>
-            </w:r>
-          </w:p>
-        </w:tc>
-        <w:tc>
-          <w:tcPr>
-            <w:tcW w:type="dxa" w:w="1728"/>
-          </w:tcPr>
-          <w:p>
-            <w:r>
-              <w:rPr>
-                <w:b/>
-              </w:rPr>
-              <w:t>담당 교사</w:t>
+              <w:t>기록 점검 기한</w:t>
             </w:r>
           </w:p>
         </w:tc>
@@ -196,223 +256,65 @@
       <w:tr>
         <w:tc>
           <w:tcPr>
-            <w:tcW w:type="dxa" w:w="1728"/>
+            <w:tcW w:type="dxa" w:w="2160"/>
           </w:tcPr>
           <w:p>
             <w:r>
               <w:rPr>
                 <w:b w:val="0"/>
               </w:rPr>
+              <w:t>유치부·아동부 새친구 및 생일 축하 대상자</w:t>
+            </w:r>
+          </w:p>
+        </w:tc>
+        <w:tc>
+          <w:tcPr>
+            <w:tcW w:type="dxa" w:w="2160"/>
+          </w:tcPr>
+          <w:p>
+            <w:r>
+              <w:rPr>
+                <w:b w:val="0"/>
+              </w:rPr>
+              <w:t>________부터 ________까지</w:t>
+            </w:r>
+          </w:p>
+        </w:tc>
+        <w:tc>
+          <w:tcPr>
+            <w:tcW w:type="dxa" w:w="2160"/>
+          </w:tcPr>
+          <w:p>
+            <w:r>
+              <w:rPr>
+                <w:b w:val="0"/>
+              </w:rPr>
               <w:t>________</w:t>
             </w:r>
           </w:p>
         </w:tc>
         <w:tc>
           <w:tcPr>
-            <w:tcW w:type="dxa" w:w="1728"/>
+            <w:tcW w:type="dxa" w:w="2160"/>
           </w:tcPr>
           <w:p>
             <w:r>
               <w:rPr>
                 <w:b w:val="0"/>
               </w:rPr>
-              <w:t>________</w:t>
-            </w:r>
-          </w:p>
-        </w:tc>
-        <w:tc>
-          <w:tcPr>
-            <w:tcW w:type="dxa" w:w="1728"/>
-          </w:tcPr>
-          <w:p>
-            <w:r>
-              <w:rPr>
-                <w:b w:val="0"/>
-              </w:rPr>
-              <w:t>________</w:t>
-            </w:r>
-          </w:p>
-        </w:tc>
-        <w:tc>
-          <w:tcPr>
-            <w:tcW w:type="dxa" w:w="1728"/>
-          </w:tcPr>
-          <w:p>
-            <w:r>
-              <w:rPr>
-                <w:b w:val="0"/>
-              </w:rPr>
-              <w:t>________</w:t>
-            </w:r>
-          </w:p>
-        </w:tc>
-        <w:tc>
-          <w:tcPr>
-            <w:tcW w:type="dxa" w:w="1728"/>
-          </w:tcPr>
-          <w:p>
-            <w:r>
-              <w:rPr>
-                <w:b w:val="0"/>
-              </w:rPr>
-              <w:t>________</w:t>
-            </w:r>
-          </w:p>
-        </w:tc>
-      </w:tr>
-      <w:tr>
-        <w:tc>
-          <w:tcPr>
-            <w:tcW w:type="dxa" w:w="1728"/>
-          </w:tcPr>
-          <w:p>
-            <w:r>
-              <w:rPr>
-                <w:b w:val="0"/>
-              </w:rPr>
-              <w:t>________</w:t>
-            </w:r>
-          </w:p>
-        </w:tc>
-        <w:tc>
-          <w:tcPr>
-            <w:tcW w:type="dxa" w:w="1728"/>
-          </w:tcPr>
-          <w:p>
-            <w:r>
-              <w:rPr>
-                <w:b w:val="0"/>
-              </w:rPr>
-              <w:t>________</w:t>
-            </w:r>
-          </w:p>
-        </w:tc>
-        <w:tc>
-          <w:tcPr>
-            <w:tcW w:type="dxa" w:w="1728"/>
-          </w:tcPr>
-          <w:p>
-            <w:r>
-              <w:rPr>
-                <w:b w:val="0"/>
-              </w:rPr>
-              <w:t>________</w:t>
-            </w:r>
-          </w:p>
-        </w:tc>
-        <w:tc>
-          <w:tcPr>
-            <w:tcW w:type="dxa" w:w="1728"/>
-          </w:tcPr>
-          <w:p>
-            <w:r>
-              <w:rPr>
-                <w:b w:val="0"/>
-              </w:rPr>
-              <w:t>________</w:t>
-            </w:r>
-          </w:p>
-        </w:tc>
-        <w:tc>
-          <w:tcPr>
-            <w:tcW w:type="dxa" w:w="1728"/>
-          </w:tcPr>
-          <w:p>
-            <w:r>
-              <w:rPr>
-                <w:b w:val="0"/>
-              </w:rPr>
-              <w:t>________</w:t>
-            </w:r>
-          </w:p>
-        </w:tc>
-      </w:tr>
-      <w:tr>
-        <w:tc>
-          <w:tcPr>
-            <w:tcW w:type="dxa" w:w="1728"/>
-          </w:tcPr>
-          <w:p>
-            <w:r>
-              <w:rPr>
-                <w:b w:val="0"/>
-              </w:rPr>
-              <w:t>________</w:t>
-            </w:r>
-          </w:p>
-        </w:tc>
-        <w:tc>
-          <w:tcPr>
-            <w:tcW w:type="dxa" w:w="1728"/>
-          </w:tcPr>
-          <w:p>
-            <w:r>
-              <w:rPr>
-                <w:b w:val="0"/>
-              </w:rPr>
-              <w:t>________</w:t>
-            </w:r>
-          </w:p>
-        </w:tc>
-        <w:tc>
-          <w:tcPr>
-            <w:tcW w:type="dxa" w:w="1728"/>
-          </w:tcPr>
-          <w:p>
-            <w:r>
-              <w:rPr>
-                <w:b w:val="0"/>
-              </w:rPr>
-              <w:t>________</w:t>
-            </w:r>
-          </w:p>
-        </w:tc>
-        <w:tc>
-          <w:tcPr>
-            <w:tcW w:type="dxa" w:w="1728"/>
-          </w:tcPr>
-          <w:p>
-            <w:r>
-              <w:rPr>
-                <w:b w:val="0"/>
-              </w:rPr>
-              <w:t>________</w:t>
-            </w:r>
-          </w:p>
-        </w:tc>
-        <w:tc>
-          <w:tcPr>
-            <w:tcW w:type="dxa" w:w="1728"/>
-          </w:tcPr>
-          <w:p>
-            <w:r>
-              <w:rPr>
-                <w:b w:val="0"/>
-              </w:rPr>
-              <w:t>________</w:t>
+              <w:t>매월 ________일까지</w:t>
             </w:r>
           </w:p>
         </w:tc>
       </w:tr>
     </w:tbl>
     <w:p/>
-    <w:p>
-      <w:pPr>
-        <w:pStyle w:val="Heading2"/>
-      </w:pPr>
-      <w:r>
-        <w:rPr>
-          <w:b w:val="0"/>
-        </w:rPr>
-        <w:t>새친구 4주 정착 계획</w:t>
-      </w:r>
-    </w:p>
     <w:p>
       <w:r>
         <w:rPr>
           <w:b w:val="0"/>
         </w:rPr>
-        <w:t>각 주의 할 일을 마친 뒤 해당 칸에 날짜나 ✓를 적습니다.</w:t>
+        <w:t>마. 운영 원칙</w:t>
       </w:r>
     </w:p>
     <w:tbl>
@@ -436,7 +338,7 @@
               <w:rPr>
                 <w:b/>
               </w:rPr>
-              <w:t>주차</w:t>
+              <w:t>실행 항목</w:t>
             </w:r>
           </w:p>
         </w:tc>
@@ -449,7 +351,7 @@
               <w:rPr>
                 <w:b/>
               </w:rPr>
-              <w:t>할 일</w:t>
+              <w:t>담당</w:t>
             </w:r>
           </w:p>
         </w:tc>
@@ -462,7 +364,7 @@
               <w:rPr>
                 <w:b/>
               </w:rPr>
-              <w:t>확인할 내용</w:t>
+              <w:t>기한</w:t>
             </w:r>
           </w:p>
         </w:tc>
@@ -477,7 +379,7 @@
               <w:rPr>
                 <w:b w:val="0"/>
               </w:rPr>
-              <w:t>1주</w:t>
+              <w:t>보호자에게 정착 과정과 개인정보 처리 내용을 안내하고 동의 확인</w:t>
             </w:r>
           </w:p>
         </w:tc>
@@ -490,7 +392,7 @@
               <w:rPr>
                 <w:b w:val="0"/>
               </w:rPr>
-              <w:t>눈높이를 맞춰 인사하기, 이름표 주기, 교실·화장실 안내하기</w:t>
+              <w:t>________</w:t>
             </w:r>
           </w:p>
         </w:tc>
@@ -503,7 +405,7 @@
               <w:rPr>
                 <w:b w:val="0"/>
               </w:rPr>
-              <w:t>이름과 호칭, 보호자 인계 방법, 연락 동의</w:t>
+              <w:t>첫 연락 전 ________</w:t>
             </w:r>
           </w:p>
         </w:tc>
@@ -518,7 +420,7 @@
               <w:rPr>
                 <w:b w:val="0"/>
               </w:rPr>
-              <w:t>2주</w:t>
+              <w:t>생일 축하 참여 및 이름·생일 공개 범위에 관한 보호자 의사 확인</w:t>
             </w:r>
           </w:p>
         </w:tc>
@@ -531,7 +433,7 @@
               <w:rPr>
                 <w:b w:val="0"/>
               </w:rPr>
-              <w:t>이름 불러 맞이하기, 함께 앉을 친구 연결하기, 활동 돕기</w:t>
+              <w:t>________</w:t>
             </w:r>
           </w:p>
         </w:tc>
@@ -544,7 +446,7 @@
               <w:rPr>
                 <w:b w:val="0"/>
               </w:rPr>
-              <w:t>좋아하는 활동, 참여하기 어려운 부분</w:t>
+              <w:t>명단 작성 전 ________</w:t>
             </w:r>
           </w:p>
         </w:tc>
@@ -559,7 +461,7 @@
               <w:rPr>
                 <w:b w:val="0"/>
               </w:rPr>
-              <w:t>3주</w:t>
+              <w:t>전체 배포 자료에서 학생 명단·연락처·건강정보 제외</w:t>
             </w:r>
           </w:p>
         </w:tc>
@@ -572,7 +474,7 @@
               <w:rPr>
                 <w:b w:val="0"/>
               </w:rPr>
-              <w:t>친구와 함께하는 놀이, 원하는 작은 역할 맡기기</w:t>
+              <w:t>________</w:t>
             </w:r>
           </w:p>
         </w:tc>
@@ -585,7 +487,7 @@
               <w:rPr>
                 <w:b w:val="0"/>
               </w:rPr>
-              <w:t>친구 관계, 예배·활동 적응</w:t>
+              <w:t>배포 전 ________</w:t>
             </w:r>
           </w:p>
         </w:tc>
@@ -600,7 +502,7 @@
               <w:rPr>
                 <w:b w:val="0"/>
               </w:rPr>
-              <w:t>4주</w:t>
+              <w:t>개인별 기록의 접근 권한 확인 및 보유기간 종료 자료 파기</w:t>
             </w:r>
           </w:p>
         </w:tc>
@@ -613,349 +515,13 @@
               <w:rPr>
                 <w:b w:val="0"/>
               </w:rPr>
-              <w:t>환영 카드 전하기, 보호자에게 적응 모습 전하기</w:t>
+              <w:t>________</w:t>
             </w:r>
           </w:p>
         </w:tc>
         <w:tc>
           <w:tcPr>
             <w:tcW w:type="dxa" w:w="2880"/>
-          </w:tcPr>
-          <w:p>
-            <w:r>
-              <w:rPr>
-                <w:b w:val="0"/>
-              </w:rPr>
-              <w:t>계속 도울 점, 다음 달 돌봄 담당</w:t>
-            </w:r>
-          </w:p>
-        </w:tc>
-      </w:tr>
-    </w:tbl>
-    <w:p/>
-    <w:tbl>
-      <w:tblPr>
-        <w:tblStyle w:val="TableGrid"/>
-        <w:tblW w:type="auto" w:w="0"/>
-        <w:tblLook w:firstColumn="1" w:firstRow="1" w:lastColumn="0" w:lastRow="0" w:noHBand="0" w:noVBand="1" w:val="04A0"/>
-      </w:tblPr>
-      <w:tblGrid>
-        <w:gridCol w:w="1440"/>
-        <w:gridCol w:w="1440"/>
-        <w:gridCol w:w="1440"/>
-        <w:gridCol w:w="1440"/>
-        <w:gridCol w:w="1440"/>
-        <w:gridCol w:w="1440"/>
-      </w:tblGrid>
-      <w:tr>
-        <w:tc>
-          <w:tcPr>
-            <w:tcW w:type="dxa" w:w="1440"/>
-          </w:tcPr>
-          <w:p>
-            <w:r>
-              <w:rPr>
-                <w:b/>
-              </w:rPr>
-              <w:t>새친구 이름</w:t>
-            </w:r>
-          </w:p>
-        </w:tc>
-        <w:tc>
-          <w:tcPr>
-            <w:tcW w:type="dxa" w:w="1440"/>
-          </w:tcPr>
-          <w:p>
-            <w:r>
-              <w:rPr>
-                <w:b/>
-              </w:rPr>
-              <w:t>1주</w:t>
-            </w:r>
-          </w:p>
-        </w:tc>
-        <w:tc>
-          <w:tcPr>
-            <w:tcW w:type="dxa" w:w="1440"/>
-          </w:tcPr>
-          <w:p>
-            <w:r>
-              <w:rPr>
-                <w:b/>
-              </w:rPr>
-              <w:t>2주</w:t>
-            </w:r>
-          </w:p>
-        </w:tc>
-        <w:tc>
-          <w:tcPr>
-            <w:tcW w:type="dxa" w:w="1440"/>
-          </w:tcPr>
-          <w:p>
-            <w:r>
-              <w:rPr>
-                <w:b/>
-              </w:rPr>
-              <w:t>3주</w:t>
-            </w:r>
-          </w:p>
-        </w:tc>
-        <w:tc>
-          <w:tcPr>
-            <w:tcW w:type="dxa" w:w="1440"/>
-          </w:tcPr>
-          <w:p>
-            <w:r>
-              <w:rPr>
-                <w:b/>
-              </w:rPr>
-              <w:t>4주</w:t>
-            </w:r>
-          </w:p>
-        </w:tc>
-        <w:tc>
-          <w:tcPr>
-            <w:tcW w:type="dxa" w:w="1440"/>
-          </w:tcPr>
-          <w:p>
-            <w:r>
-              <w:rPr>
-                <w:b/>
-              </w:rPr>
-              <w:t>이후 도울 점</w:t>
-            </w:r>
-          </w:p>
-        </w:tc>
-      </w:tr>
-      <w:tr>
-        <w:tc>
-          <w:tcPr>
-            <w:tcW w:type="dxa" w:w="1440"/>
-          </w:tcPr>
-          <w:p>
-            <w:r>
-              <w:rPr>
-                <w:b w:val="0"/>
-              </w:rPr>
-              <w:t>________</w:t>
-            </w:r>
-          </w:p>
-        </w:tc>
-        <w:tc>
-          <w:tcPr>
-            <w:tcW w:type="dxa" w:w="1440"/>
-          </w:tcPr>
-          <w:p>
-            <w:r>
-              <w:rPr>
-                <w:b w:val="0"/>
-              </w:rPr>
-              <w:t>________</w:t>
-            </w:r>
-          </w:p>
-        </w:tc>
-        <w:tc>
-          <w:tcPr>
-            <w:tcW w:type="dxa" w:w="1440"/>
-          </w:tcPr>
-          <w:p>
-            <w:r>
-              <w:rPr>
-                <w:b w:val="0"/>
-              </w:rPr>
-              <w:t>________</w:t>
-            </w:r>
-          </w:p>
-        </w:tc>
-        <w:tc>
-          <w:tcPr>
-            <w:tcW w:type="dxa" w:w="1440"/>
-          </w:tcPr>
-          <w:p>
-            <w:r>
-              <w:rPr>
-                <w:b w:val="0"/>
-              </w:rPr>
-              <w:t>________</w:t>
-            </w:r>
-          </w:p>
-        </w:tc>
-        <w:tc>
-          <w:tcPr>
-            <w:tcW w:type="dxa" w:w="1440"/>
-          </w:tcPr>
-          <w:p>
-            <w:r>
-              <w:rPr>
-                <w:b w:val="0"/>
-              </w:rPr>
-              <w:t>________</w:t>
-            </w:r>
-          </w:p>
-        </w:tc>
-        <w:tc>
-          <w:tcPr>
-            <w:tcW w:type="dxa" w:w="1440"/>
-          </w:tcPr>
-          <w:p>
-            <w:r>
-              <w:rPr>
-                <w:b w:val="0"/>
-              </w:rPr>
-              <w:t>________</w:t>
-            </w:r>
-          </w:p>
-        </w:tc>
-      </w:tr>
-      <w:tr>
-        <w:tc>
-          <w:tcPr>
-            <w:tcW w:type="dxa" w:w="1440"/>
-          </w:tcPr>
-          <w:p>
-            <w:r>
-              <w:rPr>
-                <w:b w:val="0"/>
-              </w:rPr>
-              <w:t>________</w:t>
-            </w:r>
-          </w:p>
-        </w:tc>
-        <w:tc>
-          <w:tcPr>
-            <w:tcW w:type="dxa" w:w="1440"/>
-          </w:tcPr>
-          <w:p>
-            <w:r>
-              <w:rPr>
-                <w:b w:val="0"/>
-              </w:rPr>
-              <w:t>________</w:t>
-            </w:r>
-          </w:p>
-        </w:tc>
-        <w:tc>
-          <w:tcPr>
-            <w:tcW w:type="dxa" w:w="1440"/>
-          </w:tcPr>
-          <w:p>
-            <w:r>
-              <w:rPr>
-                <w:b w:val="0"/>
-              </w:rPr>
-              <w:t>________</w:t>
-            </w:r>
-          </w:p>
-        </w:tc>
-        <w:tc>
-          <w:tcPr>
-            <w:tcW w:type="dxa" w:w="1440"/>
-          </w:tcPr>
-          <w:p>
-            <w:r>
-              <w:rPr>
-                <w:b w:val="0"/>
-              </w:rPr>
-              <w:t>________</w:t>
-            </w:r>
-          </w:p>
-        </w:tc>
-        <w:tc>
-          <w:tcPr>
-            <w:tcW w:type="dxa" w:w="1440"/>
-          </w:tcPr>
-          <w:p>
-            <w:r>
-              <w:rPr>
-                <w:b w:val="0"/>
-              </w:rPr>
-              <w:t>________</w:t>
-            </w:r>
-          </w:p>
-        </w:tc>
-        <w:tc>
-          <w:tcPr>
-            <w:tcW w:type="dxa" w:w="1440"/>
-          </w:tcPr>
-          <w:p>
-            <w:r>
-              <w:rPr>
-                <w:b w:val="0"/>
-              </w:rPr>
-              <w:t>________</w:t>
-            </w:r>
-          </w:p>
-        </w:tc>
-      </w:tr>
-      <w:tr>
-        <w:tc>
-          <w:tcPr>
-            <w:tcW w:type="dxa" w:w="1440"/>
-          </w:tcPr>
-          <w:p>
-            <w:r>
-              <w:rPr>
-                <w:b w:val="0"/>
-              </w:rPr>
-              <w:t>________</w:t>
-            </w:r>
-          </w:p>
-        </w:tc>
-        <w:tc>
-          <w:tcPr>
-            <w:tcW w:type="dxa" w:w="1440"/>
-          </w:tcPr>
-          <w:p>
-            <w:r>
-              <w:rPr>
-                <w:b w:val="0"/>
-              </w:rPr>
-              <w:t>________</w:t>
-            </w:r>
-          </w:p>
-        </w:tc>
-        <w:tc>
-          <w:tcPr>
-            <w:tcW w:type="dxa" w:w="1440"/>
-          </w:tcPr>
-          <w:p>
-            <w:r>
-              <w:rPr>
-                <w:b w:val="0"/>
-              </w:rPr>
-              <w:t>________</w:t>
-            </w:r>
-          </w:p>
-        </w:tc>
-        <w:tc>
-          <w:tcPr>
-            <w:tcW w:type="dxa" w:w="1440"/>
-          </w:tcPr>
-          <w:p>
-            <w:r>
-              <w:rPr>
-                <w:b w:val="0"/>
-              </w:rPr>
-              <w:t>________</w:t>
-            </w:r>
-          </w:p>
-        </w:tc>
-        <w:tc>
-          <w:tcPr>
-            <w:tcW w:type="dxa" w:w="1440"/>
-          </w:tcPr>
-          <w:p>
-            <w:r>
-              <w:rPr>
-                <w:b w:val="0"/>
-              </w:rPr>
-              <w:t>________</w:t>
-            </w:r>
-          </w:p>
-        </w:tc>
-        <w:tc>
-          <w:tcPr>
-            <w:tcW w:type="dxa" w:w="1440"/>
           </w:tcPr>
           <w:p>
             <w:r>
@@ -977,7 +543,7 @@
         <w:rPr>
           <w:b w:val="0"/>
         </w:rPr>
-        <w:t>월별 생일 명단</w:t>
+        <w:t>2. 새친구 4주 정착 계획</w:t>
       </w:r>
     </w:p>
     <w:p>
@@ -985,7 +551,15 @@
         <w:rPr>
           <w:b w:val="0"/>
         </w:rPr>
-        <w:t>생일은 보호자에게 확인하고, 공개 축하 여부도 함께 확인합니다. 같은 달에 여러 명이면 줄을 추가합니다.</w:t>
+        <w:t>가. 적용 기준: 첫 출석일을 1주차로 하며, 결석한 경우 보호자와 협의하여 일정을 조정합니다. 활동 참여·신체 접촉·사진 촬영은 아동의 의사와 보호자 동의 범위를 존중합니다.</w:t>
+      </w:r>
+    </w:p>
+    <w:p>
+      <w:r>
+        <w:rPr>
+          <w:b w:val="0"/>
+        </w:rPr>
+        <w:t>나. 주차별 실행 및 확인</w:t>
       </w:r>
     </w:p>
     <w:tbl>
@@ -1012,7 +586,7 @@
               <w:rPr>
                 <w:b/>
               </w:rPr>
-              <w:t>월</w:t>
+              <w:t>주차</w:t>
             </w:r>
           </w:p>
         </w:tc>
@@ -1025,7 +599,7 @@
               <w:rPr>
                 <w:b/>
               </w:rPr>
-              <w:t>이름·부서</w:t>
+              <w:t>할 일</w:t>
             </w:r>
           </w:p>
         </w:tc>
@@ -1038,7 +612,7 @@
               <w:rPr>
                 <w:b/>
               </w:rPr>
-              <w:t>생일(월/일)</w:t>
+              <w:t>확인 가능한 결과</w:t>
             </w:r>
           </w:p>
         </w:tc>
@@ -1051,7 +625,7 @@
               <w:rPr>
                 <w:b/>
               </w:rPr>
-              <w:t>공개 축하 동의</w:t>
+              <w:t>담당</w:t>
             </w:r>
           </w:p>
         </w:tc>
@@ -1064,7 +638,7 @@
               <w:rPr>
                 <w:b/>
               </w:rPr>
-              <w:t>축하 예정일</w:t>
+              <w:t>기한</w:t>
             </w:r>
           </w:p>
         </w:tc>
@@ -1077,7 +651,7 @@
               <w:rPr>
                 <w:b/>
               </w:rPr>
-              <w:t>담당·완료</w:t>
+              <w:t>확인</w:t>
             </w:r>
           </w:p>
         </w:tc>
@@ -1092,7 +666,7 @@
               <w:rPr>
                 <w:b w:val="0"/>
               </w:rPr>
-              <w:t>1월</w:t>
+              <w:t>1주</w:t>
             </w:r>
           </w:p>
         </w:tc>
@@ -1105,7 +679,7 @@
               <w:rPr>
                 <w:b w:val="0"/>
               </w:rPr>
-              <w:t>________</w:t>
+              <w:t>이름을 부르며 환영하고 교실·화장실·예배 순서를 안내합니다. 보호자와 인계 방법을 확인합니다.</w:t>
             </w:r>
           </w:p>
         </w:tc>
@@ -1118,7 +692,7 @@
               <w:rPr>
                 <w:b w:val="0"/>
               </w:rPr>
-              <w:t>________</w:t>
+              <w:t>안내 완료 여부 및 아동의 적응 반응 기록</w:t>
             </w:r>
           </w:p>
         </w:tc>
@@ -1172,7 +746,7 @@
               <w:rPr>
                 <w:b w:val="0"/>
               </w:rPr>
-              <w:t>2월</w:t>
+              <w:t>2주</w:t>
             </w:r>
           </w:p>
         </w:tc>
@@ -1185,7 +759,7 @@
               <w:rPr>
                 <w:b w:val="0"/>
               </w:rPr>
-              <w:t>________</w:t>
+              <w:t>담당 교사가 다시 맞이하고 또래 친구와 자연스럽게 인사하도록 돕습니다. 보호자가 동의한 방법으로 적응 상황을 확인합니다.</w:t>
             </w:r>
           </w:p>
         </w:tc>
@@ -1198,7 +772,7 @@
               <w:rPr>
                 <w:b w:val="0"/>
               </w:rPr>
-              <w:t>________</w:t>
+              <w:t>교사·또래와의 교류 및 보호자 안내 여부 기록</w:t>
             </w:r>
           </w:p>
         </w:tc>
@@ -1252,7 +826,7 @@
               <w:rPr>
                 <w:b w:val="0"/>
               </w:rPr>
-              <w:t>3월</w:t>
+              <w:t>3주</w:t>
             </w:r>
           </w:p>
         </w:tc>
@@ -1265,7 +839,7 @@
               <w:rPr>
                 <w:b w:val="0"/>
               </w:rPr>
-              <w:t>________</w:t>
+              <w:t>아동이 원하는 활동에 참여하도록 돕고 불편했던 점이나 필요한 도움을 확인합니다.</w:t>
             </w:r>
           </w:p>
         </w:tc>
@@ -1278,7 +852,7 @@
               <w:rPr>
                 <w:b w:val="0"/>
               </w:rPr>
-              <w:t>________</w:t>
+              <w:t>참여 활동 및 지원 필요 여부 기록</w:t>
             </w:r>
           </w:p>
         </w:tc>
@@ -1332,7 +906,7 @@
               <w:rPr>
                 <w:b w:val="0"/>
               </w:rPr>
-              <w:t>4월</w:t>
+              <w:t>4주</w:t>
             </w:r>
           </w:p>
         </w:tc>
@@ -1345,6 +919,32 @@
               <w:rPr>
                 <w:b w:val="0"/>
               </w:rPr>
+              <w:t>4주간의 적응 상황을 보호자와 확인하고 이후 돌봄 담당과 방법을 정합니다.</w:t>
+            </w:r>
+          </w:p>
+        </w:tc>
+        <w:tc>
+          <w:tcPr>
+            <w:tcW w:type="dxa" w:w="1440"/>
+          </w:tcPr>
+          <w:p>
+            <w:r>
+              <w:rPr>
+                <w:b w:val="0"/>
+              </w:rPr>
+              <w:t>정착 점검 완료 및 후속 돌봄 계획 기록</w:t>
+            </w:r>
+          </w:p>
+        </w:tc>
+        <w:tc>
+          <w:tcPr>
+            <w:tcW w:type="dxa" w:w="1440"/>
+          </w:tcPr>
+          <w:p>
+            <w:r>
+              <w:rPr>
+                <w:b w:val="0"/>
+              </w:rPr>
               <w:t>________</w:t>
             </w:r>
           </w:p>
@@ -1375,29 +975,79 @@
             </w:r>
           </w:p>
         </w:tc>
-        <w:tc>
-          <w:tcPr>
-            <w:tcW w:type="dxa" w:w="1440"/>
-          </w:tcPr>
-          <w:p>
-            <w:r>
-              <w:rPr>
-                <w:b w:val="0"/>
-              </w:rPr>
-              <w:t>________</w:t>
-            </w:r>
-          </w:p>
-        </w:tc>
-        <w:tc>
-          <w:tcPr>
-            <w:tcW w:type="dxa" w:w="1440"/>
-          </w:tcPr>
-          <w:p>
-            <w:r>
-              <w:rPr>
-                <w:b w:val="0"/>
-              </w:rPr>
-              <w:t>________</w:t>
+      </w:tr>
+    </w:tbl>
+    <w:p/>
+    <w:p>
+      <w:r>
+        <w:rPr>
+          <w:b w:val="0"/>
+        </w:rPr>
+        <w:t>다. 평가 기준: 출석 횟수만으로 정착 여부를 판단하지 않고, 예배 참여의 편안함·교사와의 관계·보호자 의견을 함께 확인합니다.</w:t>
+      </w:r>
+    </w:p>
+    <w:tbl>
+      <w:tblPr>
+        <w:tblStyle w:val="TableGrid"/>
+        <w:tblW w:type="auto" w:w="0"/>
+        <w:tblLook w:firstColumn="1" w:firstRow="1" w:lastColumn="0" w:lastRow="0" w:noHBand="0" w:noVBand="1" w:val="04A0"/>
+      </w:tblPr>
+      <w:tblGrid>
+        <w:gridCol w:w="2160"/>
+        <w:gridCol w:w="2160"/>
+        <w:gridCol w:w="2160"/>
+        <w:gridCol w:w="2160"/>
+      </w:tblGrid>
+      <w:tr>
+        <w:tc>
+          <w:tcPr>
+            <w:tcW w:type="dxa" w:w="2160"/>
+          </w:tcPr>
+          <w:p>
+            <w:r>
+              <w:rPr>
+                <w:b/>
+              </w:rPr>
+              <w:t>평가 항목</w:t>
+            </w:r>
+          </w:p>
+        </w:tc>
+        <w:tc>
+          <w:tcPr>
+            <w:tcW w:type="dxa" w:w="2160"/>
+          </w:tcPr>
+          <w:p>
+            <w:r>
+              <w:rPr>
+                <w:b/>
+              </w:rPr>
+              <w:t>확인 방법</w:t>
+            </w:r>
+          </w:p>
+        </w:tc>
+        <w:tc>
+          <w:tcPr>
+            <w:tcW w:type="dxa" w:w="2160"/>
+          </w:tcPr>
+          <w:p>
+            <w:r>
+              <w:rPr>
+                <w:b/>
+              </w:rPr>
+              <w:t>담당</w:t>
+            </w:r>
+          </w:p>
+        </w:tc>
+        <w:tc>
+          <w:tcPr>
+            <w:tcW w:type="dxa" w:w="2160"/>
+          </w:tcPr>
+          <w:p>
+            <w:r>
+              <w:rPr>
+                <w:b/>
+              </w:rPr>
+              <w:t>기한</w:t>
             </w:r>
           </w:p>
         </w:tc>
@@ -1405,72 +1055,46 @@
       <w:tr>
         <w:tc>
           <w:tcPr>
-            <w:tcW w:type="dxa" w:w="1440"/>
+            <w:tcW w:type="dxa" w:w="2160"/>
           </w:tcPr>
           <w:p>
             <w:r>
               <w:rPr>
                 <w:b w:val="0"/>
               </w:rPr>
-              <w:t>5월</w:t>
-            </w:r>
-          </w:p>
-        </w:tc>
-        <w:tc>
-          <w:tcPr>
-            <w:tcW w:type="dxa" w:w="1440"/>
+              <w:t>4주 계획 이행</w:t>
+            </w:r>
+          </w:p>
+        </w:tc>
+        <w:tc>
+          <w:tcPr>
+            <w:tcW w:type="dxa" w:w="2160"/>
           </w:tcPr>
           <w:p>
             <w:r>
               <w:rPr>
                 <w:b w:val="0"/>
               </w:rPr>
+              <w:t>별도 개인별 기록의 주차별 확인란 점검</w:t>
+            </w:r>
+          </w:p>
+        </w:tc>
+        <w:tc>
+          <w:tcPr>
+            <w:tcW w:type="dxa" w:w="2160"/>
+          </w:tcPr>
+          <w:p>
+            <w:r>
+              <w:rPr>
+                <w:b w:val="0"/>
+              </w:rPr>
               <w:t>________</w:t>
             </w:r>
           </w:p>
         </w:tc>
         <w:tc>
           <w:tcPr>
-            <w:tcW w:type="dxa" w:w="1440"/>
-          </w:tcPr>
-          <w:p>
-            <w:r>
-              <w:rPr>
-                <w:b w:val="0"/>
-              </w:rPr>
-              <w:t>________</w:t>
-            </w:r>
-          </w:p>
-        </w:tc>
-        <w:tc>
-          <w:tcPr>
-            <w:tcW w:type="dxa" w:w="1440"/>
-          </w:tcPr>
-          <w:p>
-            <w:r>
-              <w:rPr>
-                <w:b w:val="0"/>
-              </w:rPr>
-              <w:t>________</w:t>
-            </w:r>
-          </w:p>
-        </w:tc>
-        <w:tc>
-          <w:tcPr>
-            <w:tcW w:type="dxa" w:w="1440"/>
-          </w:tcPr>
-          <w:p>
-            <w:r>
-              <w:rPr>
-                <w:b w:val="0"/>
-              </w:rPr>
-              <w:t>________</w:t>
-            </w:r>
-          </w:p>
-        </w:tc>
-        <w:tc>
-          <w:tcPr>
-            <w:tcW w:type="dxa" w:w="1440"/>
+            <w:tcW w:type="dxa" w:w="2160"/>
           </w:tcPr>
           <w:p>
             <w:r>
@@ -1485,72 +1109,46 @@
       <w:tr>
         <w:tc>
           <w:tcPr>
-            <w:tcW w:type="dxa" w:w="1440"/>
+            <w:tcW w:type="dxa" w:w="2160"/>
           </w:tcPr>
           <w:p>
             <w:r>
               <w:rPr>
                 <w:b w:val="0"/>
               </w:rPr>
-              <w:t>6월</w:t>
-            </w:r>
-          </w:p>
-        </w:tc>
-        <w:tc>
-          <w:tcPr>
-            <w:tcW w:type="dxa" w:w="1440"/>
+              <w:t>공동체 적응</w:t>
+            </w:r>
+          </w:p>
+        </w:tc>
+        <w:tc>
+          <w:tcPr>
+            <w:tcW w:type="dxa" w:w="2160"/>
           </w:tcPr>
           <w:p>
             <w:r>
               <w:rPr>
                 <w:b w:val="0"/>
               </w:rPr>
+              <w:t>아동의 표현·관찰 내용·보호자 의견 확인</w:t>
+            </w:r>
+          </w:p>
+        </w:tc>
+        <w:tc>
+          <w:tcPr>
+            <w:tcW w:type="dxa" w:w="2160"/>
+          </w:tcPr>
+          <w:p>
+            <w:r>
+              <w:rPr>
+                <w:b w:val="0"/>
+              </w:rPr>
               <w:t>________</w:t>
             </w:r>
           </w:p>
         </w:tc>
         <w:tc>
           <w:tcPr>
-            <w:tcW w:type="dxa" w:w="1440"/>
-          </w:tcPr>
-          <w:p>
-            <w:r>
-              <w:rPr>
-                <w:b w:val="0"/>
-              </w:rPr>
-              <w:t>________</w:t>
-            </w:r>
-          </w:p>
-        </w:tc>
-        <w:tc>
-          <w:tcPr>
-            <w:tcW w:type="dxa" w:w="1440"/>
-          </w:tcPr>
-          <w:p>
-            <w:r>
-              <w:rPr>
-                <w:b w:val="0"/>
-              </w:rPr>
-              <w:t>________</w:t>
-            </w:r>
-          </w:p>
-        </w:tc>
-        <w:tc>
-          <w:tcPr>
-            <w:tcW w:type="dxa" w:w="1440"/>
-          </w:tcPr>
-          <w:p>
-            <w:r>
-              <w:rPr>
-                <w:b w:val="0"/>
-              </w:rPr>
-              <w:t>________</w:t>
-            </w:r>
-          </w:p>
-        </w:tc>
-        <w:tc>
-          <w:tcPr>
-            <w:tcW w:type="dxa" w:w="1440"/>
+            <w:tcW w:type="dxa" w:w="2160"/>
           </w:tcPr>
           <w:p>
             <w:r>
@@ -1565,472 +1163,46 @@
       <w:tr>
         <w:tc>
           <w:tcPr>
-            <w:tcW w:type="dxa" w:w="1440"/>
+            <w:tcW w:type="dxa" w:w="2160"/>
           </w:tcPr>
           <w:p>
             <w:r>
               <w:rPr>
                 <w:b w:val="0"/>
               </w:rPr>
-              <w:t>7월</w:t>
-            </w:r>
-          </w:p>
-        </w:tc>
-        <w:tc>
-          <w:tcPr>
-            <w:tcW w:type="dxa" w:w="1440"/>
+              <w:t>후속 지원</w:t>
+            </w:r>
+          </w:p>
+        </w:tc>
+        <w:tc>
+          <w:tcPr>
+            <w:tcW w:type="dxa" w:w="2160"/>
           </w:tcPr>
           <w:p>
             <w:r>
               <w:rPr>
                 <w:b w:val="0"/>
               </w:rPr>
+              <w:t>지속 돌봄 또는 추가 지원 필요 여부 기록</w:t>
+            </w:r>
+          </w:p>
+        </w:tc>
+        <w:tc>
+          <w:tcPr>
+            <w:tcW w:type="dxa" w:w="2160"/>
+          </w:tcPr>
+          <w:p>
+            <w:r>
+              <w:rPr>
+                <w:b w:val="0"/>
+              </w:rPr>
               <w:t>________</w:t>
             </w:r>
           </w:p>
         </w:tc>
         <w:tc>
           <w:tcPr>
-            <w:tcW w:type="dxa" w:w="1440"/>
-          </w:tcPr>
-          <w:p>
-            <w:r>
-              <w:rPr>
-                <w:b w:val="0"/>
-              </w:rPr>
-              <w:t>________</w:t>
-            </w:r>
-          </w:p>
-        </w:tc>
-        <w:tc>
-          <w:tcPr>
-            <w:tcW w:type="dxa" w:w="1440"/>
-          </w:tcPr>
-          <w:p>
-            <w:r>
-              <w:rPr>
-                <w:b w:val="0"/>
-              </w:rPr>
-              <w:t>________</w:t>
-            </w:r>
-          </w:p>
-        </w:tc>
-        <w:tc>
-          <w:tcPr>
-            <w:tcW w:type="dxa" w:w="1440"/>
-          </w:tcPr>
-          <w:p>
-            <w:r>
-              <w:rPr>
-                <w:b w:val="0"/>
-              </w:rPr>
-              <w:t>________</w:t>
-            </w:r>
-          </w:p>
-        </w:tc>
-        <w:tc>
-          <w:tcPr>
-            <w:tcW w:type="dxa" w:w="1440"/>
-          </w:tcPr>
-          <w:p>
-            <w:r>
-              <w:rPr>
-                <w:b w:val="0"/>
-              </w:rPr>
-              <w:t>________</w:t>
-            </w:r>
-          </w:p>
-        </w:tc>
-      </w:tr>
-      <w:tr>
-        <w:tc>
-          <w:tcPr>
-            <w:tcW w:type="dxa" w:w="1440"/>
-          </w:tcPr>
-          <w:p>
-            <w:r>
-              <w:rPr>
-                <w:b w:val="0"/>
-              </w:rPr>
-              <w:t>8월</w:t>
-            </w:r>
-          </w:p>
-        </w:tc>
-        <w:tc>
-          <w:tcPr>
-            <w:tcW w:type="dxa" w:w="1440"/>
-          </w:tcPr>
-          <w:p>
-            <w:r>
-              <w:rPr>
-                <w:b w:val="0"/>
-              </w:rPr>
-              <w:t>________</w:t>
-            </w:r>
-          </w:p>
-        </w:tc>
-        <w:tc>
-          <w:tcPr>
-            <w:tcW w:type="dxa" w:w="1440"/>
-          </w:tcPr>
-          <w:p>
-            <w:r>
-              <w:rPr>
-                <w:b w:val="0"/>
-              </w:rPr>
-              <w:t>________</w:t>
-            </w:r>
-          </w:p>
-        </w:tc>
-        <w:tc>
-          <w:tcPr>
-            <w:tcW w:type="dxa" w:w="1440"/>
-          </w:tcPr>
-          <w:p>
-            <w:r>
-              <w:rPr>
-                <w:b w:val="0"/>
-              </w:rPr>
-              <w:t>________</w:t>
-            </w:r>
-          </w:p>
-        </w:tc>
-        <w:tc>
-          <w:tcPr>
-            <w:tcW w:type="dxa" w:w="1440"/>
-          </w:tcPr>
-          <w:p>
-            <w:r>
-              <w:rPr>
-                <w:b w:val="0"/>
-              </w:rPr>
-              <w:t>________</w:t>
-            </w:r>
-          </w:p>
-        </w:tc>
-        <w:tc>
-          <w:tcPr>
-            <w:tcW w:type="dxa" w:w="1440"/>
-          </w:tcPr>
-          <w:p>
-            <w:r>
-              <w:rPr>
-                <w:b w:val="0"/>
-              </w:rPr>
-              <w:t>________</w:t>
-            </w:r>
-          </w:p>
-        </w:tc>
-      </w:tr>
-      <w:tr>
-        <w:tc>
-          <w:tcPr>
-            <w:tcW w:type="dxa" w:w="1440"/>
-          </w:tcPr>
-          <w:p>
-            <w:r>
-              <w:rPr>
-                <w:b w:val="0"/>
-              </w:rPr>
-              <w:t>9월</w:t>
-            </w:r>
-          </w:p>
-        </w:tc>
-        <w:tc>
-          <w:tcPr>
-            <w:tcW w:type="dxa" w:w="1440"/>
-          </w:tcPr>
-          <w:p>
-            <w:r>
-              <w:rPr>
-                <w:b w:val="0"/>
-              </w:rPr>
-              <w:t>________</w:t>
-            </w:r>
-          </w:p>
-        </w:tc>
-        <w:tc>
-          <w:tcPr>
-            <w:tcW w:type="dxa" w:w="1440"/>
-          </w:tcPr>
-          <w:p>
-            <w:r>
-              <w:rPr>
-                <w:b w:val="0"/>
-              </w:rPr>
-              <w:t>________</w:t>
-            </w:r>
-          </w:p>
-        </w:tc>
-        <w:tc>
-          <w:tcPr>
-            <w:tcW w:type="dxa" w:w="1440"/>
-          </w:tcPr>
-          <w:p>
-            <w:r>
-              <w:rPr>
-                <w:b w:val="0"/>
-              </w:rPr>
-              <w:t>________</w:t>
-            </w:r>
-          </w:p>
-        </w:tc>
-        <w:tc>
-          <w:tcPr>
-            <w:tcW w:type="dxa" w:w="1440"/>
-          </w:tcPr>
-          <w:p>
-            <w:r>
-              <w:rPr>
-                <w:b w:val="0"/>
-              </w:rPr>
-              <w:t>________</w:t>
-            </w:r>
-          </w:p>
-        </w:tc>
-        <w:tc>
-          <w:tcPr>
-            <w:tcW w:type="dxa" w:w="1440"/>
-          </w:tcPr>
-          <w:p>
-            <w:r>
-              <w:rPr>
-                <w:b w:val="0"/>
-              </w:rPr>
-              <w:t>________</w:t>
-            </w:r>
-          </w:p>
-        </w:tc>
-      </w:tr>
-      <w:tr>
-        <w:tc>
-          <w:tcPr>
-            <w:tcW w:type="dxa" w:w="1440"/>
-          </w:tcPr>
-          <w:p>
-            <w:r>
-              <w:rPr>
-                <w:b w:val="0"/>
-              </w:rPr>
-              <w:t>10월</w:t>
-            </w:r>
-          </w:p>
-        </w:tc>
-        <w:tc>
-          <w:tcPr>
-            <w:tcW w:type="dxa" w:w="1440"/>
-          </w:tcPr>
-          <w:p>
-            <w:r>
-              <w:rPr>
-                <w:b w:val="0"/>
-              </w:rPr>
-              <w:t>________</w:t>
-            </w:r>
-          </w:p>
-        </w:tc>
-        <w:tc>
-          <w:tcPr>
-            <w:tcW w:type="dxa" w:w="1440"/>
-          </w:tcPr>
-          <w:p>
-            <w:r>
-              <w:rPr>
-                <w:b w:val="0"/>
-              </w:rPr>
-              <w:t>________</w:t>
-            </w:r>
-          </w:p>
-        </w:tc>
-        <w:tc>
-          <w:tcPr>
-            <w:tcW w:type="dxa" w:w="1440"/>
-          </w:tcPr>
-          <w:p>
-            <w:r>
-              <w:rPr>
-                <w:b w:val="0"/>
-              </w:rPr>
-              <w:t>________</w:t>
-            </w:r>
-          </w:p>
-        </w:tc>
-        <w:tc>
-          <w:tcPr>
-            <w:tcW w:type="dxa" w:w="1440"/>
-          </w:tcPr>
-          <w:p>
-            <w:r>
-              <w:rPr>
-                <w:b w:val="0"/>
-              </w:rPr>
-              <w:t>________</w:t>
-            </w:r>
-          </w:p>
-        </w:tc>
-        <w:tc>
-          <w:tcPr>
-            <w:tcW w:type="dxa" w:w="1440"/>
-          </w:tcPr>
-          <w:p>
-            <w:r>
-              <w:rPr>
-                <w:b w:val="0"/>
-              </w:rPr>
-              <w:t>________</w:t>
-            </w:r>
-          </w:p>
-        </w:tc>
-      </w:tr>
-      <w:tr>
-        <w:tc>
-          <w:tcPr>
-            <w:tcW w:type="dxa" w:w="1440"/>
-          </w:tcPr>
-          <w:p>
-            <w:r>
-              <w:rPr>
-                <w:b w:val="0"/>
-              </w:rPr>
-              <w:t>11월</w:t>
-            </w:r>
-          </w:p>
-        </w:tc>
-        <w:tc>
-          <w:tcPr>
-            <w:tcW w:type="dxa" w:w="1440"/>
-          </w:tcPr>
-          <w:p>
-            <w:r>
-              <w:rPr>
-                <w:b w:val="0"/>
-              </w:rPr>
-              <w:t>________</w:t>
-            </w:r>
-          </w:p>
-        </w:tc>
-        <w:tc>
-          <w:tcPr>
-            <w:tcW w:type="dxa" w:w="1440"/>
-          </w:tcPr>
-          <w:p>
-            <w:r>
-              <w:rPr>
-                <w:b w:val="0"/>
-              </w:rPr>
-              <w:t>________</w:t>
-            </w:r>
-          </w:p>
-        </w:tc>
-        <w:tc>
-          <w:tcPr>
-            <w:tcW w:type="dxa" w:w="1440"/>
-          </w:tcPr>
-          <w:p>
-            <w:r>
-              <w:rPr>
-                <w:b w:val="0"/>
-              </w:rPr>
-              <w:t>________</w:t>
-            </w:r>
-          </w:p>
-        </w:tc>
-        <w:tc>
-          <w:tcPr>
-            <w:tcW w:type="dxa" w:w="1440"/>
-          </w:tcPr>
-          <w:p>
-            <w:r>
-              <w:rPr>
-                <w:b w:val="0"/>
-              </w:rPr>
-              <w:t>________</w:t>
-            </w:r>
-          </w:p>
-        </w:tc>
-        <w:tc>
-          <w:tcPr>
-            <w:tcW w:type="dxa" w:w="1440"/>
-          </w:tcPr>
-          <w:p>
-            <w:r>
-              <w:rPr>
-                <w:b w:val="0"/>
-              </w:rPr>
-              <w:t>________</w:t>
-            </w:r>
-          </w:p>
-        </w:tc>
-      </w:tr>
-      <w:tr>
-        <w:tc>
-          <w:tcPr>
-            <w:tcW w:type="dxa" w:w="1440"/>
-          </w:tcPr>
-          <w:p>
-            <w:r>
-              <w:rPr>
-                <w:b w:val="0"/>
-              </w:rPr>
-              <w:t>12월</w:t>
-            </w:r>
-          </w:p>
-        </w:tc>
-        <w:tc>
-          <w:tcPr>
-            <w:tcW w:type="dxa" w:w="1440"/>
-          </w:tcPr>
-          <w:p>
-            <w:r>
-              <w:rPr>
-                <w:b w:val="0"/>
-              </w:rPr>
-              <w:t>________</w:t>
-            </w:r>
-          </w:p>
-        </w:tc>
-        <w:tc>
-          <w:tcPr>
-            <w:tcW w:type="dxa" w:w="1440"/>
-          </w:tcPr>
-          <w:p>
-            <w:r>
-              <w:rPr>
-                <w:b w:val="0"/>
-              </w:rPr>
-              <w:t>________</w:t>
-            </w:r>
-          </w:p>
-        </w:tc>
-        <w:tc>
-          <w:tcPr>
-            <w:tcW w:type="dxa" w:w="1440"/>
-          </w:tcPr>
-          <w:p>
-            <w:r>
-              <w:rPr>
-                <w:b w:val="0"/>
-              </w:rPr>
-              <w:t>________</w:t>
-            </w:r>
-          </w:p>
-        </w:tc>
-        <w:tc>
-          <w:tcPr>
-            <w:tcW w:type="dxa" w:w="1440"/>
-          </w:tcPr>
-          <w:p>
-            <w:r>
-              <w:rPr>
-                <w:b w:val="0"/>
-              </w:rPr>
-              <w:t>________</w:t>
-            </w:r>
-          </w:p>
-        </w:tc>
-        <w:tc>
-          <w:tcPr>
-            <w:tcW w:type="dxa" w:w="1440"/>
+            <w:tcW w:type="dxa" w:w="2160"/>
           </w:tcPr>
           <w:p>
             <w:r>
@@ -2052,7 +1224,3680 @@
         <w:rPr>
           <w:b w:val="0"/>
         </w:rPr>
-        <w:t>축하 카드 문구 예시</w:t>
+        <w:t>3. 월별 생일 축하 운영</w:t>
+      </w:r>
+    </w:p>
+    <w:p>
+      <w:r>
+        <w:rPr>
+          <w:b w:val="0"/>
+        </w:rPr>
+        <w:t>가. 운영 기준: 보호자가 확인한 월·일만 사용하며 생년은 수집하지 않습니다. 음력 사용 여부는 필요한 경우 별도로 확인합니다. 축하를 원하지 않는 아동의 의사를 존중합니다.</w:t>
+      </w:r>
+    </w:p>
+    <w:p>
+      <w:r>
+        <w:rPr>
+          <w:b w:val="0"/>
+        </w:rPr>
+        <w:t>나. 월별 명단은 붙임 2에 별도 작성하고, 공개 게시·단체 대화방 공유는 동의 범위 안에서만 실시합니다.</w:t>
+      </w:r>
+    </w:p>
+    <w:tbl>
+      <w:tblPr>
+        <w:tblStyle w:val="TableGrid"/>
+        <w:tblW w:type="auto" w:w="0"/>
+        <w:tblLook w:firstColumn="1" w:firstRow="1" w:lastColumn="0" w:lastRow="0" w:noHBand="0" w:noVBand="1" w:val="04A0"/>
+      </w:tblPr>
+      <w:tblGrid>
+        <w:gridCol w:w="2160"/>
+        <w:gridCol w:w="2160"/>
+        <w:gridCol w:w="2160"/>
+        <w:gridCol w:w="2160"/>
+      </w:tblGrid>
+      <w:tr>
+        <w:tc>
+          <w:tcPr>
+            <w:tcW w:type="dxa" w:w="2160"/>
+          </w:tcPr>
+          <w:p>
+            <w:r>
+              <w:rPr>
+                <w:b/>
+              </w:rPr>
+              <w:t>실행 항목</w:t>
+            </w:r>
+          </w:p>
+        </w:tc>
+        <w:tc>
+          <w:tcPr>
+            <w:tcW w:type="dxa" w:w="2160"/>
+          </w:tcPr>
+          <w:p>
+            <w:r>
+              <w:rPr>
+                <w:b/>
+              </w:rPr>
+              <w:t>담당</w:t>
+            </w:r>
+          </w:p>
+        </w:tc>
+        <w:tc>
+          <w:tcPr>
+            <w:tcW w:type="dxa" w:w="2160"/>
+          </w:tcPr>
+          <w:p>
+            <w:r>
+              <w:rPr>
+                <w:b/>
+              </w:rPr>
+              <w:t>기한</w:t>
+            </w:r>
+          </w:p>
+        </w:tc>
+        <w:tc>
+          <w:tcPr>
+            <w:tcW w:type="dxa" w:w="2160"/>
+          </w:tcPr>
+          <w:p>
+            <w:r>
+              <w:rPr>
+                <w:b/>
+              </w:rPr>
+              <w:t>확인</w:t>
+            </w:r>
+          </w:p>
+        </w:tc>
+      </w:tr>
+      <w:tr>
+        <w:tc>
+          <w:tcPr>
+            <w:tcW w:type="dxa" w:w="2160"/>
+          </w:tcPr>
+          <w:p>
+            <w:r>
+              <w:rPr>
+                <w:b w:val="0"/>
+              </w:rPr>
+              <w:t>다음 달 대상자 및 축하 참여 의사 확인</w:t>
+            </w:r>
+          </w:p>
+        </w:tc>
+        <w:tc>
+          <w:tcPr>
+            <w:tcW w:type="dxa" w:w="2160"/>
+          </w:tcPr>
+          <w:p>
+            <w:r>
+              <w:rPr>
+                <w:b w:val="0"/>
+              </w:rPr>
+              <w:t>________</w:t>
+            </w:r>
+          </w:p>
+        </w:tc>
+        <w:tc>
+          <w:tcPr>
+            <w:tcW w:type="dxa" w:w="2160"/>
+          </w:tcPr>
+          <w:p>
+            <w:r>
+              <w:rPr>
+                <w:b w:val="0"/>
+              </w:rPr>
+              <w:t>전월 ________일까지</w:t>
+            </w:r>
+          </w:p>
+        </w:tc>
+        <w:tc>
+          <w:tcPr>
+            <w:tcW w:type="dxa" w:w="2160"/>
+          </w:tcPr>
+          <w:p>
+            <w:r>
+              <w:rPr>
+                <w:b w:val="0"/>
+              </w:rPr>
+              <w:t>________</w:t>
+            </w:r>
+          </w:p>
+        </w:tc>
+      </w:tr>
+      <w:tr>
+        <w:tc>
+          <w:tcPr>
+            <w:tcW w:type="dxa" w:w="2160"/>
+          </w:tcPr>
+          <w:p>
+            <w:r>
+              <w:rPr>
+                <w:b w:val="0"/>
+              </w:rPr>
+              <w:t>카드 작성 및 전달 방법 확인</w:t>
+            </w:r>
+          </w:p>
+        </w:tc>
+        <w:tc>
+          <w:tcPr>
+            <w:tcW w:type="dxa" w:w="2160"/>
+          </w:tcPr>
+          <w:p>
+            <w:r>
+              <w:rPr>
+                <w:b w:val="0"/>
+              </w:rPr>
+              <w:t>________</w:t>
+            </w:r>
+          </w:p>
+        </w:tc>
+        <w:tc>
+          <w:tcPr>
+            <w:tcW w:type="dxa" w:w="2160"/>
+          </w:tcPr>
+          <w:p>
+            <w:r>
+              <w:rPr>
+                <w:b w:val="0"/>
+              </w:rPr>
+              <w:t>축하일 전 ________</w:t>
+            </w:r>
+          </w:p>
+        </w:tc>
+        <w:tc>
+          <w:tcPr>
+            <w:tcW w:type="dxa" w:w="2160"/>
+          </w:tcPr>
+          <w:p>
+            <w:r>
+              <w:rPr>
+                <w:b w:val="0"/>
+              </w:rPr>
+              <w:t>________</w:t>
+            </w:r>
+          </w:p>
+        </w:tc>
+      </w:tr>
+      <w:tr>
+        <w:tc>
+          <w:tcPr>
+            <w:tcW w:type="dxa" w:w="2160"/>
+          </w:tcPr>
+          <w:p>
+            <w:r>
+              <w:rPr>
+                <w:b w:val="0"/>
+              </w:rPr>
+              <w:t>축하 진행 및 미참석자 전달 방법 확인</w:t>
+            </w:r>
+          </w:p>
+        </w:tc>
+        <w:tc>
+          <w:tcPr>
+            <w:tcW w:type="dxa" w:w="2160"/>
+          </w:tcPr>
+          <w:p>
+            <w:r>
+              <w:rPr>
+                <w:b w:val="0"/>
+              </w:rPr>
+              <w:t>________</w:t>
+            </w:r>
+          </w:p>
+        </w:tc>
+        <w:tc>
+          <w:tcPr>
+            <w:tcW w:type="dxa" w:w="2160"/>
+          </w:tcPr>
+          <w:p>
+            <w:r>
+              <w:rPr>
+                <w:b w:val="0"/>
+              </w:rPr>
+              <w:t>________</w:t>
+            </w:r>
+          </w:p>
+        </w:tc>
+        <w:tc>
+          <w:tcPr>
+            <w:tcW w:type="dxa" w:w="2160"/>
+          </w:tcPr>
+          <w:p>
+            <w:r>
+              <w:rPr>
+                <w:b w:val="0"/>
+              </w:rPr>
+              <w:t>________</w:t>
+            </w:r>
+          </w:p>
+        </w:tc>
+      </w:tr>
+      <w:tr>
+        <w:tc>
+          <w:tcPr>
+            <w:tcW w:type="dxa" w:w="2160"/>
+          </w:tcPr>
+          <w:p>
+            <w:r>
+              <w:rPr>
+                <w:b w:val="0"/>
+              </w:rPr>
+              <w:t>실시 여부 기록 및 누락 점검</w:t>
+            </w:r>
+          </w:p>
+        </w:tc>
+        <w:tc>
+          <w:tcPr>
+            <w:tcW w:type="dxa" w:w="2160"/>
+          </w:tcPr>
+          <w:p>
+            <w:r>
+              <w:rPr>
+                <w:b w:val="0"/>
+              </w:rPr>
+              <w:t>________</w:t>
+            </w:r>
+          </w:p>
+        </w:tc>
+        <w:tc>
+          <w:tcPr>
+            <w:tcW w:type="dxa" w:w="2160"/>
+          </w:tcPr>
+          <w:p>
+            <w:r>
+              <w:rPr>
+                <w:b w:val="0"/>
+              </w:rPr>
+              <w:t>매월 ________일까지</w:t>
+            </w:r>
+          </w:p>
+        </w:tc>
+        <w:tc>
+          <w:tcPr>
+            <w:tcW w:type="dxa" w:w="2160"/>
+          </w:tcPr>
+          <w:p>
+            <w:r>
+              <w:rPr>
+                <w:b w:val="0"/>
+              </w:rPr>
+              <w:t>________</w:t>
+            </w:r>
+          </w:p>
+        </w:tc>
+      </w:tr>
+    </w:tbl>
+    <w:p/>
+    <w:p>
+      <w:r>
+        <w:rPr>
+          <w:b w:val="0"/>
+        </w:rPr>
+        <w:t>다. 카드 문구 예시</w:t>
+      </w:r>
+    </w:p>
+    <w:p>
+      <w:r>
+        <w:rPr>
+          <w:b w:val="0"/>
+        </w:rPr>
+        <w:t>1) 하나님께서 사랑하시는 소중한 친구, 생일을 축하합니다.</w:t>
+      </w:r>
+    </w:p>
+    <w:p>
+      <w:r>
+        <w:rPr>
+          <w:b w:val="0"/>
+        </w:rPr>
+        <w:t>2) 하나님께서 주신 생명을 함께 기뻐하며 생일을 축하합니다.</w:t>
+      </w:r>
+    </w:p>
+    <w:p>
+      <w:r>
+        <w:rPr>
+          <w:b w:val="0"/>
+        </w:rPr>
+        <w:t>3) 예수님의 사랑 안에서 몸과 마음이 건강하게 자라기를 기도합니다.</w:t>
+      </w:r>
+    </w:p>
+    <w:p>
+      <w:r>
+        <w:rPr>
+          <w:b w:val="0"/>
+        </w:rPr>
+        <w:t>4) 우리 부서에서 함께 예배드릴 수 있어 기쁩니다. 생일을 축하합니다.</w:t>
+      </w:r>
+    </w:p>
+    <w:p>
+      <w:r>
+        <w:rPr>
+          <w:b w:val="0"/>
+        </w:rPr>
+        <w:t>5) 기쁜 날에도 힘든 날에도 하나님께 마음을 나누는 친구로 자라기를 기도합니다.</w:t>
+      </w:r>
+    </w:p>
+    <w:p>
+      <w:r>
+        <w:rPr>
+          <w:b w:val="0"/>
+        </w:rPr>
+        <w:t>6) 하나님께서 주신 너의 모습과 마음을 소중히 여기며 생일을 축하합니다.</w:t>
+      </w:r>
+    </w:p>
+    <w:p>
+      <w:r>
+        <w:rPr>
+          <w:b w:val="0"/>
+        </w:rPr>
+        <w:t>7) 친구들과 사랑을 나누며 즐겁게 자라기를 기도합니다.</w:t>
+      </w:r>
+    </w:p>
+    <w:p>
+      <w:r>
+        <w:rPr>
+          <w:b w:val="0"/>
+        </w:rPr>
+        <w:t>8) 궁금한 것을 묻고 새로운 것을 배우며 기쁨을 발견하기를 바랍니다.</w:t>
+      </w:r>
+    </w:p>
+    <w:p>
+      <w:r>
+        <w:rPr>
+          <w:b w:val="0"/>
+        </w:rPr>
+        <w:t>9) 오늘 함께하지 못해도 너의 생일을 기억하며 축하합니다.</w:t>
+      </w:r>
+    </w:p>
+    <w:p>
+      <w:r>
+        <w:rPr>
+          <w:b w:val="0"/>
+        </w:rPr>
+        <w:t>10) 새로운 한 해에도 예수님의 사랑을 알아 가기를 함께 기도합니다.</w:t>
+      </w:r>
+    </w:p>
+    <w:p>
+      <w:pPr>
+        <w:pStyle w:val="Heading2"/>
+      </w:pPr>
+      <w:r>
+        <w:rPr>
+          <w:b w:val="0"/>
+        </w:rPr>
+        <w:t>4. 별도 기록 관리 및 후속조치</w:t>
+      </w:r>
+    </w:p>
+    <w:p>
+      <w:r>
+        <w:rPr>
+          <w:b w:val="0"/>
+        </w:rPr>
+        <w:t>가. 연락은 보호자가 동의한 연락처와 방법을 사용합니다. 연락처는 기존의 접근 제한 보호자 연락망에서 확인하며 아래 기록에 중복 기재하지 않습니다.</w:t>
+      </w:r>
+    </w:p>
+    <w:p>
+      <w:r>
+        <w:rPr>
+          <w:b w:val="0"/>
+        </w:rPr>
+        <w:t>나. 건강정보가 필요한 경우 별도 건강정보 회신서와 민감정보 처리 동의를 사용합니다. 해당 정보는 본 관리표와 연락 기록에 기재하지 않습니다.</w:t>
+      </w:r>
+    </w:p>
+    <w:tbl>
+      <w:tblPr>
+        <w:tblStyle w:val="TableGrid"/>
+        <w:tblW w:type="auto" w:w="0"/>
+        <w:tblLook w:firstColumn="1" w:firstRow="1" w:lastColumn="0" w:lastRow="0" w:noHBand="0" w:noVBand="1" w:val="04A0"/>
+      </w:tblPr>
+      <w:tblGrid>
+        <w:gridCol w:w="2160"/>
+        <w:gridCol w:w="2160"/>
+        <w:gridCol w:w="2160"/>
+        <w:gridCol w:w="2160"/>
+      </w:tblGrid>
+      <w:tr>
+        <w:tc>
+          <w:tcPr>
+            <w:tcW w:type="dxa" w:w="2160"/>
+          </w:tcPr>
+          <w:p>
+            <w:r>
+              <w:rPr>
+                <w:b/>
+              </w:rPr>
+              <w:t>실행 항목</w:t>
+            </w:r>
+          </w:p>
+        </w:tc>
+        <w:tc>
+          <w:tcPr>
+            <w:tcW w:type="dxa" w:w="2160"/>
+          </w:tcPr>
+          <w:p>
+            <w:r>
+              <w:rPr>
+                <w:b/>
+              </w:rPr>
+              <w:t>담당</w:t>
+            </w:r>
+          </w:p>
+        </w:tc>
+        <w:tc>
+          <w:tcPr>
+            <w:tcW w:type="dxa" w:w="2160"/>
+          </w:tcPr>
+          <w:p>
+            <w:r>
+              <w:rPr>
+                <w:b/>
+              </w:rPr>
+              <w:t>기한</w:t>
+            </w:r>
+          </w:p>
+        </w:tc>
+        <w:tc>
+          <w:tcPr>
+            <w:tcW w:type="dxa" w:w="2160"/>
+          </w:tcPr>
+          <w:p>
+            <w:r>
+              <w:rPr>
+                <w:b/>
+              </w:rPr>
+              <w:t>확인</w:t>
+            </w:r>
+          </w:p>
+        </w:tc>
+      </w:tr>
+      <w:tr>
+        <w:tc>
+          <w:tcPr>
+            <w:tcW w:type="dxa" w:w="2160"/>
+          </w:tcPr>
+          <w:p>
+            <w:r>
+              <w:rPr>
+                <w:b w:val="0"/>
+              </w:rPr>
+              <w:t>연락 결과에 따른 안내·지원 이행</w:t>
+            </w:r>
+          </w:p>
+        </w:tc>
+        <w:tc>
+          <w:tcPr>
+            <w:tcW w:type="dxa" w:w="2160"/>
+          </w:tcPr>
+          <w:p>
+            <w:r>
+              <w:rPr>
+                <w:b w:val="0"/>
+              </w:rPr>
+              <w:t>________</w:t>
+            </w:r>
+          </w:p>
+        </w:tc>
+        <w:tc>
+          <w:tcPr>
+            <w:tcW w:type="dxa" w:w="2160"/>
+          </w:tcPr>
+          <w:p>
+            <w:r>
+              <w:rPr>
+                <w:b w:val="0"/>
+              </w:rPr>
+              <w:t>________</w:t>
+            </w:r>
+          </w:p>
+        </w:tc>
+        <w:tc>
+          <w:tcPr>
+            <w:tcW w:type="dxa" w:w="2160"/>
+          </w:tcPr>
+          <w:p>
+            <w:r>
+              <w:rPr>
+                <w:b w:val="0"/>
+              </w:rPr>
+              <w:t>________</w:t>
+            </w:r>
+          </w:p>
+        </w:tc>
+      </w:tr>
+      <w:tr>
+        <w:tc>
+          <w:tcPr>
+            <w:tcW w:type="dxa" w:w="2160"/>
+          </w:tcPr>
+          <w:p>
+            <w:r>
+              <w:rPr>
+                <w:b w:val="0"/>
+              </w:rPr>
+              <w:t>월별 정착·축하 현황을 개인 식별정보 없이 집계</w:t>
+            </w:r>
+          </w:p>
+        </w:tc>
+        <w:tc>
+          <w:tcPr>
+            <w:tcW w:type="dxa" w:w="2160"/>
+          </w:tcPr>
+          <w:p>
+            <w:r>
+              <w:rPr>
+                <w:b w:val="0"/>
+              </w:rPr>
+              <w:t>________</w:t>
+            </w:r>
+          </w:p>
+        </w:tc>
+        <w:tc>
+          <w:tcPr>
+            <w:tcW w:type="dxa" w:w="2160"/>
+          </w:tcPr>
+          <w:p>
+            <w:r>
+              <w:rPr>
+                <w:b w:val="0"/>
+              </w:rPr>
+              <w:t>________</w:t>
+            </w:r>
+          </w:p>
+        </w:tc>
+        <w:tc>
+          <w:tcPr>
+            <w:tcW w:type="dxa" w:w="2160"/>
+          </w:tcPr>
+          <w:p>
+            <w:r>
+              <w:rPr>
+                <w:b w:val="0"/>
+              </w:rPr>
+              <w:t>________</w:t>
+            </w:r>
+          </w:p>
+        </w:tc>
+      </w:tr>
+      <w:tr>
+        <w:tc>
+          <w:tcPr>
+            <w:tcW w:type="dxa" w:w="2160"/>
+          </w:tcPr>
+          <w:p>
+            <w:r>
+              <w:rPr>
+                <w:b w:val="0"/>
+              </w:rPr>
+              <w:t>별도 기록의 보관 위치·열람 권한·파기 여부 점검</w:t>
+            </w:r>
+          </w:p>
+        </w:tc>
+        <w:tc>
+          <w:tcPr>
+            <w:tcW w:type="dxa" w:w="2160"/>
+          </w:tcPr>
+          <w:p>
+            <w:r>
+              <w:rPr>
+                <w:b w:val="0"/>
+              </w:rPr>
+              <w:t>________</w:t>
+            </w:r>
+          </w:p>
+        </w:tc>
+        <w:tc>
+          <w:tcPr>
+            <w:tcW w:type="dxa" w:w="2160"/>
+          </w:tcPr>
+          <w:p>
+            <w:r>
+              <w:rPr>
+                <w:b w:val="0"/>
+              </w:rPr>
+              <w:t>________</w:t>
+            </w:r>
+          </w:p>
+        </w:tc>
+        <w:tc>
+          <w:tcPr>
+            <w:tcW w:type="dxa" w:w="2160"/>
+          </w:tcPr>
+          <w:p>
+            <w:r>
+              <w:rPr>
+                <w:b w:val="0"/>
+              </w:rPr>
+              <w:t>________</w:t>
+            </w:r>
+          </w:p>
+        </w:tc>
+      </w:tr>
+    </w:tbl>
+    <w:p/>
+    <w:p>
+      <w:r>
+        <w:rPr>
+          <w:b w:val="0"/>
+        </w:rPr>
+        <w:t>붙임 1. 새친구 개인별 정착 및 연락 기록지 1부.</w:t>
+      </w:r>
+    </w:p>
+    <w:p>
+      <w:r>
+        <w:rPr>
+          <w:b w:val="0"/>
+        </w:rPr>
+        <w:t>붙임 2. 월별 생일 명단 및 축하 확인표 1부.</w:t>
+      </w:r>
+    </w:p>
+    <w:p>
+      <w:r>
+        <w:rPr>
+          <w:b w:val="0"/>
+        </w:rPr>
+        <w:t>붙임 3. 개인정보 수집·이용 및 축하 참여 회신서 1부.</w:t>
+      </w:r>
+    </w:p>
+    <w:p>
+      <w:pPr>
+        <w:pStyle w:val="Heading2"/>
+      </w:pPr>
+      <w:r>
+        <w:rPr>
+          <w:b w:val="0"/>
+        </w:rPr>
+        <w:t>붙임 1. 새친구 개인별 정착 및 연락 기록지</w:t>
+      </w:r>
+    </w:p>
+    <w:p>
+      <w:r>
+        <w:rPr>
+          <w:b/>
+        </w:rPr>
+        <w:t>별도 보관·담당자 열람용</w:t>
+      </w:r>
+    </w:p>
+    <w:tbl>
+      <w:tblPr>
+        <w:tblStyle w:val="TableGrid"/>
+        <w:tblW w:type="auto" w:w="0"/>
+        <w:tblLook w:firstColumn="1" w:firstRow="1" w:lastColumn="0" w:lastRow="0" w:noHBand="0" w:noVBand="1" w:val="04A0"/>
+      </w:tblPr>
+      <w:tblGrid>
+        <w:gridCol w:w="1728"/>
+        <w:gridCol w:w="1728"/>
+        <w:gridCol w:w="1728"/>
+        <w:gridCol w:w="1728"/>
+        <w:gridCol w:w="1728"/>
+      </w:tblGrid>
+      <w:tr>
+        <w:tc>
+          <w:tcPr>
+            <w:tcW w:type="dxa" w:w="1728"/>
+          </w:tcPr>
+          <w:p>
+            <w:r>
+              <w:rPr>
+                <w:b/>
+              </w:rPr>
+              <w:t>관리번호</w:t>
+            </w:r>
+          </w:p>
+        </w:tc>
+        <w:tc>
+          <w:tcPr>
+            <w:tcW w:type="dxa" w:w="1728"/>
+          </w:tcPr>
+          <w:p>
+            <w:r>
+              <w:rPr>
+                <w:b/>
+              </w:rPr>
+              <w:t>부서·반</w:t>
+            </w:r>
+          </w:p>
+        </w:tc>
+        <w:tc>
+          <w:tcPr>
+            <w:tcW w:type="dxa" w:w="1728"/>
+          </w:tcPr>
+          <w:p>
+            <w:r>
+              <w:rPr>
+                <w:b/>
+              </w:rPr>
+              <w:t>학생 이름</w:t>
+            </w:r>
+          </w:p>
+        </w:tc>
+        <w:tc>
+          <w:tcPr>
+            <w:tcW w:type="dxa" w:w="1728"/>
+          </w:tcPr>
+          <w:p>
+            <w:r>
+              <w:rPr>
+                <w:b/>
+              </w:rPr>
+              <w:t>첫 출석일</w:t>
+            </w:r>
+          </w:p>
+        </w:tc>
+        <w:tc>
+          <w:tcPr>
+            <w:tcW w:type="dxa" w:w="1728"/>
+          </w:tcPr>
+          <w:p>
+            <w:r>
+              <w:rPr>
+                <w:b/>
+              </w:rPr>
+              <w:t>돌봄 담당</w:t>
+            </w:r>
+          </w:p>
+        </w:tc>
+      </w:tr>
+      <w:tr>
+        <w:tc>
+          <w:tcPr>
+            <w:tcW w:type="dxa" w:w="1728"/>
+          </w:tcPr>
+          <w:p>
+            <w:r>
+              <w:rPr>
+                <w:b w:val="0"/>
+              </w:rPr>
+              <w:t>________</w:t>
+            </w:r>
+          </w:p>
+        </w:tc>
+        <w:tc>
+          <w:tcPr>
+            <w:tcW w:type="dxa" w:w="1728"/>
+          </w:tcPr>
+          <w:p>
+            <w:r>
+              <w:rPr>
+                <w:b w:val="0"/>
+              </w:rPr>
+              <w:t>________</w:t>
+            </w:r>
+          </w:p>
+        </w:tc>
+        <w:tc>
+          <w:tcPr>
+            <w:tcW w:type="dxa" w:w="1728"/>
+          </w:tcPr>
+          <w:p>
+            <w:r>
+              <w:rPr>
+                <w:b w:val="0"/>
+              </w:rPr>
+              <w:t>________</w:t>
+            </w:r>
+          </w:p>
+        </w:tc>
+        <w:tc>
+          <w:tcPr>
+            <w:tcW w:type="dxa" w:w="1728"/>
+          </w:tcPr>
+          <w:p>
+            <w:r>
+              <w:rPr>
+                <w:b w:val="0"/>
+              </w:rPr>
+              <w:t>________</w:t>
+            </w:r>
+          </w:p>
+        </w:tc>
+        <w:tc>
+          <w:tcPr>
+            <w:tcW w:type="dxa" w:w="1728"/>
+          </w:tcPr>
+          <w:p>
+            <w:r>
+              <w:rPr>
+                <w:b w:val="0"/>
+              </w:rPr>
+              <w:t>________</w:t>
+            </w:r>
+          </w:p>
+        </w:tc>
+      </w:tr>
+    </w:tbl>
+    <w:p/>
+    <w:p>
+      <w:r>
+        <w:rPr>
+          <w:b w:val="0"/>
+        </w:rPr>
+        <w:t>가. 정착 확인</w:t>
+      </w:r>
+    </w:p>
+    <w:tbl>
+      <w:tblPr>
+        <w:tblStyle w:val="TableGrid"/>
+        <w:tblW w:type="auto" w:w="0"/>
+        <w:tblLook w:firstColumn="1" w:firstRow="1" w:lastColumn="0" w:lastRow="0" w:noHBand="0" w:noVBand="1" w:val="04A0"/>
+      </w:tblPr>
+      <w:tblGrid>
+        <w:gridCol w:w="1234"/>
+        <w:gridCol w:w="1234"/>
+        <w:gridCol w:w="1234"/>
+        <w:gridCol w:w="1234"/>
+        <w:gridCol w:w="1234"/>
+        <w:gridCol w:w="1234"/>
+        <w:gridCol w:w="1234"/>
+      </w:tblGrid>
+      <w:tr>
+        <w:tc>
+          <w:tcPr>
+            <w:tcW w:type="dxa" w:w="1234"/>
+          </w:tcPr>
+          <w:p>
+            <w:r>
+              <w:rPr>
+                <w:b/>
+              </w:rPr>
+              <w:t>주차</w:t>
+            </w:r>
+          </w:p>
+        </w:tc>
+        <w:tc>
+          <w:tcPr>
+            <w:tcW w:type="dxa" w:w="1234"/>
+          </w:tcPr>
+          <w:p>
+            <w:r>
+              <w:rPr>
+                <w:b/>
+              </w:rPr>
+              <w:t>참여일</w:t>
+            </w:r>
+          </w:p>
+        </w:tc>
+        <w:tc>
+          <w:tcPr>
+            <w:tcW w:type="dxa" w:w="1234"/>
+          </w:tcPr>
+          <w:p>
+            <w:r>
+              <w:rPr>
+                <w:b/>
+              </w:rPr>
+              <w:t>안내·활동 이행 및 적응 상황</w:t>
+            </w:r>
+          </w:p>
+        </w:tc>
+        <w:tc>
+          <w:tcPr>
+            <w:tcW w:type="dxa" w:w="1234"/>
+          </w:tcPr>
+          <w:p>
+            <w:r>
+              <w:rPr>
+                <w:b/>
+              </w:rPr>
+              <w:t>후속 할 일</w:t>
+            </w:r>
+          </w:p>
+        </w:tc>
+        <w:tc>
+          <w:tcPr>
+            <w:tcW w:type="dxa" w:w="1234"/>
+          </w:tcPr>
+          <w:p>
+            <w:r>
+              <w:rPr>
+                <w:b/>
+              </w:rPr>
+              <w:t>담당</w:t>
+            </w:r>
+          </w:p>
+        </w:tc>
+        <w:tc>
+          <w:tcPr>
+            <w:tcW w:type="dxa" w:w="1234"/>
+          </w:tcPr>
+          <w:p>
+            <w:r>
+              <w:rPr>
+                <w:b/>
+              </w:rPr>
+              <w:t>기한</w:t>
+            </w:r>
+          </w:p>
+        </w:tc>
+        <w:tc>
+          <w:tcPr>
+            <w:tcW w:type="dxa" w:w="1234"/>
+          </w:tcPr>
+          <w:p>
+            <w:r>
+              <w:rPr>
+                <w:b/>
+              </w:rPr>
+              <w:t>완료 확인</w:t>
+            </w:r>
+          </w:p>
+        </w:tc>
+      </w:tr>
+      <w:tr>
+        <w:tc>
+          <w:tcPr>
+            <w:tcW w:type="dxa" w:w="1234"/>
+          </w:tcPr>
+          <w:p>
+            <w:r>
+              <w:rPr>
+                <w:b w:val="0"/>
+              </w:rPr>
+              <w:t>1주</w:t>
+            </w:r>
+          </w:p>
+        </w:tc>
+        <w:tc>
+          <w:tcPr>
+            <w:tcW w:type="dxa" w:w="1234"/>
+          </w:tcPr>
+          <w:p>
+            <w:r>
+              <w:rPr>
+                <w:b w:val="0"/>
+              </w:rPr>
+              <w:t>________</w:t>
+            </w:r>
+          </w:p>
+        </w:tc>
+        <w:tc>
+          <w:tcPr>
+            <w:tcW w:type="dxa" w:w="1234"/>
+          </w:tcPr>
+          <w:p>
+            <w:r>
+              <w:rPr>
+                <w:b w:val="0"/>
+              </w:rPr>
+              <w:t>________</w:t>
+            </w:r>
+          </w:p>
+        </w:tc>
+        <w:tc>
+          <w:tcPr>
+            <w:tcW w:type="dxa" w:w="1234"/>
+          </w:tcPr>
+          <w:p>
+            <w:r>
+              <w:rPr>
+                <w:b w:val="0"/>
+              </w:rPr>
+              <w:t>________</w:t>
+            </w:r>
+          </w:p>
+        </w:tc>
+        <w:tc>
+          <w:tcPr>
+            <w:tcW w:type="dxa" w:w="1234"/>
+          </w:tcPr>
+          <w:p>
+            <w:r>
+              <w:rPr>
+                <w:b w:val="0"/>
+              </w:rPr>
+              <w:t>________</w:t>
+            </w:r>
+          </w:p>
+        </w:tc>
+        <w:tc>
+          <w:tcPr>
+            <w:tcW w:type="dxa" w:w="1234"/>
+          </w:tcPr>
+          <w:p>
+            <w:r>
+              <w:rPr>
+                <w:b w:val="0"/>
+              </w:rPr>
+              <w:t>________</w:t>
+            </w:r>
+          </w:p>
+        </w:tc>
+        <w:tc>
+          <w:tcPr>
+            <w:tcW w:type="dxa" w:w="1234"/>
+          </w:tcPr>
+          <w:p>
+            <w:r>
+              <w:rPr>
+                <w:b w:val="0"/>
+              </w:rPr>
+              <w:t>________</w:t>
+            </w:r>
+          </w:p>
+        </w:tc>
+      </w:tr>
+      <w:tr>
+        <w:tc>
+          <w:tcPr>
+            <w:tcW w:type="dxa" w:w="1234"/>
+          </w:tcPr>
+          <w:p>
+            <w:r>
+              <w:rPr>
+                <w:b w:val="0"/>
+              </w:rPr>
+              <w:t>2주</w:t>
+            </w:r>
+          </w:p>
+        </w:tc>
+        <w:tc>
+          <w:tcPr>
+            <w:tcW w:type="dxa" w:w="1234"/>
+          </w:tcPr>
+          <w:p>
+            <w:r>
+              <w:rPr>
+                <w:b w:val="0"/>
+              </w:rPr>
+              <w:t>________</w:t>
+            </w:r>
+          </w:p>
+        </w:tc>
+        <w:tc>
+          <w:tcPr>
+            <w:tcW w:type="dxa" w:w="1234"/>
+          </w:tcPr>
+          <w:p>
+            <w:r>
+              <w:rPr>
+                <w:b w:val="0"/>
+              </w:rPr>
+              <w:t>________</w:t>
+            </w:r>
+          </w:p>
+        </w:tc>
+        <w:tc>
+          <w:tcPr>
+            <w:tcW w:type="dxa" w:w="1234"/>
+          </w:tcPr>
+          <w:p>
+            <w:r>
+              <w:rPr>
+                <w:b w:val="0"/>
+              </w:rPr>
+              <w:t>________</w:t>
+            </w:r>
+          </w:p>
+        </w:tc>
+        <w:tc>
+          <w:tcPr>
+            <w:tcW w:type="dxa" w:w="1234"/>
+          </w:tcPr>
+          <w:p>
+            <w:r>
+              <w:rPr>
+                <w:b w:val="0"/>
+              </w:rPr>
+              <w:t>________</w:t>
+            </w:r>
+          </w:p>
+        </w:tc>
+        <w:tc>
+          <w:tcPr>
+            <w:tcW w:type="dxa" w:w="1234"/>
+          </w:tcPr>
+          <w:p>
+            <w:r>
+              <w:rPr>
+                <w:b w:val="0"/>
+              </w:rPr>
+              <w:t>________</w:t>
+            </w:r>
+          </w:p>
+        </w:tc>
+        <w:tc>
+          <w:tcPr>
+            <w:tcW w:type="dxa" w:w="1234"/>
+          </w:tcPr>
+          <w:p>
+            <w:r>
+              <w:rPr>
+                <w:b w:val="0"/>
+              </w:rPr>
+              <w:t>________</w:t>
+            </w:r>
+          </w:p>
+        </w:tc>
+      </w:tr>
+      <w:tr>
+        <w:tc>
+          <w:tcPr>
+            <w:tcW w:type="dxa" w:w="1234"/>
+          </w:tcPr>
+          <w:p>
+            <w:r>
+              <w:rPr>
+                <w:b w:val="0"/>
+              </w:rPr>
+              <w:t>3주</w:t>
+            </w:r>
+          </w:p>
+        </w:tc>
+        <w:tc>
+          <w:tcPr>
+            <w:tcW w:type="dxa" w:w="1234"/>
+          </w:tcPr>
+          <w:p>
+            <w:r>
+              <w:rPr>
+                <w:b w:val="0"/>
+              </w:rPr>
+              <w:t>________</w:t>
+            </w:r>
+          </w:p>
+        </w:tc>
+        <w:tc>
+          <w:tcPr>
+            <w:tcW w:type="dxa" w:w="1234"/>
+          </w:tcPr>
+          <w:p>
+            <w:r>
+              <w:rPr>
+                <w:b w:val="0"/>
+              </w:rPr>
+              <w:t>________</w:t>
+            </w:r>
+          </w:p>
+        </w:tc>
+        <w:tc>
+          <w:tcPr>
+            <w:tcW w:type="dxa" w:w="1234"/>
+          </w:tcPr>
+          <w:p>
+            <w:r>
+              <w:rPr>
+                <w:b w:val="0"/>
+              </w:rPr>
+              <w:t>________</w:t>
+            </w:r>
+          </w:p>
+        </w:tc>
+        <w:tc>
+          <w:tcPr>
+            <w:tcW w:type="dxa" w:w="1234"/>
+          </w:tcPr>
+          <w:p>
+            <w:r>
+              <w:rPr>
+                <w:b w:val="0"/>
+              </w:rPr>
+              <w:t>________</w:t>
+            </w:r>
+          </w:p>
+        </w:tc>
+        <w:tc>
+          <w:tcPr>
+            <w:tcW w:type="dxa" w:w="1234"/>
+          </w:tcPr>
+          <w:p>
+            <w:r>
+              <w:rPr>
+                <w:b w:val="0"/>
+              </w:rPr>
+              <w:t>________</w:t>
+            </w:r>
+          </w:p>
+        </w:tc>
+        <w:tc>
+          <w:tcPr>
+            <w:tcW w:type="dxa" w:w="1234"/>
+          </w:tcPr>
+          <w:p>
+            <w:r>
+              <w:rPr>
+                <w:b w:val="0"/>
+              </w:rPr>
+              <w:t>________</w:t>
+            </w:r>
+          </w:p>
+        </w:tc>
+      </w:tr>
+      <w:tr>
+        <w:tc>
+          <w:tcPr>
+            <w:tcW w:type="dxa" w:w="1234"/>
+          </w:tcPr>
+          <w:p>
+            <w:r>
+              <w:rPr>
+                <w:b w:val="0"/>
+              </w:rPr>
+              <w:t>4주</w:t>
+            </w:r>
+          </w:p>
+        </w:tc>
+        <w:tc>
+          <w:tcPr>
+            <w:tcW w:type="dxa" w:w="1234"/>
+          </w:tcPr>
+          <w:p>
+            <w:r>
+              <w:rPr>
+                <w:b w:val="0"/>
+              </w:rPr>
+              <w:t>________</w:t>
+            </w:r>
+          </w:p>
+        </w:tc>
+        <w:tc>
+          <w:tcPr>
+            <w:tcW w:type="dxa" w:w="1234"/>
+          </w:tcPr>
+          <w:p>
+            <w:r>
+              <w:rPr>
+                <w:b w:val="0"/>
+              </w:rPr>
+              <w:t>________</w:t>
+            </w:r>
+          </w:p>
+        </w:tc>
+        <w:tc>
+          <w:tcPr>
+            <w:tcW w:type="dxa" w:w="1234"/>
+          </w:tcPr>
+          <w:p>
+            <w:r>
+              <w:rPr>
+                <w:b w:val="0"/>
+              </w:rPr>
+              <w:t>________</w:t>
+            </w:r>
+          </w:p>
+        </w:tc>
+        <w:tc>
+          <w:tcPr>
+            <w:tcW w:type="dxa" w:w="1234"/>
+          </w:tcPr>
+          <w:p>
+            <w:r>
+              <w:rPr>
+                <w:b w:val="0"/>
+              </w:rPr>
+              <w:t>________</w:t>
+            </w:r>
+          </w:p>
+        </w:tc>
+        <w:tc>
+          <w:tcPr>
+            <w:tcW w:type="dxa" w:w="1234"/>
+          </w:tcPr>
+          <w:p>
+            <w:r>
+              <w:rPr>
+                <w:b w:val="0"/>
+              </w:rPr>
+              <w:t>________</w:t>
+            </w:r>
+          </w:p>
+        </w:tc>
+        <w:tc>
+          <w:tcPr>
+            <w:tcW w:type="dxa" w:w="1234"/>
+          </w:tcPr>
+          <w:p>
+            <w:r>
+              <w:rPr>
+                <w:b w:val="0"/>
+              </w:rPr>
+              <w:t>________</w:t>
+            </w:r>
+          </w:p>
+        </w:tc>
+      </w:tr>
+    </w:tbl>
+    <w:p/>
+    <w:p>
+      <w:r>
+        <w:rPr>
+          <w:b w:val="0"/>
+        </w:rPr>
+        <w:t>나. 보호자 연락 기록</w:t>
+      </w:r>
+    </w:p>
+    <w:tbl>
+      <w:tblPr>
+        <w:tblStyle w:val="TableGrid"/>
+        <w:tblW w:type="auto" w:w="0"/>
+        <w:tblLook w:firstColumn="1" w:firstRow="1" w:lastColumn="0" w:lastRow="0" w:noHBand="0" w:noVBand="1" w:val="04A0"/>
+      </w:tblPr>
+      <w:tblGrid>
+        <w:gridCol w:w="1080"/>
+        <w:gridCol w:w="1080"/>
+        <w:gridCol w:w="1080"/>
+        <w:gridCol w:w="1080"/>
+        <w:gridCol w:w="1080"/>
+        <w:gridCol w:w="1080"/>
+        <w:gridCol w:w="1080"/>
+        <w:gridCol w:w="1080"/>
+      </w:tblGrid>
+      <w:tr>
+        <w:tc>
+          <w:tcPr>
+            <w:tcW w:type="dxa" w:w="1080"/>
+          </w:tcPr>
+          <w:p>
+            <w:r>
+              <w:rPr>
+                <w:b/>
+              </w:rPr>
+              <w:t>연락 일시</w:t>
+            </w:r>
+          </w:p>
+        </w:tc>
+        <w:tc>
+          <w:tcPr>
+            <w:tcW w:type="dxa" w:w="1080"/>
+          </w:tcPr>
+          <w:p>
+            <w:r>
+              <w:rPr>
+                <w:b/>
+              </w:rPr>
+              <w:t>방법</w:t>
+            </w:r>
+          </w:p>
+        </w:tc>
+        <w:tc>
+          <w:tcPr>
+            <w:tcW w:type="dxa" w:w="1080"/>
+          </w:tcPr>
+          <w:p>
+            <w:r>
+              <w:rPr>
+                <w:b/>
+              </w:rPr>
+              <w:t>연락 목적</w:t>
+            </w:r>
+          </w:p>
+        </w:tc>
+        <w:tc>
+          <w:tcPr>
+            <w:tcW w:type="dxa" w:w="1080"/>
+          </w:tcPr>
+          <w:p>
+            <w:r>
+              <w:rPr>
+                <w:b/>
+              </w:rPr>
+              <w:t>결과·보호자 요청 요지</w:t>
+            </w:r>
+          </w:p>
+        </w:tc>
+        <w:tc>
+          <w:tcPr>
+            <w:tcW w:type="dxa" w:w="1080"/>
+          </w:tcPr>
+          <w:p>
+            <w:r>
+              <w:rPr>
+                <w:b/>
+              </w:rPr>
+              <w:t>후속조치</w:t>
+            </w:r>
+          </w:p>
+        </w:tc>
+        <w:tc>
+          <w:tcPr>
+            <w:tcW w:type="dxa" w:w="1080"/>
+          </w:tcPr>
+          <w:p>
+            <w:r>
+              <w:rPr>
+                <w:b/>
+              </w:rPr>
+              <w:t>담당</w:t>
+            </w:r>
+          </w:p>
+        </w:tc>
+        <w:tc>
+          <w:tcPr>
+            <w:tcW w:type="dxa" w:w="1080"/>
+          </w:tcPr>
+          <w:p>
+            <w:r>
+              <w:rPr>
+                <w:b/>
+              </w:rPr>
+              <w:t>기한</w:t>
+            </w:r>
+          </w:p>
+        </w:tc>
+        <w:tc>
+          <w:tcPr>
+            <w:tcW w:type="dxa" w:w="1080"/>
+          </w:tcPr>
+          <w:p>
+            <w:r>
+              <w:rPr>
+                <w:b/>
+              </w:rPr>
+              <w:t>완료 확인</w:t>
+            </w:r>
+          </w:p>
+        </w:tc>
+      </w:tr>
+      <w:tr>
+        <w:tc>
+          <w:tcPr>
+            <w:tcW w:type="dxa" w:w="1080"/>
+          </w:tcPr>
+          <w:p>
+            <w:r>
+              <w:rPr>
+                <w:b w:val="0"/>
+              </w:rPr>
+              <w:t>________</w:t>
+            </w:r>
+          </w:p>
+        </w:tc>
+        <w:tc>
+          <w:tcPr>
+            <w:tcW w:type="dxa" w:w="1080"/>
+          </w:tcPr>
+          <w:p>
+            <w:r>
+              <w:rPr>
+                <w:b w:val="0"/>
+              </w:rPr>
+              <w:t>________</w:t>
+            </w:r>
+          </w:p>
+        </w:tc>
+        <w:tc>
+          <w:tcPr>
+            <w:tcW w:type="dxa" w:w="1080"/>
+          </w:tcPr>
+          <w:p>
+            <w:r>
+              <w:rPr>
+                <w:b w:val="0"/>
+              </w:rPr>
+              <w:t>________</w:t>
+            </w:r>
+          </w:p>
+        </w:tc>
+        <w:tc>
+          <w:tcPr>
+            <w:tcW w:type="dxa" w:w="1080"/>
+          </w:tcPr>
+          <w:p>
+            <w:r>
+              <w:rPr>
+                <w:b w:val="0"/>
+              </w:rPr>
+              <w:t>________</w:t>
+            </w:r>
+          </w:p>
+        </w:tc>
+        <w:tc>
+          <w:tcPr>
+            <w:tcW w:type="dxa" w:w="1080"/>
+          </w:tcPr>
+          <w:p>
+            <w:r>
+              <w:rPr>
+                <w:b w:val="0"/>
+              </w:rPr>
+              <w:t>________</w:t>
+            </w:r>
+          </w:p>
+        </w:tc>
+        <w:tc>
+          <w:tcPr>
+            <w:tcW w:type="dxa" w:w="1080"/>
+          </w:tcPr>
+          <w:p>
+            <w:r>
+              <w:rPr>
+                <w:b w:val="0"/>
+              </w:rPr>
+              <w:t>________</w:t>
+            </w:r>
+          </w:p>
+        </w:tc>
+        <w:tc>
+          <w:tcPr>
+            <w:tcW w:type="dxa" w:w="1080"/>
+          </w:tcPr>
+          <w:p>
+            <w:r>
+              <w:rPr>
+                <w:b w:val="0"/>
+              </w:rPr>
+              <w:t>________</w:t>
+            </w:r>
+          </w:p>
+        </w:tc>
+        <w:tc>
+          <w:tcPr>
+            <w:tcW w:type="dxa" w:w="1080"/>
+          </w:tcPr>
+          <w:p>
+            <w:r>
+              <w:rPr>
+                <w:b w:val="0"/>
+              </w:rPr>
+              <w:t>________</w:t>
+            </w:r>
+          </w:p>
+        </w:tc>
+      </w:tr>
+      <w:tr>
+        <w:tc>
+          <w:tcPr>
+            <w:tcW w:type="dxa" w:w="1080"/>
+          </w:tcPr>
+          <w:p>
+            <w:r>
+              <w:rPr>
+                <w:b w:val="0"/>
+              </w:rPr>
+              <w:t>________</w:t>
+            </w:r>
+          </w:p>
+        </w:tc>
+        <w:tc>
+          <w:tcPr>
+            <w:tcW w:type="dxa" w:w="1080"/>
+          </w:tcPr>
+          <w:p>
+            <w:r>
+              <w:rPr>
+                <w:b w:val="0"/>
+              </w:rPr>
+              <w:t>________</w:t>
+            </w:r>
+          </w:p>
+        </w:tc>
+        <w:tc>
+          <w:tcPr>
+            <w:tcW w:type="dxa" w:w="1080"/>
+          </w:tcPr>
+          <w:p>
+            <w:r>
+              <w:rPr>
+                <w:b w:val="0"/>
+              </w:rPr>
+              <w:t>________</w:t>
+            </w:r>
+          </w:p>
+        </w:tc>
+        <w:tc>
+          <w:tcPr>
+            <w:tcW w:type="dxa" w:w="1080"/>
+          </w:tcPr>
+          <w:p>
+            <w:r>
+              <w:rPr>
+                <w:b w:val="0"/>
+              </w:rPr>
+              <w:t>________</w:t>
+            </w:r>
+          </w:p>
+        </w:tc>
+        <w:tc>
+          <w:tcPr>
+            <w:tcW w:type="dxa" w:w="1080"/>
+          </w:tcPr>
+          <w:p>
+            <w:r>
+              <w:rPr>
+                <w:b w:val="0"/>
+              </w:rPr>
+              <w:t>________</w:t>
+            </w:r>
+          </w:p>
+        </w:tc>
+        <w:tc>
+          <w:tcPr>
+            <w:tcW w:type="dxa" w:w="1080"/>
+          </w:tcPr>
+          <w:p>
+            <w:r>
+              <w:rPr>
+                <w:b w:val="0"/>
+              </w:rPr>
+              <w:t>________</w:t>
+            </w:r>
+          </w:p>
+        </w:tc>
+        <w:tc>
+          <w:tcPr>
+            <w:tcW w:type="dxa" w:w="1080"/>
+          </w:tcPr>
+          <w:p>
+            <w:r>
+              <w:rPr>
+                <w:b w:val="0"/>
+              </w:rPr>
+              <w:t>________</w:t>
+            </w:r>
+          </w:p>
+        </w:tc>
+        <w:tc>
+          <w:tcPr>
+            <w:tcW w:type="dxa" w:w="1080"/>
+          </w:tcPr>
+          <w:p>
+            <w:r>
+              <w:rPr>
+                <w:b w:val="0"/>
+              </w:rPr>
+              <w:t>________</w:t>
+            </w:r>
+          </w:p>
+        </w:tc>
+      </w:tr>
+      <w:tr>
+        <w:tc>
+          <w:tcPr>
+            <w:tcW w:type="dxa" w:w="1080"/>
+          </w:tcPr>
+          <w:p>
+            <w:r>
+              <w:rPr>
+                <w:b w:val="0"/>
+              </w:rPr>
+              <w:t>________</w:t>
+            </w:r>
+          </w:p>
+        </w:tc>
+        <w:tc>
+          <w:tcPr>
+            <w:tcW w:type="dxa" w:w="1080"/>
+          </w:tcPr>
+          <w:p>
+            <w:r>
+              <w:rPr>
+                <w:b w:val="0"/>
+              </w:rPr>
+              <w:t>________</w:t>
+            </w:r>
+          </w:p>
+        </w:tc>
+        <w:tc>
+          <w:tcPr>
+            <w:tcW w:type="dxa" w:w="1080"/>
+          </w:tcPr>
+          <w:p>
+            <w:r>
+              <w:rPr>
+                <w:b w:val="0"/>
+              </w:rPr>
+              <w:t>________</w:t>
+            </w:r>
+          </w:p>
+        </w:tc>
+        <w:tc>
+          <w:tcPr>
+            <w:tcW w:type="dxa" w:w="1080"/>
+          </w:tcPr>
+          <w:p>
+            <w:r>
+              <w:rPr>
+                <w:b w:val="0"/>
+              </w:rPr>
+              <w:t>________</w:t>
+            </w:r>
+          </w:p>
+        </w:tc>
+        <w:tc>
+          <w:tcPr>
+            <w:tcW w:type="dxa" w:w="1080"/>
+          </w:tcPr>
+          <w:p>
+            <w:r>
+              <w:rPr>
+                <w:b w:val="0"/>
+              </w:rPr>
+              <w:t>________</w:t>
+            </w:r>
+          </w:p>
+        </w:tc>
+        <w:tc>
+          <w:tcPr>
+            <w:tcW w:type="dxa" w:w="1080"/>
+          </w:tcPr>
+          <w:p>
+            <w:r>
+              <w:rPr>
+                <w:b w:val="0"/>
+              </w:rPr>
+              <w:t>________</w:t>
+            </w:r>
+          </w:p>
+        </w:tc>
+        <w:tc>
+          <w:tcPr>
+            <w:tcW w:type="dxa" w:w="1080"/>
+          </w:tcPr>
+          <w:p>
+            <w:r>
+              <w:rPr>
+                <w:b w:val="0"/>
+              </w:rPr>
+              <w:t>________</w:t>
+            </w:r>
+          </w:p>
+        </w:tc>
+        <w:tc>
+          <w:tcPr>
+            <w:tcW w:type="dxa" w:w="1080"/>
+          </w:tcPr>
+          <w:p>
+            <w:r>
+              <w:rPr>
+                <w:b w:val="0"/>
+              </w:rPr>
+              <w:t>________</w:t>
+            </w:r>
+          </w:p>
+        </w:tc>
+      </w:tr>
+    </w:tbl>
+    <w:p/>
+    <w:p>
+      <w:r>
+        <w:rPr>
+          <w:b w:val="0"/>
+        </w:rPr>
+        <w:t>※ 연락 내용은 돌봄에 필요한 사실만 간단히 기록하며, 건강정보·가정사·상담 상세 내용은 기재하지 않습니다.</w:t>
+      </w:r>
+    </w:p>
+    <w:p>
+      <w:r>
+        <w:rPr>
+          <w:b w:val="0"/>
+        </w:rPr>
+        <w:t>다. 4주 점검 결과</w:t>
+      </w:r>
+    </w:p>
+    <w:tbl>
+      <w:tblPr>
+        <w:tblStyle w:val="TableGrid"/>
+        <w:tblW w:type="auto" w:w="0"/>
+        <w:tblLook w:firstColumn="1" w:firstRow="1" w:lastColumn="0" w:lastRow="0" w:noHBand="0" w:noVBand="1" w:val="04A0"/>
+      </w:tblPr>
+      <w:tblGrid>
+        <w:gridCol w:w="1728"/>
+        <w:gridCol w:w="1728"/>
+        <w:gridCol w:w="1728"/>
+        <w:gridCol w:w="1728"/>
+        <w:gridCol w:w="1728"/>
+      </w:tblGrid>
+      <w:tr>
+        <w:tc>
+          <w:tcPr>
+            <w:tcW w:type="dxa" w:w="1728"/>
+          </w:tcPr>
+          <w:p>
+            <w:r>
+              <w:rPr>
+                <w:b/>
+              </w:rPr>
+              <w:t>아동의 적응 상황</w:t>
+            </w:r>
+          </w:p>
+        </w:tc>
+        <w:tc>
+          <w:tcPr>
+            <w:tcW w:type="dxa" w:w="1728"/>
+          </w:tcPr>
+          <w:p>
+            <w:r>
+              <w:rPr>
+                <w:b/>
+              </w:rPr>
+              <w:t>보호자 의견 요지</w:t>
+            </w:r>
+          </w:p>
+        </w:tc>
+        <w:tc>
+          <w:tcPr>
+            <w:tcW w:type="dxa" w:w="1728"/>
+          </w:tcPr>
+          <w:p>
+            <w:r>
+              <w:rPr>
+                <w:b/>
+              </w:rPr>
+              <w:t>이후 돌봄 내용</w:t>
+            </w:r>
+          </w:p>
+        </w:tc>
+        <w:tc>
+          <w:tcPr>
+            <w:tcW w:type="dxa" w:w="1728"/>
+          </w:tcPr>
+          <w:p>
+            <w:r>
+              <w:rPr>
+                <w:b/>
+              </w:rPr>
+              <w:t>담당</w:t>
+            </w:r>
+          </w:p>
+        </w:tc>
+        <w:tc>
+          <w:tcPr>
+            <w:tcW w:type="dxa" w:w="1728"/>
+          </w:tcPr>
+          <w:p>
+            <w:r>
+              <w:rPr>
+                <w:b/>
+              </w:rPr>
+              <w:t>기한</w:t>
+            </w:r>
+          </w:p>
+        </w:tc>
+      </w:tr>
+      <w:tr>
+        <w:tc>
+          <w:tcPr>
+            <w:tcW w:type="dxa" w:w="1728"/>
+          </w:tcPr>
+          <w:p>
+            <w:r>
+              <w:rPr>
+                <w:b w:val="0"/>
+              </w:rPr>
+              <w:t>________</w:t>
+            </w:r>
+          </w:p>
+        </w:tc>
+        <w:tc>
+          <w:tcPr>
+            <w:tcW w:type="dxa" w:w="1728"/>
+          </w:tcPr>
+          <w:p>
+            <w:r>
+              <w:rPr>
+                <w:b w:val="0"/>
+              </w:rPr>
+              <w:t>________</w:t>
+            </w:r>
+          </w:p>
+        </w:tc>
+        <w:tc>
+          <w:tcPr>
+            <w:tcW w:type="dxa" w:w="1728"/>
+          </w:tcPr>
+          <w:p>
+            <w:r>
+              <w:rPr>
+                <w:b w:val="0"/>
+              </w:rPr>
+              <w:t>________</w:t>
+            </w:r>
+          </w:p>
+        </w:tc>
+        <w:tc>
+          <w:tcPr>
+            <w:tcW w:type="dxa" w:w="1728"/>
+          </w:tcPr>
+          <w:p>
+            <w:r>
+              <w:rPr>
+                <w:b w:val="0"/>
+              </w:rPr>
+              <w:t>________</w:t>
+            </w:r>
+          </w:p>
+        </w:tc>
+        <w:tc>
+          <w:tcPr>
+            <w:tcW w:type="dxa" w:w="1728"/>
+          </w:tcPr>
+          <w:p>
+            <w:r>
+              <w:rPr>
+                <w:b w:val="0"/>
+              </w:rPr>
+              <w:t>________</w:t>
+            </w:r>
+          </w:p>
+        </w:tc>
+      </w:tr>
+    </w:tbl>
+    <w:p/>
+    <w:p>
+      <w:pPr>
+        <w:pStyle w:val="Heading2"/>
+      </w:pPr>
+      <w:r>
+        <w:rPr>
+          <w:b w:val="0"/>
+        </w:rPr>
+        <w:t>붙임 2. 월별 생일 명단 및 축하 확인표</w:t>
+      </w:r>
+    </w:p>
+    <w:p>
+      <w:r>
+        <w:rPr>
+          <w:b/>
+        </w:rPr>
+        <w:t>별도 보관·담당자 열람용</w:t>
+      </w:r>
+    </w:p>
+    <w:tbl>
+      <w:tblPr>
+        <w:tblStyle w:val="TableGrid"/>
+        <w:tblW w:type="auto" w:w="0"/>
+        <w:tblLook w:firstColumn="1" w:firstRow="1" w:lastColumn="0" w:lastRow="0" w:noHBand="0" w:noVBand="1" w:val="04A0"/>
+      </w:tblPr>
+      <w:tblGrid>
+        <w:gridCol w:w="1080"/>
+        <w:gridCol w:w="1080"/>
+        <w:gridCol w:w="1080"/>
+        <w:gridCol w:w="1080"/>
+        <w:gridCol w:w="1080"/>
+        <w:gridCol w:w="1080"/>
+        <w:gridCol w:w="1080"/>
+        <w:gridCol w:w="1080"/>
+      </w:tblGrid>
+      <w:tr>
+        <w:tc>
+          <w:tcPr>
+            <w:tcW w:type="dxa" w:w="1080"/>
+          </w:tcPr>
+          <w:p>
+            <w:r>
+              <w:rPr>
+                <w:b/>
+              </w:rPr>
+              <w:t>월</w:t>
+            </w:r>
+          </w:p>
+        </w:tc>
+        <w:tc>
+          <w:tcPr>
+            <w:tcW w:type="dxa" w:w="1080"/>
+          </w:tcPr>
+          <w:p>
+            <w:r>
+              <w:rPr>
+                <w:b/>
+              </w:rPr>
+              <w:t>학생 이름·부서·반</w:t>
+            </w:r>
+          </w:p>
+        </w:tc>
+        <w:tc>
+          <w:tcPr>
+            <w:tcW w:type="dxa" w:w="1080"/>
+          </w:tcPr>
+          <w:p>
+            <w:r>
+              <w:rPr>
+                <w:b/>
+              </w:rPr>
+              <w:t>생일(월·일)</w:t>
+            </w:r>
+          </w:p>
+        </w:tc>
+        <w:tc>
+          <w:tcPr>
+            <w:tcW w:type="dxa" w:w="1080"/>
+          </w:tcPr>
+          <w:p>
+            <w:r>
+              <w:rPr>
+                <w:b/>
+              </w:rPr>
+              <w:t>축하일</w:t>
+            </w:r>
+          </w:p>
+        </w:tc>
+        <w:tc>
+          <w:tcPr>
+            <w:tcW w:type="dxa" w:w="1080"/>
+          </w:tcPr>
+          <w:p>
+            <w:r>
+              <w:rPr>
+                <w:b/>
+              </w:rPr>
+              <w:t>카드·축하 방법</w:t>
+            </w:r>
+          </w:p>
+        </w:tc>
+        <w:tc>
+          <w:tcPr>
+            <w:tcW w:type="dxa" w:w="1080"/>
+          </w:tcPr>
+          <w:p>
+            <w:r>
+              <w:rPr>
+                <w:b/>
+              </w:rPr>
+              <w:t>담당</w:t>
+            </w:r>
+          </w:p>
+        </w:tc>
+        <w:tc>
+          <w:tcPr>
+            <w:tcW w:type="dxa" w:w="1080"/>
+          </w:tcPr>
+          <w:p>
+            <w:r>
+              <w:rPr>
+                <w:b/>
+              </w:rPr>
+              <w:t>준비 기한</w:t>
+            </w:r>
+          </w:p>
+        </w:tc>
+        <w:tc>
+          <w:tcPr>
+            <w:tcW w:type="dxa" w:w="1080"/>
+          </w:tcPr>
+          <w:p>
+            <w:r>
+              <w:rPr>
+                <w:b/>
+              </w:rPr>
+              <w:t>실시 확인</w:t>
+            </w:r>
+          </w:p>
+        </w:tc>
+      </w:tr>
+      <w:tr>
+        <w:tc>
+          <w:tcPr>
+            <w:tcW w:type="dxa" w:w="1080"/>
+          </w:tcPr>
+          <w:p>
+            <w:r>
+              <w:rPr>
+                <w:b w:val="0"/>
+              </w:rPr>
+              <w:t>1월</w:t>
+            </w:r>
+          </w:p>
+        </w:tc>
+        <w:tc>
+          <w:tcPr>
+            <w:tcW w:type="dxa" w:w="1080"/>
+          </w:tcPr>
+          <w:p>
+            <w:r>
+              <w:rPr>
+                <w:b w:val="0"/>
+              </w:rPr>
+              <w:t>________</w:t>
+            </w:r>
+          </w:p>
+        </w:tc>
+        <w:tc>
+          <w:tcPr>
+            <w:tcW w:type="dxa" w:w="1080"/>
+          </w:tcPr>
+          <w:p>
+            <w:r>
+              <w:rPr>
+                <w:b w:val="0"/>
+              </w:rPr>
+              <w:t>________</w:t>
+            </w:r>
+          </w:p>
+        </w:tc>
+        <w:tc>
+          <w:tcPr>
+            <w:tcW w:type="dxa" w:w="1080"/>
+          </w:tcPr>
+          <w:p>
+            <w:r>
+              <w:rPr>
+                <w:b w:val="0"/>
+              </w:rPr>
+              <w:t>________</w:t>
+            </w:r>
+          </w:p>
+        </w:tc>
+        <w:tc>
+          <w:tcPr>
+            <w:tcW w:type="dxa" w:w="1080"/>
+          </w:tcPr>
+          <w:p>
+            <w:r>
+              <w:rPr>
+                <w:b w:val="0"/>
+              </w:rPr>
+              <w:t>________</w:t>
+            </w:r>
+          </w:p>
+        </w:tc>
+        <w:tc>
+          <w:tcPr>
+            <w:tcW w:type="dxa" w:w="1080"/>
+          </w:tcPr>
+          <w:p>
+            <w:r>
+              <w:rPr>
+                <w:b w:val="0"/>
+              </w:rPr>
+              <w:t>________</w:t>
+            </w:r>
+          </w:p>
+        </w:tc>
+        <w:tc>
+          <w:tcPr>
+            <w:tcW w:type="dxa" w:w="1080"/>
+          </w:tcPr>
+          <w:p>
+            <w:r>
+              <w:rPr>
+                <w:b w:val="0"/>
+              </w:rPr>
+              <w:t>________</w:t>
+            </w:r>
+          </w:p>
+        </w:tc>
+        <w:tc>
+          <w:tcPr>
+            <w:tcW w:type="dxa" w:w="1080"/>
+          </w:tcPr>
+          <w:p>
+            <w:r>
+              <w:rPr>
+                <w:b w:val="0"/>
+              </w:rPr>
+              <w:t>________</w:t>
+            </w:r>
+          </w:p>
+        </w:tc>
+      </w:tr>
+      <w:tr>
+        <w:tc>
+          <w:tcPr>
+            <w:tcW w:type="dxa" w:w="1080"/>
+          </w:tcPr>
+          <w:p>
+            <w:r>
+              <w:rPr>
+                <w:b w:val="0"/>
+              </w:rPr>
+              <w:t>2월</w:t>
+            </w:r>
+          </w:p>
+        </w:tc>
+        <w:tc>
+          <w:tcPr>
+            <w:tcW w:type="dxa" w:w="1080"/>
+          </w:tcPr>
+          <w:p>
+            <w:r>
+              <w:rPr>
+                <w:b w:val="0"/>
+              </w:rPr>
+              <w:t>________</w:t>
+            </w:r>
+          </w:p>
+        </w:tc>
+        <w:tc>
+          <w:tcPr>
+            <w:tcW w:type="dxa" w:w="1080"/>
+          </w:tcPr>
+          <w:p>
+            <w:r>
+              <w:rPr>
+                <w:b w:val="0"/>
+              </w:rPr>
+              <w:t>________</w:t>
+            </w:r>
+          </w:p>
+        </w:tc>
+        <w:tc>
+          <w:tcPr>
+            <w:tcW w:type="dxa" w:w="1080"/>
+          </w:tcPr>
+          <w:p>
+            <w:r>
+              <w:rPr>
+                <w:b w:val="0"/>
+              </w:rPr>
+              <w:t>________</w:t>
+            </w:r>
+          </w:p>
+        </w:tc>
+        <w:tc>
+          <w:tcPr>
+            <w:tcW w:type="dxa" w:w="1080"/>
+          </w:tcPr>
+          <w:p>
+            <w:r>
+              <w:rPr>
+                <w:b w:val="0"/>
+              </w:rPr>
+              <w:t>________</w:t>
+            </w:r>
+          </w:p>
+        </w:tc>
+        <w:tc>
+          <w:tcPr>
+            <w:tcW w:type="dxa" w:w="1080"/>
+          </w:tcPr>
+          <w:p>
+            <w:r>
+              <w:rPr>
+                <w:b w:val="0"/>
+              </w:rPr>
+              <w:t>________</w:t>
+            </w:r>
+          </w:p>
+        </w:tc>
+        <w:tc>
+          <w:tcPr>
+            <w:tcW w:type="dxa" w:w="1080"/>
+          </w:tcPr>
+          <w:p>
+            <w:r>
+              <w:rPr>
+                <w:b w:val="0"/>
+              </w:rPr>
+              <w:t>________</w:t>
+            </w:r>
+          </w:p>
+        </w:tc>
+        <w:tc>
+          <w:tcPr>
+            <w:tcW w:type="dxa" w:w="1080"/>
+          </w:tcPr>
+          <w:p>
+            <w:r>
+              <w:rPr>
+                <w:b w:val="0"/>
+              </w:rPr>
+              <w:t>________</w:t>
+            </w:r>
+          </w:p>
+        </w:tc>
+      </w:tr>
+      <w:tr>
+        <w:tc>
+          <w:tcPr>
+            <w:tcW w:type="dxa" w:w="1080"/>
+          </w:tcPr>
+          <w:p>
+            <w:r>
+              <w:rPr>
+                <w:b w:val="0"/>
+              </w:rPr>
+              <w:t>3월</w:t>
+            </w:r>
+          </w:p>
+        </w:tc>
+        <w:tc>
+          <w:tcPr>
+            <w:tcW w:type="dxa" w:w="1080"/>
+          </w:tcPr>
+          <w:p>
+            <w:r>
+              <w:rPr>
+                <w:b w:val="0"/>
+              </w:rPr>
+              <w:t>________</w:t>
+            </w:r>
+          </w:p>
+        </w:tc>
+        <w:tc>
+          <w:tcPr>
+            <w:tcW w:type="dxa" w:w="1080"/>
+          </w:tcPr>
+          <w:p>
+            <w:r>
+              <w:rPr>
+                <w:b w:val="0"/>
+              </w:rPr>
+              <w:t>________</w:t>
+            </w:r>
+          </w:p>
+        </w:tc>
+        <w:tc>
+          <w:tcPr>
+            <w:tcW w:type="dxa" w:w="1080"/>
+          </w:tcPr>
+          <w:p>
+            <w:r>
+              <w:rPr>
+                <w:b w:val="0"/>
+              </w:rPr>
+              <w:t>________</w:t>
+            </w:r>
+          </w:p>
+        </w:tc>
+        <w:tc>
+          <w:tcPr>
+            <w:tcW w:type="dxa" w:w="1080"/>
+          </w:tcPr>
+          <w:p>
+            <w:r>
+              <w:rPr>
+                <w:b w:val="0"/>
+              </w:rPr>
+              <w:t>________</w:t>
+            </w:r>
+          </w:p>
+        </w:tc>
+        <w:tc>
+          <w:tcPr>
+            <w:tcW w:type="dxa" w:w="1080"/>
+          </w:tcPr>
+          <w:p>
+            <w:r>
+              <w:rPr>
+                <w:b w:val="0"/>
+              </w:rPr>
+              <w:t>________</w:t>
+            </w:r>
+          </w:p>
+        </w:tc>
+        <w:tc>
+          <w:tcPr>
+            <w:tcW w:type="dxa" w:w="1080"/>
+          </w:tcPr>
+          <w:p>
+            <w:r>
+              <w:rPr>
+                <w:b w:val="0"/>
+              </w:rPr>
+              <w:t>________</w:t>
+            </w:r>
+          </w:p>
+        </w:tc>
+        <w:tc>
+          <w:tcPr>
+            <w:tcW w:type="dxa" w:w="1080"/>
+          </w:tcPr>
+          <w:p>
+            <w:r>
+              <w:rPr>
+                <w:b w:val="0"/>
+              </w:rPr>
+              <w:t>________</w:t>
+            </w:r>
+          </w:p>
+        </w:tc>
+      </w:tr>
+      <w:tr>
+        <w:tc>
+          <w:tcPr>
+            <w:tcW w:type="dxa" w:w="1080"/>
+          </w:tcPr>
+          <w:p>
+            <w:r>
+              <w:rPr>
+                <w:b w:val="0"/>
+              </w:rPr>
+              <w:t>4월</w:t>
+            </w:r>
+          </w:p>
+        </w:tc>
+        <w:tc>
+          <w:tcPr>
+            <w:tcW w:type="dxa" w:w="1080"/>
+          </w:tcPr>
+          <w:p>
+            <w:r>
+              <w:rPr>
+                <w:b w:val="0"/>
+              </w:rPr>
+              <w:t>________</w:t>
+            </w:r>
+          </w:p>
+        </w:tc>
+        <w:tc>
+          <w:tcPr>
+            <w:tcW w:type="dxa" w:w="1080"/>
+          </w:tcPr>
+          <w:p>
+            <w:r>
+              <w:rPr>
+                <w:b w:val="0"/>
+              </w:rPr>
+              <w:t>________</w:t>
+            </w:r>
+          </w:p>
+        </w:tc>
+        <w:tc>
+          <w:tcPr>
+            <w:tcW w:type="dxa" w:w="1080"/>
+          </w:tcPr>
+          <w:p>
+            <w:r>
+              <w:rPr>
+                <w:b w:val="0"/>
+              </w:rPr>
+              <w:t>________</w:t>
+            </w:r>
+          </w:p>
+        </w:tc>
+        <w:tc>
+          <w:tcPr>
+            <w:tcW w:type="dxa" w:w="1080"/>
+          </w:tcPr>
+          <w:p>
+            <w:r>
+              <w:rPr>
+                <w:b w:val="0"/>
+              </w:rPr>
+              <w:t>________</w:t>
+            </w:r>
+          </w:p>
+        </w:tc>
+        <w:tc>
+          <w:tcPr>
+            <w:tcW w:type="dxa" w:w="1080"/>
+          </w:tcPr>
+          <w:p>
+            <w:r>
+              <w:rPr>
+                <w:b w:val="0"/>
+              </w:rPr>
+              <w:t>________</w:t>
+            </w:r>
+          </w:p>
+        </w:tc>
+        <w:tc>
+          <w:tcPr>
+            <w:tcW w:type="dxa" w:w="1080"/>
+          </w:tcPr>
+          <w:p>
+            <w:r>
+              <w:rPr>
+                <w:b w:val="0"/>
+              </w:rPr>
+              <w:t>________</w:t>
+            </w:r>
+          </w:p>
+        </w:tc>
+        <w:tc>
+          <w:tcPr>
+            <w:tcW w:type="dxa" w:w="1080"/>
+          </w:tcPr>
+          <w:p>
+            <w:r>
+              <w:rPr>
+                <w:b w:val="0"/>
+              </w:rPr>
+              <w:t>________</w:t>
+            </w:r>
+          </w:p>
+        </w:tc>
+      </w:tr>
+      <w:tr>
+        <w:tc>
+          <w:tcPr>
+            <w:tcW w:type="dxa" w:w="1080"/>
+          </w:tcPr>
+          <w:p>
+            <w:r>
+              <w:rPr>
+                <w:b w:val="0"/>
+              </w:rPr>
+              <w:t>5월</w:t>
+            </w:r>
+          </w:p>
+        </w:tc>
+        <w:tc>
+          <w:tcPr>
+            <w:tcW w:type="dxa" w:w="1080"/>
+          </w:tcPr>
+          <w:p>
+            <w:r>
+              <w:rPr>
+                <w:b w:val="0"/>
+              </w:rPr>
+              <w:t>________</w:t>
+            </w:r>
+          </w:p>
+        </w:tc>
+        <w:tc>
+          <w:tcPr>
+            <w:tcW w:type="dxa" w:w="1080"/>
+          </w:tcPr>
+          <w:p>
+            <w:r>
+              <w:rPr>
+                <w:b w:val="0"/>
+              </w:rPr>
+              <w:t>________</w:t>
+            </w:r>
+          </w:p>
+        </w:tc>
+        <w:tc>
+          <w:tcPr>
+            <w:tcW w:type="dxa" w:w="1080"/>
+          </w:tcPr>
+          <w:p>
+            <w:r>
+              <w:rPr>
+                <w:b w:val="0"/>
+              </w:rPr>
+              <w:t>________</w:t>
+            </w:r>
+          </w:p>
+        </w:tc>
+        <w:tc>
+          <w:tcPr>
+            <w:tcW w:type="dxa" w:w="1080"/>
+          </w:tcPr>
+          <w:p>
+            <w:r>
+              <w:rPr>
+                <w:b w:val="0"/>
+              </w:rPr>
+              <w:t>________</w:t>
+            </w:r>
+          </w:p>
+        </w:tc>
+        <w:tc>
+          <w:tcPr>
+            <w:tcW w:type="dxa" w:w="1080"/>
+          </w:tcPr>
+          <w:p>
+            <w:r>
+              <w:rPr>
+                <w:b w:val="0"/>
+              </w:rPr>
+              <w:t>________</w:t>
+            </w:r>
+          </w:p>
+        </w:tc>
+        <w:tc>
+          <w:tcPr>
+            <w:tcW w:type="dxa" w:w="1080"/>
+          </w:tcPr>
+          <w:p>
+            <w:r>
+              <w:rPr>
+                <w:b w:val="0"/>
+              </w:rPr>
+              <w:t>________</w:t>
+            </w:r>
+          </w:p>
+        </w:tc>
+        <w:tc>
+          <w:tcPr>
+            <w:tcW w:type="dxa" w:w="1080"/>
+          </w:tcPr>
+          <w:p>
+            <w:r>
+              <w:rPr>
+                <w:b w:val="0"/>
+              </w:rPr>
+              <w:t>________</w:t>
+            </w:r>
+          </w:p>
+        </w:tc>
+      </w:tr>
+      <w:tr>
+        <w:tc>
+          <w:tcPr>
+            <w:tcW w:type="dxa" w:w="1080"/>
+          </w:tcPr>
+          <w:p>
+            <w:r>
+              <w:rPr>
+                <w:b w:val="0"/>
+              </w:rPr>
+              <w:t>6월</w:t>
+            </w:r>
+          </w:p>
+        </w:tc>
+        <w:tc>
+          <w:tcPr>
+            <w:tcW w:type="dxa" w:w="1080"/>
+          </w:tcPr>
+          <w:p>
+            <w:r>
+              <w:rPr>
+                <w:b w:val="0"/>
+              </w:rPr>
+              <w:t>________</w:t>
+            </w:r>
+          </w:p>
+        </w:tc>
+        <w:tc>
+          <w:tcPr>
+            <w:tcW w:type="dxa" w:w="1080"/>
+          </w:tcPr>
+          <w:p>
+            <w:r>
+              <w:rPr>
+                <w:b w:val="0"/>
+              </w:rPr>
+              <w:t>________</w:t>
+            </w:r>
+          </w:p>
+        </w:tc>
+        <w:tc>
+          <w:tcPr>
+            <w:tcW w:type="dxa" w:w="1080"/>
+          </w:tcPr>
+          <w:p>
+            <w:r>
+              <w:rPr>
+                <w:b w:val="0"/>
+              </w:rPr>
+              <w:t>________</w:t>
+            </w:r>
+          </w:p>
+        </w:tc>
+        <w:tc>
+          <w:tcPr>
+            <w:tcW w:type="dxa" w:w="1080"/>
+          </w:tcPr>
+          <w:p>
+            <w:r>
+              <w:rPr>
+                <w:b w:val="0"/>
+              </w:rPr>
+              <w:t>________</w:t>
+            </w:r>
+          </w:p>
+        </w:tc>
+        <w:tc>
+          <w:tcPr>
+            <w:tcW w:type="dxa" w:w="1080"/>
+          </w:tcPr>
+          <w:p>
+            <w:r>
+              <w:rPr>
+                <w:b w:val="0"/>
+              </w:rPr>
+              <w:t>________</w:t>
+            </w:r>
+          </w:p>
+        </w:tc>
+        <w:tc>
+          <w:tcPr>
+            <w:tcW w:type="dxa" w:w="1080"/>
+          </w:tcPr>
+          <w:p>
+            <w:r>
+              <w:rPr>
+                <w:b w:val="0"/>
+              </w:rPr>
+              <w:t>________</w:t>
+            </w:r>
+          </w:p>
+        </w:tc>
+        <w:tc>
+          <w:tcPr>
+            <w:tcW w:type="dxa" w:w="1080"/>
+          </w:tcPr>
+          <w:p>
+            <w:r>
+              <w:rPr>
+                <w:b w:val="0"/>
+              </w:rPr>
+              <w:t>________</w:t>
+            </w:r>
+          </w:p>
+        </w:tc>
+      </w:tr>
+      <w:tr>
+        <w:tc>
+          <w:tcPr>
+            <w:tcW w:type="dxa" w:w="1080"/>
+          </w:tcPr>
+          <w:p>
+            <w:r>
+              <w:rPr>
+                <w:b w:val="0"/>
+              </w:rPr>
+              <w:t>7월</w:t>
+            </w:r>
+          </w:p>
+        </w:tc>
+        <w:tc>
+          <w:tcPr>
+            <w:tcW w:type="dxa" w:w="1080"/>
+          </w:tcPr>
+          <w:p>
+            <w:r>
+              <w:rPr>
+                <w:b w:val="0"/>
+              </w:rPr>
+              <w:t>________</w:t>
+            </w:r>
+          </w:p>
+        </w:tc>
+        <w:tc>
+          <w:tcPr>
+            <w:tcW w:type="dxa" w:w="1080"/>
+          </w:tcPr>
+          <w:p>
+            <w:r>
+              <w:rPr>
+                <w:b w:val="0"/>
+              </w:rPr>
+              <w:t>________</w:t>
+            </w:r>
+          </w:p>
+        </w:tc>
+        <w:tc>
+          <w:tcPr>
+            <w:tcW w:type="dxa" w:w="1080"/>
+          </w:tcPr>
+          <w:p>
+            <w:r>
+              <w:rPr>
+                <w:b w:val="0"/>
+              </w:rPr>
+              <w:t>________</w:t>
+            </w:r>
+          </w:p>
+        </w:tc>
+        <w:tc>
+          <w:tcPr>
+            <w:tcW w:type="dxa" w:w="1080"/>
+          </w:tcPr>
+          <w:p>
+            <w:r>
+              <w:rPr>
+                <w:b w:val="0"/>
+              </w:rPr>
+              <w:t>________</w:t>
+            </w:r>
+          </w:p>
+        </w:tc>
+        <w:tc>
+          <w:tcPr>
+            <w:tcW w:type="dxa" w:w="1080"/>
+          </w:tcPr>
+          <w:p>
+            <w:r>
+              <w:rPr>
+                <w:b w:val="0"/>
+              </w:rPr>
+              <w:t>________</w:t>
+            </w:r>
+          </w:p>
+        </w:tc>
+        <w:tc>
+          <w:tcPr>
+            <w:tcW w:type="dxa" w:w="1080"/>
+          </w:tcPr>
+          <w:p>
+            <w:r>
+              <w:rPr>
+                <w:b w:val="0"/>
+              </w:rPr>
+              <w:t>________</w:t>
+            </w:r>
+          </w:p>
+        </w:tc>
+        <w:tc>
+          <w:tcPr>
+            <w:tcW w:type="dxa" w:w="1080"/>
+          </w:tcPr>
+          <w:p>
+            <w:r>
+              <w:rPr>
+                <w:b w:val="0"/>
+              </w:rPr>
+              <w:t>________</w:t>
+            </w:r>
+          </w:p>
+        </w:tc>
+      </w:tr>
+      <w:tr>
+        <w:tc>
+          <w:tcPr>
+            <w:tcW w:type="dxa" w:w="1080"/>
+          </w:tcPr>
+          <w:p>
+            <w:r>
+              <w:rPr>
+                <w:b w:val="0"/>
+              </w:rPr>
+              <w:t>8월</w:t>
+            </w:r>
+          </w:p>
+        </w:tc>
+        <w:tc>
+          <w:tcPr>
+            <w:tcW w:type="dxa" w:w="1080"/>
+          </w:tcPr>
+          <w:p>
+            <w:r>
+              <w:rPr>
+                <w:b w:val="0"/>
+              </w:rPr>
+              <w:t>________</w:t>
+            </w:r>
+          </w:p>
+        </w:tc>
+        <w:tc>
+          <w:tcPr>
+            <w:tcW w:type="dxa" w:w="1080"/>
+          </w:tcPr>
+          <w:p>
+            <w:r>
+              <w:rPr>
+                <w:b w:val="0"/>
+              </w:rPr>
+              <w:t>________</w:t>
+            </w:r>
+          </w:p>
+        </w:tc>
+        <w:tc>
+          <w:tcPr>
+            <w:tcW w:type="dxa" w:w="1080"/>
+          </w:tcPr>
+          <w:p>
+            <w:r>
+              <w:rPr>
+                <w:b w:val="0"/>
+              </w:rPr>
+              <w:t>________</w:t>
+            </w:r>
+          </w:p>
+        </w:tc>
+        <w:tc>
+          <w:tcPr>
+            <w:tcW w:type="dxa" w:w="1080"/>
+          </w:tcPr>
+          <w:p>
+            <w:r>
+              <w:rPr>
+                <w:b w:val="0"/>
+              </w:rPr>
+              <w:t>________</w:t>
+            </w:r>
+          </w:p>
+        </w:tc>
+        <w:tc>
+          <w:tcPr>
+            <w:tcW w:type="dxa" w:w="1080"/>
+          </w:tcPr>
+          <w:p>
+            <w:r>
+              <w:rPr>
+                <w:b w:val="0"/>
+              </w:rPr>
+              <w:t>________</w:t>
+            </w:r>
+          </w:p>
+        </w:tc>
+        <w:tc>
+          <w:tcPr>
+            <w:tcW w:type="dxa" w:w="1080"/>
+          </w:tcPr>
+          <w:p>
+            <w:r>
+              <w:rPr>
+                <w:b w:val="0"/>
+              </w:rPr>
+              <w:t>________</w:t>
+            </w:r>
+          </w:p>
+        </w:tc>
+        <w:tc>
+          <w:tcPr>
+            <w:tcW w:type="dxa" w:w="1080"/>
+          </w:tcPr>
+          <w:p>
+            <w:r>
+              <w:rPr>
+                <w:b w:val="0"/>
+              </w:rPr>
+              <w:t>________</w:t>
+            </w:r>
+          </w:p>
+        </w:tc>
+      </w:tr>
+      <w:tr>
+        <w:tc>
+          <w:tcPr>
+            <w:tcW w:type="dxa" w:w="1080"/>
+          </w:tcPr>
+          <w:p>
+            <w:r>
+              <w:rPr>
+                <w:b w:val="0"/>
+              </w:rPr>
+              <w:t>9월</w:t>
+            </w:r>
+          </w:p>
+        </w:tc>
+        <w:tc>
+          <w:tcPr>
+            <w:tcW w:type="dxa" w:w="1080"/>
+          </w:tcPr>
+          <w:p>
+            <w:r>
+              <w:rPr>
+                <w:b w:val="0"/>
+              </w:rPr>
+              <w:t>________</w:t>
+            </w:r>
+          </w:p>
+        </w:tc>
+        <w:tc>
+          <w:tcPr>
+            <w:tcW w:type="dxa" w:w="1080"/>
+          </w:tcPr>
+          <w:p>
+            <w:r>
+              <w:rPr>
+                <w:b w:val="0"/>
+              </w:rPr>
+              <w:t>________</w:t>
+            </w:r>
+          </w:p>
+        </w:tc>
+        <w:tc>
+          <w:tcPr>
+            <w:tcW w:type="dxa" w:w="1080"/>
+          </w:tcPr>
+          <w:p>
+            <w:r>
+              <w:rPr>
+                <w:b w:val="0"/>
+              </w:rPr>
+              <w:t>________</w:t>
+            </w:r>
+          </w:p>
+        </w:tc>
+        <w:tc>
+          <w:tcPr>
+            <w:tcW w:type="dxa" w:w="1080"/>
+          </w:tcPr>
+          <w:p>
+            <w:r>
+              <w:rPr>
+                <w:b w:val="0"/>
+              </w:rPr>
+              <w:t>________</w:t>
+            </w:r>
+          </w:p>
+        </w:tc>
+        <w:tc>
+          <w:tcPr>
+            <w:tcW w:type="dxa" w:w="1080"/>
+          </w:tcPr>
+          <w:p>
+            <w:r>
+              <w:rPr>
+                <w:b w:val="0"/>
+              </w:rPr>
+              <w:t>________</w:t>
+            </w:r>
+          </w:p>
+        </w:tc>
+        <w:tc>
+          <w:tcPr>
+            <w:tcW w:type="dxa" w:w="1080"/>
+          </w:tcPr>
+          <w:p>
+            <w:r>
+              <w:rPr>
+                <w:b w:val="0"/>
+              </w:rPr>
+              <w:t>________</w:t>
+            </w:r>
+          </w:p>
+        </w:tc>
+        <w:tc>
+          <w:tcPr>
+            <w:tcW w:type="dxa" w:w="1080"/>
+          </w:tcPr>
+          <w:p>
+            <w:r>
+              <w:rPr>
+                <w:b w:val="0"/>
+              </w:rPr>
+              <w:t>________</w:t>
+            </w:r>
+          </w:p>
+        </w:tc>
+      </w:tr>
+      <w:tr>
+        <w:tc>
+          <w:tcPr>
+            <w:tcW w:type="dxa" w:w="1080"/>
+          </w:tcPr>
+          <w:p>
+            <w:r>
+              <w:rPr>
+                <w:b w:val="0"/>
+              </w:rPr>
+              <w:t>10월</w:t>
+            </w:r>
+          </w:p>
+        </w:tc>
+        <w:tc>
+          <w:tcPr>
+            <w:tcW w:type="dxa" w:w="1080"/>
+          </w:tcPr>
+          <w:p>
+            <w:r>
+              <w:rPr>
+                <w:b w:val="0"/>
+              </w:rPr>
+              <w:t>________</w:t>
+            </w:r>
+          </w:p>
+        </w:tc>
+        <w:tc>
+          <w:tcPr>
+            <w:tcW w:type="dxa" w:w="1080"/>
+          </w:tcPr>
+          <w:p>
+            <w:r>
+              <w:rPr>
+                <w:b w:val="0"/>
+              </w:rPr>
+              <w:t>________</w:t>
+            </w:r>
+          </w:p>
+        </w:tc>
+        <w:tc>
+          <w:tcPr>
+            <w:tcW w:type="dxa" w:w="1080"/>
+          </w:tcPr>
+          <w:p>
+            <w:r>
+              <w:rPr>
+                <w:b w:val="0"/>
+              </w:rPr>
+              <w:t>________</w:t>
+            </w:r>
+          </w:p>
+        </w:tc>
+        <w:tc>
+          <w:tcPr>
+            <w:tcW w:type="dxa" w:w="1080"/>
+          </w:tcPr>
+          <w:p>
+            <w:r>
+              <w:rPr>
+                <w:b w:val="0"/>
+              </w:rPr>
+              <w:t>________</w:t>
+            </w:r>
+          </w:p>
+        </w:tc>
+        <w:tc>
+          <w:tcPr>
+            <w:tcW w:type="dxa" w:w="1080"/>
+          </w:tcPr>
+          <w:p>
+            <w:r>
+              <w:rPr>
+                <w:b w:val="0"/>
+              </w:rPr>
+              <w:t>________</w:t>
+            </w:r>
+          </w:p>
+        </w:tc>
+        <w:tc>
+          <w:tcPr>
+            <w:tcW w:type="dxa" w:w="1080"/>
+          </w:tcPr>
+          <w:p>
+            <w:r>
+              <w:rPr>
+                <w:b w:val="0"/>
+              </w:rPr>
+              <w:t>________</w:t>
+            </w:r>
+          </w:p>
+        </w:tc>
+        <w:tc>
+          <w:tcPr>
+            <w:tcW w:type="dxa" w:w="1080"/>
+          </w:tcPr>
+          <w:p>
+            <w:r>
+              <w:rPr>
+                <w:b w:val="0"/>
+              </w:rPr>
+              <w:t>________</w:t>
+            </w:r>
+          </w:p>
+        </w:tc>
+      </w:tr>
+      <w:tr>
+        <w:tc>
+          <w:tcPr>
+            <w:tcW w:type="dxa" w:w="1080"/>
+          </w:tcPr>
+          <w:p>
+            <w:r>
+              <w:rPr>
+                <w:b w:val="0"/>
+              </w:rPr>
+              <w:t>11월</w:t>
+            </w:r>
+          </w:p>
+        </w:tc>
+        <w:tc>
+          <w:tcPr>
+            <w:tcW w:type="dxa" w:w="1080"/>
+          </w:tcPr>
+          <w:p>
+            <w:r>
+              <w:rPr>
+                <w:b w:val="0"/>
+              </w:rPr>
+              <w:t>________</w:t>
+            </w:r>
+          </w:p>
+        </w:tc>
+        <w:tc>
+          <w:tcPr>
+            <w:tcW w:type="dxa" w:w="1080"/>
+          </w:tcPr>
+          <w:p>
+            <w:r>
+              <w:rPr>
+                <w:b w:val="0"/>
+              </w:rPr>
+              <w:t>________</w:t>
+            </w:r>
+          </w:p>
+        </w:tc>
+        <w:tc>
+          <w:tcPr>
+            <w:tcW w:type="dxa" w:w="1080"/>
+          </w:tcPr>
+          <w:p>
+            <w:r>
+              <w:rPr>
+                <w:b w:val="0"/>
+              </w:rPr>
+              <w:t>________</w:t>
+            </w:r>
+          </w:p>
+        </w:tc>
+        <w:tc>
+          <w:tcPr>
+            <w:tcW w:type="dxa" w:w="1080"/>
+          </w:tcPr>
+          <w:p>
+            <w:r>
+              <w:rPr>
+                <w:b w:val="0"/>
+              </w:rPr>
+              <w:t>________</w:t>
+            </w:r>
+          </w:p>
+        </w:tc>
+        <w:tc>
+          <w:tcPr>
+            <w:tcW w:type="dxa" w:w="1080"/>
+          </w:tcPr>
+          <w:p>
+            <w:r>
+              <w:rPr>
+                <w:b w:val="0"/>
+              </w:rPr>
+              <w:t>________</w:t>
+            </w:r>
+          </w:p>
+        </w:tc>
+        <w:tc>
+          <w:tcPr>
+            <w:tcW w:type="dxa" w:w="1080"/>
+          </w:tcPr>
+          <w:p>
+            <w:r>
+              <w:rPr>
+                <w:b w:val="0"/>
+              </w:rPr>
+              <w:t>________</w:t>
+            </w:r>
+          </w:p>
+        </w:tc>
+        <w:tc>
+          <w:tcPr>
+            <w:tcW w:type="dxa" w:w="1080"/>
+          </w:tcPr>
+          <w:p>
+            <w:r>
+              <w:rPr>
+                <w:b w:val="0"/>
+              </w:rPr>
+              <w:t>________</w:t>
+            </w:r>
+          </w:p>
+        </w:tc>
+      </w:tr>
+      <w:tr>
+        <w:tc>
+          <w:tcPr>
+            <w:tcW w:type="dxa" w:w="1080"/>
+          </w:tcPr>
+          <w:p>
+            <w:r>
+              <w:rPr>
+                <w:b w:val="0"/>
+              </w:rPr>
+              <w:t>12월</w:t>
+            </w:r>
+          </w:p>
+        </w:tc>
+        <w:tc>
+          <w:tcPr>
+            <w:tcW w:type="dxa" w:w="1080"/>
+          </w:tcPr>
+          <w:p>
+            <w:r>
+              <w:rPr>
+                <w:b w:val="0"/>
+              </w:rPr>
+              <w:t>________</w:t>
+            </w:r>
+          </w:p>
+        </w:tc>
+        <w:tc>
+          <w:tcPr>
+            <w:tcW w:type="dxa" w:w="1080"/>
+          </w:tcPr>
+          <w:p>
+            <w:r>
+              <w:rPr>
+                <w:b w:val="0"/>
+              </w:rPr>
+              <w:t>________</w:t>
+            </w:r>
+          </w:p>
+        </w:tc>
+        <w:tc>
+          <w:tcPr>
+            <w:tcW w:type="dxa" w:w="1080"/>
+          </w:tcPr>
+          <w:p>
+            <w:r>
+              <w:rPr>
+                <w:b w:val="0"/>
+              </w:rPr>
+              <w:t>________</w:t>
+            </w:r>
+          </w:p>
+        </w:tc>
+        <w:tc>
+          <w:tcPr>
+            <w:tcW w:type="dxa" w:w="1080"/>
+          </w:tcPr>
+          <w:p>
+            <w:r>
+              <w:rPr>
+                <w:b w:val="0"/>
+              </w:rPr>
+              <w:t>________</w:t>
+            </w:r>
+          </w:p>
+        </w:tc>
+        <w:tc>
+          <w:tcPr>
+            <w:tcW w:type="dxa" w:w="1080"/>
+          </w:tcPr>
+          <w:p>
+            <w:r>
+              <w:rPr>
+                <w:b w:val="0"/>
+              </w:rPr>
+              <w:t>________</w:t>
+            </w:r>
+          </w:p>
+        </w:tc>
+        <w:tc>
+          <w:tcPr>
+            <w:tcW w:type="dxa" w:w="1080"/>
+          </w:tcPr>
+          <w:p>
+            <w:r>
+              <w:rPr>
+                <w:b w:val="0"/>
+              </w:rPr>
+              <w:t>________</w:t>
+            </w:r>
+          </w:p>
+        </w:tc>
+        <w:tc>
+          <w:tcPr>
+            <w:tcW w:type="dxa" w:w="1080"/>
+          </w:tcPr>
+          <w:p>
+            <w:r>
+              <w:rPr>
+                <w:b w:val="0"/>
+              </w:rPr>
+              <w:t>________</w:t>
+            </w:r>
+          </w:p>
+        </w:tc>
+      </w:tr>
+    </w:tbl>
+    <w:p/>
+    <w:p>
+      <w:r>
+        <w:rPr>
+          <w:b w:val="0"/>
+        </w:rPr>
+        <w:t>※ 대상자가 여러 명이면 행을 추가하여 학생별로 기록합니다.</w:t>
+      </w:r>
+    </w:p>
+    <w:p>
+      <w:pPr>
+        <w:pStyle w:val="Heading2"/>
+      </w:pPr>
+      <w:r>
+        <w:rPr>
+          <w:b w:val="0"/>
+        </w:rPr>
+        <w:t>붙임 3. 개인정보 수집·이용 및 축하 참여 회신서</w:t>
+      </w:r>
+    </w:p>
+    <w:p>
+      <w:r>
+        <w:rPr>
+          <w:b/>
+        </w:rPr>
+        <w:t>보호자 작성·별도 보관용</w:t>
+      </w:r>
+    </w:p>
+    <w:tbl>
+      <w:tblPr>
+        <w:tblStyle w:val="TableGrid"/>
+        <w:tblW w:type="auto" w:w="0"/>
+        <w:tblLook w:firstColumn="1" w:firstRow="1" w:lastColumn="0" w:lastRow="0" w:noHBand="0" w:noVBand="1" w:val="04A0"/>
+      </w:tblPr>
+      <w:tblGrid>
+        <w:gridCol w:w="1728"/>
+        <w:gridCol w:w="1728"/>
+        <w:gridCol w:w="1728"/>
+        <w:gridCol w:w="1728"/>
+        <w:gridCol w:w="1728"/>
+      </w:tblGrid>
+      <w:tr>
+        <w:tc>
+          <w:tcPr>
+            <w:tcW w:type="dxa" w:w="1728"/>
+          </w:tcPr>
+          <w:p>
+            <w:r>
+              <w:rPr>
+                <w:b/>
+              </w:rPr>
+              <w:t>부서·반</w:t>
+            </w:r>
+          </w:p>
+        </w:tc>
+        <w:tc>
+          <w:tcPr>
+            <w:tcW w:type="dxa" w:w="1728"/>
+          </w:tcPr>
+          <w:p>
+            <w:r>
+              <w:rPr>
+                <w:b/>
+              </w:rPr>
+              <w:t>학생 이름</w:t>
+            </w:r>
+          </w:p>
+        </w:tc>
+        <w:tc>
+          <w:tcPr>
+            <w:tcW w:type="dxa" w:w="1728"/>
+          </w:tcPr>
+          <w:p>
+            <w:r>
+              <w:rPr>
+                <w:b/>
+              </w:rPr>
+              <w:t>보호자 이름</w:t>
+            </w:r>
+          </w:p>
+        </w:tc>
+        <w:tc>
+          <w:tcPr>
+            <w:tcW w:type="dxa" w:w="1728"/>
+          </w:tcPr>
+          <w:p>
+            <w:r>
+              <w:rPr>
+                <w:b/>
+              </w:rPr>
+              <w:t>보호자 연락처</w:t>
+            </w:r>
+          </w:p>
+        </w:tc>
+        <w:tc>
+          <w:tcPr>
+            <w:tcW w:type="dxa" w:w="1728"/>
+          </w:tcPr>
+          <w:p>
+            <w:r>
+              <w:rPr>
+                <w:b/>
+              </w:rPr>
+              <w:t>생일(월·일)</w:t>
+            </w:r>
+          </w:p>
+        </w:tc>
+      </w:tr>
+      <w:tr>
+        <w:tc>
+          <w:tcPr>
+            <w:tcW w:type="dxa" w:w="1728"/>
+          </w:tcPr>
+          <w:p>
+            <w:r>
+              <w:rPr>
+                <w:b w:val="0"/>
+              </w:rPr>
+              <w:t>________</w:t>
+            </w:r>
+          </w:p>
+        </w:tc>
+        <w:tc>
+          <w:tcPr>
+            <w:tcW w:type="dxa" w:w="1728"/>
+          </w:tcPr>
+          <w:p>
+            <w:r>
+              <w:rPr>
+                <w:b w:val="0"/>
+              </w:rPr>
+              <w:t>________</w:t>
+            </w:r>
+          </w:p>
+        </w:tc>
+        <w:tc>
+          <w:tcPr>
+            <w:tcW w:type="dxa" w:w="1728"/>
+          </w:tcPr>
+          <w:p>
+            <w:r>
+              <w:rPr>
+                <w:b w:val="0"/>
+              </w:rPr>
+              <w:t>________</w:t>
+            </w:r>
+          </w:p>
+        </w:tc>
+        <w:tc>
+          <w:tcPr>
+            <w:tcW w:type="dxa" w:w="1728"/>
+          </w:tcPr>
+          <w:p>
+            <w:r>
+              <w:rPr>
+                <w:b w:val="0"/>
+              </w:rPr>
+              <w:t>________</w:t>
+            </w:r>
+          </w:p>
+        </w:tc>
+        <w:tc>
+          <w:tcPr>
+            <w:tcW w:type="dxa" w:w="1728"/>
+          </w:tcPr>
+          <w:p>
+            <w:r>
+              <w:rPr>
+                <w:b w:val="0"/>
+              </w:rPr>
+              <w:t>________</w:t>
+            </w:r>
+          </w:p>
+        </w:tc>
+      </w:tr>
+    </w:tbl>
+    <w:p/>
+    <w:tbl>
+      <w:tblPr>
+        <w:tblStyle w:val="TableGrid"/>
+        <w:tblW w:type="auto" w:w="0"/>
+        <w:tblLook w:firstColumn="1" w:firstRow="1" w:lastColumn="0" w:lastRow="0" w:noHBand="0" w:noVBand="1" w:val="04A0"/>
+      </w:tblPr>
+      <w:tblGrid>
+        <w:gridCol w:w="4320"/>
+        <w:gridCol w:w="4320"/>
+      </w:tblGrid>
+      <w:tr>
+        <w:tc>
+          <w:tcPr>
+            <w:tcW w:type="dxa" w:w="4320"/>
+          </w:tcPr>
+          <w:p>
+            <w:r>
+              <w:rPr>
+                <w:b/>
+              </w:rPr>
+              <w:t>확인 사항</w:t>
+            </w:r>
+          </w:p>
+        </w:tc>
+        <w:tc>
+          <w:tcPr>
+            <w:tcW w:type="dxa" w:w="4320"/>
+          </w:tcPr>
+          <w:p>
+            <w:r>
+              <w:rPr>
+                <w:b/>
+              </w:rPr>
+              <w:t>보호자 응답</w:t>
+            </w:r>
+          </w:p>
+        </w:tc>
+      </w:tr>
+      <w:tr>
+        <w:tc>
+          <w:tcPr>
+            <w:tcW w:type="dxa" w:w="4320"/>
+          </w:tcPr>
+          <w:p>
+            <w:r>
+              <w:rPr>
+                <w:b w:val="0"/>
+              </w:rPr>
+              <w:t>선호 연락 방법·시간</w:t>
+            </w:r>
+          </w:p>
+        </w:tc>
+        <w:tc>
+          <w:tcPr>
+            <w:tcW w:type="dxa" w:w="4320"/>
+          </w:tcPr>
+          <w:p>
+            <w:r>
+              <w:rPr>
+                <w:b w:val="0"/>
+              </w:rPr>
+              <w:t>________</w:t>
+            </w:r>
+          </w:p>
+        </w:tc>
+      </w:tr>
+      <w:tr>
+        <w:tc>
+          <w:tcPr>
+            <w:tcW w:type="dxa" w:w="4320"/>
+          </w:tcPr>
+          <w:p>
+            <w:r>
+              <w:rPr>
+                <w:b w:val="0"/>
+              </w:rPr>
+              <w:t>생일 축하 참여 여부(참여·미참여)</w:t>
+            </w:r>
+          </w:p>
+        </w:tc>
+        <w:tc>
+          <w:tcPr>
+            <w:tcW w:type="dxa" w:w="4320"/>
+          </w:tcPr>
+          <w:p>
+            <w:r>
+              <w:rPr>
+                <w:b w:val="0"/>
+              </w:rPr>
+              <w:t>________</w:t>
+            </w:r>
+          </w:p>
+        </w:tc>
+      </w:tr>
+      <w:tr>
+        <w:tc>
+          <w:tcPr>
+            <w:tcW w:type="dxa" w:w="4320"/>
+          </w:tcPr>
+          <w:p>
+            <w:r>
+              <w:rPr>
+                <w:b w:val="0"/>
+              </w:rPr>
+              <w:t>부서 예배 중 이름·생일 소개 동의 여부(동의·미동의)</w:t>
+            </w:r>
+          </w:p>
+        </w:tc>
+        <w:tc>
+          <w:tcPr>
+            <w:tcW w:type="dxa" w:w="4320"/>
+          </w:tcPr>
+          <w:p>
+            <w:r>
+              <w:rPr>
+                <w:b w:val="0"/>
+              </w:rPr>
+              <w:t>________</w:t>
+            </w:r>
+          </w:p>
+        </w:tc>
+      </w:tr>
+    </w:tbl>
+    <w:p/>
+    <w:p>
+      <w:r>
+        <w:rPr>
+          <w:b w:val="0"/>
+        </w:rPr>
+        <w:t>가. 개인정보 수집·이용 동의: (교회명)은 새친구 돌봄·보호자 연락·생일 축하를 위하여 위 정보를 ________까지 수집·이용하며, 동의를 거부할 수 있으나 해당 연락·축하 안내가 제한될 수 있습니다. 동의 여부: ________.</w:t>
+      </w:r>
+    </w:p>
+    <w:p>
+      <w:r>
+        <w:rPr>
+          <w:b w:val="0"/>
+        </w:rPr>
+        <w:t>나. 보호자 확인</w:t>
       </w:r>
     </w:p>
     <w:tbl>
@@ -2075,7 +4920,7 @@
               <w:rPr>
                 <w:b/>
               </w:rPr>
-              <w:t>번호</w:t>
+              <w:t>보호자 서명</w:t>
             </w:r>
           </w:p>
         </w:tc>
@@ -2088,7 +4933,7 @@
               <w:rPr>
                 <w:b/>
               </w:rPr>
-              <w:t>문구</w:t>
+              <w:t>작성일</w:t>
             </w:r>
           </w:p>
         </w:tc>
@@ -2103,7 +4948,7 @@
               <w:rPr>
                 <w:b w:val="0"/>
               </w:rPr>
-              <w:t>1</w:t>
+              <w:t>________</w:t>
             </w:r>
           </w:p>
         </w:tc>
@@ -2116,276 +4961,13 @@
               <w:rPr>
                 <w:b w:val="0"/>
               </w:rPr>
-              <w:t>________야, 생일 축하해! 하나님 사랑 안에서 즐겁게 자라렴.</w:t>
-            </w:r>
-          </w:p>
-        </w:tc>
-      </w:tr>
-      <w:tr>
-        <w:tc>
-          <w:tcPr>
-            <w:tcW w:type="dxa" w:w="4320"/>
-          </w:tcPr>
-          <w:p>
-            <w:r>
-              <w:rPr>
-                <w:b w:val="0"/>
-              </w:rPr>
-              <w:t>2</w:t>
-            </w:r>
-          </w:p>
-        </w:tc>
-        <w:tc>
-          <w:tcPr>
-            <w:tcW w:type="dxa" w:w="4320"/>
-          </w:tcPr>
-          <w:p>
-            <w:r>
-              <w:rPr>
-                <w:b w:val="0"/>
-              </w:rPr>
-              <w:t>________야, 태어나 줘서 고마워. 함께 생일을 축하해서 기뻐!</w:t>
-            </w:r>
-          </w:p>
-        </w:tc>
-      </w:tr>
-      <w:tr>
-        <w:tc>
-          <w:tcPr>
-            <w:tcW w:type="dxa" w:w="4320"/>
-          </w:tcPr>
-          <w:p>
-            <w:r>
-              <w:rPr>
-                <w:b w:val="0"/>
-              </w:rPr>
-              <w:t>3</w:t>
-            </w:r>
-          </w:p>
-        </w:tc>
-        <w:tc>
-          <w:tcPr>
-            <w:tcW w:type="dxa" w:w="4320"/>
-          </w:tcPr>
-          <w:p>
-            <w:r>
-              <w:rPr>
-                <w:b w:val="0"/>
-              </w:rPr>
-              <w:t>소중한 ________야, 오늘 많이 웃고 행복한 하루 보내!</w:t>
-            </w:r>
-          </w:p>
-        </w:tc>
-      </w:tr>
-      <w:tr>
-        <w:tc>
-          <w:tcPr>
-            <w:tcW w:type="dxa" w:w="4320"/>
-          </w:tcPr>
-          <w:p>
-            <w:r>
-              <w:rPr>
-                <w:b w:val="0"/>
-              </w:rPr>
-              <w:t>4</w:t>
-            </w:r>
-          </w:p>
-        </w:tc>
-        <w:tc>
-          <w:tcPr>
-            <w:tcW w:type="dxa" w:w="4320"/>
-          </w:tcPr>
-          <w:p>
-            <w:r>
-              <w:rPr>
-                <w:b w:val="0"/>
-              </w:rPr>
-              <w:t>________야, 너와 함께 예배드릴 수 있어서 참 기뻐. 생일 축하해!</w:t>
-            </w:r>
-          </w:p>
-        </w:tc>
-      </w:tr>
-      <w:tr>
-        <w:tc>
-          <w:tcPr>
-            <w:tcW w:type="dxa" w:w="4320"/>
-          </w:tcPr>
-          <w:p>
-            <w:r>
-              <w:rPr>
-                <w:b w:val="0"/>
-              </w:rPr>
-              <w:t>5</w:t>
-            </w:r>
-          </w:p>
-        </w:tc>
-        <w:tc>
-          <w:tcPr>
-            <w:tcW w:type="dxa" w:w="4320"/>
-          </w:tcPr>
-          <w:p>
-            <w:r>
-              <w:rPr>
-                <w:b w:val="0"/>
-              </w:rPr>
-              <w:t>________야, 하나님께서 주신 너의 하루하루를 축복해!</w:t>
-            </w:r>
-          </w:p>
-        </w:tc>
-      </w:tr>
-      <w:tr>
-        <w:tc>
-          <w:tcPr>
-            <w:tcW w:type="dxa" w:w="4320"/>
-          </w:tcPr>
-          <w:p>
-            <w:r>
-              <w:rPr>
-                <w:b w:val="0"/>
-              </w:rPr>
-              <w:t>6</w:t>
-            </w:r>
-          </w:p>
-        </w:tc>
-        <w:tc>
-          <w:tcPr>
-            <w:tcW w:type="dxa" w:w="4320"/>
-          </w:tcPr>
-          <w:p>
-            <w:r>
-              <w:rPr>
-                <w:b w:val="0"/>
-              </w:rPr>
-              <w:t>사랑하는 ________야, 몸도 마음도 건강하게 자라길 기도해.</w:t>
-            </w:r>
-          </w:p>
-        </w:tc>
-      </w:tr>
-      <w:tr>
-        <w:tc>
-          <w:tcPr>
-            <w:tcW w:type="dxa" w:w="4320"/>
-          </w:tcPr>
-          <w:p>
-            <w:r>
-              <w:rPr>
-                <w:b w:val="0"/>
-              </w:rPr>
-              <w:t>7</w:t>
-            </w:r>
-          </w:p>
-        </w:tc>
-        <w:tc>
-          <w:tcPr>
-            <w:tcW w:type="dxa" w:w="4320"/>
-          </w:tcPr>
-          <w:p>
-            <w:r>
-              <w:rPr>
-                <w:b w:val="0"/>
-              </w:rPr>
-              <w:t>________야, 기쁠 때도 속상할 때도 함께 기도할게. 생일 축하해!</w:t>
-            </w:r>
-          </w:p>
-        </w:tc>
-      </w:tr>
-      <w:tr>
-        <w:tc>
-          <w:tcPr>
-            <w:tcW w:type="dxa" w:w="4320"/>
-          </w:tcPr>
-          <w:p>
-            <w:r>
-              <w:rPr>
-                <w:b w:val="0"/>
-              </w:rPr>
-              <w:t>8</w:t>
-            </w:r>
-          </w:p>
-        </w:tc>
-        <w:tc>
-          <w:tcPr>
-            <w:tcW w:type="dxa" w:w="4320"/>
-          </w:tcPr>
-          <w:p>
-            <w:r>
-              <w:rPr>
-                <w:b w:val="0"/>
-              </w:rPr>
-              <w:t>________야, 하나님이 주신 좋은 선물을 발견하는 한 해가 되렴.</w:t>
-            </w:r>
-          </w:p>
-        </w:tc>
-      </w:tr>
-      <w:tr>
-        <w:tc>
-          <w:tcPr>
-            <w:tcW w:type="dxa" w:w="4320"/>
-          </w:tcPr>
-          <w:p>
-            <w:r>
-              <w:rPr>
-                <w:b w:val="0"/>
-              </w:rPr>
-              <w:t>9</w:t>
-            </w:r>
-          </w:p>
-        </w:tc>
-        <w:tc>
-          <w:tcPr>
-            <w:tcW w:type="dxa" w:w="4320"/>
-          </w:tcPr>
-          <w:p>
-            <w:r>
-              <w:rPr>
-                <w:b w:val="0"/>
-              </w:rPr>
-              <w:t>________야, 친구들과 사랑을 나누며 자라는 너를 응원해!</w:t>
-            </w:r>
-          </w:p>
-        </w:tc>
-      </w:tr>
-      <w:tr>
-        <w:tc>
-          <w:tcPr>
-            <w:tcW w:type="dxa" w:w="4320"/>
-          </w:tcPr>
-          <w:p>
-            <w:r>
-              <w:rPr>
-                <w:b w:val="0"/>
-              </w:rPr>
-              <w:t>10</w:t>
-            </w:r>
-          </w:p>
-        </w:tc>
-        <w:tc>
-          <w:tcPr>
-            <w:tcW w:type="dxa" w:w="4320"/>
-          </w:tcPr>
-          <w:p>
-            <w:r>
-              <w:rPr>
-                <w:b w:val="0"/>
-              </w:rPr>
-              <w:t>________야, 새로 맞는 한 살도 예수님과 함께 걸어가렴. 생일 축하해!</w:t>
+              <w:t>________</w:t>
             </w:r>
           </w:p>
         </w:tc>
       </w:tr>
     </w:tbl>
     <w:p/>
-    <w:p>
-      <w:pPr>
-        <w:pStyle w:val="Heading2"/>
-      </w:pPr>
-      <w:r>
-        <w:rPr>
-          <w:b w:val="0"/>
-        </w:rPr>
-        <w:t>보호자 연락 기록</w:t>
-      </w:r>
-    </w:p>
     <w:tbl>
       <w:tblPr>
         <w:tblStyle w:val="TableGrid"/>
@@ -2393,89 +4975,61 @@
         <w:tblLook w:firstColumn="1" w:firstRow="1" w:lastColumn="0" w:lastRow="0" w:noHBand="0" w:noVBand="1" w:val="04A0"/>
       </w:tblPr>
       <w:tblGrid>
-        <w:gridCol w:w="1440"/>
-        <w:gridCol w:w="1440"/>
-        <w:gridCol w:w="1440"/>
-        <w:gridCol w:w="1440"/>
-        <w:gridCol w:w="1440"/>
-        <w:gridCol w:w="1440"/>
+        <w:gridCol w:w="2160"/>
+        <w:gridCol w:w="2160"/>
+        <w:gridCol w:w="2160"/>
+        <w:gridCol w:w="2160"/>
       </w:tblGrid>
       <w:tr>
         <w:tc>
           <w:tcPr>
-            <w:tcW w:type="dxa" w:w="1440"/>
+            <w:tcW w:type="dxa" w:w="2160"/>
           </w:tcPr>
           <w:p>
             <w:r>
               <w:rPr>
                 <w:b/>
               </w:rPr>
-              <w:t>날짜</w:t>
-            </w:r>
-          </w:p>
-        </w:tc>
-        <w:tc>
-          <w:tcPr>
-            <w:tcW w:type="dxa" w:w="1440"/>
+              <w:t>회신 확인 담당</w:t>
+            </w:r>
+          </w:p>
+        </w:tc>
+        <w:tc>
+          <w:tcPr>
+            <w:tcW w:type="dxa" w:w="2160"/>
           </w:tcPr>
           <w:p>
             <w:r>
               <w:rPr>
                 <w:b/>
               </w:rPr>
-              <w:t>어린이 이름</w:t>
-            </w:r>
-          </w:p>
-        </w:tc>
-        <w:tc>
-          <w:tcPr>
-            <w:tcW w:type="dxa" w:w="1440"/>
+              <w:t>회신 기한</w:t>
+            </w:r>
+          </w:p>
+        </w:tc>
+        <w:tc>
+          <w:tcPr>
+            <w:tcW w:type="dxa" w:w="2160"/>
           </w:tcPr>
           <w:p>
             <w:r>
               <w:rPr>
                 <w:b/>
               </w:rPr>
-              <w:t>연락 방법</w:t>
-            </w:r>
-          </w:p>
-        </w:tc>
-        <w:tc>
-          <w:tcPr>
-            <w:tcW w:type="dxa" w:w="1440"/>
+              <w:t>보관 담당</w:t>
+            </w:r>
+          </w:p>
+        </w:tc>
+        <w:tc>
+          <w:tcPr>
+            <w:tcW w:type="dxa" w:w="2160"/>
           </w:tcPr>
           <w:p>
             <w:r>
               <w:rPr>
                 <w:b/>
               </w:rPr>
-              <w:t>연락 내용·보호자 요청</w:t>
-            </w:r>
-          </w:p>
-        </w:tc>
-        <w:tc>
-          <w:tcPr>
-            <w:tcW w:type="dxa" w:w="1440"/>
-          </w:tcPr>
-          <w:p>
-            <w:r>
-              <w:rPr>
-                <w:b/>
-              </w:rPr>
-              <w:t>다음 할 일·예정일</w:t>
-            </w:r>
-          </w:p>
-        </w:tc>
-        <w:tc>
-          <w:tcPr>
-            <w:tcW w:type="dxa" w:w="1440"/>
-          </w:tcPr>
-          <w:p>
-            <w:r>
-              <w:rPr>
-                <w:b/>
-              </w:rPr>
-              <w:t>담당</w:t>
+              <w:t>파기 기한</w:t>
             </w:r>
           </w:p>
         </w:tc>
@@ -2483,7 +5037,7 @@
       <w:tr>
         <w:tc>
           <w:tcPr>
-            <w:tcW w:type="dxa" w:w="1440"/>
+            <w:tcW w:type="dxa" w:w="2160"/>
           </w:tcPr>
           <w:p>
             <w:r>
@@ -2496,7 +5050,7 @@
         </w:tc>
         <w:tc>
           <w:tcPr>
-            <w:tcW w:type="dxa" w:w="1440"/>
+            <w:tcW w:type="dxa" w:w="2160"/>
           </w:tcPr>
           <w:p>
             <w:r>
@@ -2509,7 +5063,7 @@
         </w:tc>
         <w:tc>
           <w:tcPr>
-            <w:tcW w:type="dxa" w:w="1440"/>
+            <w:tcW w:type="dxa" w:w="2160"/>
           </w:tcPr>
           <w:p>
             <w:r>
@@ -2522,273 +5076,7 @@
         </w:tc>
         <w:tc>
           <w:tcPr>
-            <w:tcW w:type="dxa" w:w="1440"/>
-          </w:tcPr>
-          <w:p>
-            <w:r>
-              <w:rPr>
-                <w:b w:val="0"/>
-              </w:rPr>
-              <w:t>________</w:t>
-            </w:r>
-          </w:p>
-        </w:tc>
-        <w:tc>
-          <w:tcPr>
-            <w:tcW w:type="dxa" w:w="1440"/>
-          </w:tcPr>
-          <w:p>
-            <w:r>
-              <w:rPr>
-                <w:b w:val="0"/>
-              </w:rPr>
-              <w:t>________</w:t>
-            </w:r>
-          </w:p>
-        </w:tc>
-        <w:tc>
-          <w:tcPr>
-            <w:tcW w:type="dxa" w:w="1440"/>
-          </w:tcPr>
-          <w:p>
-            <w:r>
-              <w:rPr>
-                <w:b w:val="0"/>
-              </w:rPr>
-              <w:t>________</w:t>
-            </w:r>
-          </w:p>
-        </w:tc>
-      </w:tr>
-      <w:tr>
-        <w:tc>
-          <w:tcPr>
-            <w:tcW w:type="dxa" w:w="1440"/>
-          </w:tcPr>
-          <w:p>
-            <w:r>
-              <w:rPr>
-                <w:b w:val="0"/>
-              </w:rPr>
-              <w:t>________</w:t>
-            </w:r>
-          </w:p>
-        </w:tc>
-        <w:tc>
-          <w:tcPr>
-            <w:tcW w:type="dxa" w:w="1440"/>
-          </w:tcPr>
-          <w:p>
-            <w:r>
-              <w:rPr>
-                <w:b w:val="0"/>
-              </w:rPr>
-              <w:t>________</w:t>
-            </w:r>
-          </w:p>
-        </w:tc>
-        <w:tc>
-          <w:tcPr>
-            <w:tcW w:type="dxa" w:w="1440"/>
-          </w:tcPr>
-          <w:p>
-            <w:r>
-              <w:rPr>
-                <w:b w:val="0"/>
-              </w:rPr>
-              <w:t>________</w:t>
-            </w:r>
-          </w:p>
-        </w:tc>
-        <w:tc>
-          <w:tcPr>
-            <w:tcW w:type="dxa" w:w="1440"/>
-          </w:tcPr>
-          <w:p>
-            <w:r>
-              <w:rPr>
-                <w:b w:val="0"/>
-              </w:rPr>
-              <w:t>________</w:t>
-            </w:r>
-          </w:p>
-        </w:tc>
-        <w:tc>
-          <w:tcPr>
-            <w:tcW w:type="dxa" w:w="1440"/>
-          </w:tcPr>
-          <w:p>
-            <w:r>
-              <w:rPr>
-                <w:b w:val="0"/>
-              </w:rPr>
-              <w:t>________</w:t>
-            </w:r>
-          </w:p>
-        </w:tc>
-        <w:tc>
-          <w:tcPr>
-            <w:tcW w:type="dxa" w:w="1440"/>
-          </w:tcPr>
-          <w:p>
-            <w:r>
-              <w:rPr>
-                <w:b w:val="0"/>
-              </w:rPr>
-              <w:t>________</w:t>
-            </w:r>
-          </w:p>
-        </w:tc>
-      </w:tr>
-      <w:tr>
-        <w:tc>
-          <w:tcPr>
-            <w:tcW w:type="dxa" w:w="1440"/>
-          </w:tcPr>
-          <w:p>
-            <w:r>
-              <w:rPr>
-                <w:b w:val="0"/>
-              </w:rPr>
-              <w:t>________</w:t>
-            </w:r>
-          </w:p>
-        </w:tc>
-        <w:tc>
-          <w:tcPr>
-            <w:tcW w:type="dxa" w:w="1440"/>
-          </w:tcPr>
-          <w:p>
-            <w:r>
-              <w:rPr>
-                <w:b w:val="0"/>
-              </w:rPr>
-              <w:t>________</w:t>
-            </w:r>
-          </w:p>
-        </w:tc>
-        <w:tc>
-          <w:tcPr>
-            <w:tcW w:type="dxa" w:w="1440"/>
-          </w:tcPr>
-          <w:p>
-            <w:r>
-              <w:rPr>
-                <w:b w:val="0"/>
-              </w:rPr>
-              <w:t>________</w:t>
-            </w:r>
-          </w:p>
-        </w:tc>
-        <w:tc>
-          <w:tcPr>
-            <w:tcW w:type="dxa" w:w="1440"/>
-          </w:tcPr>
-          <w:p>
-            <w:r>
-              <w:rPr>
-                <w:b w:val="0"/>
-              </w:rPr>
-              <w:t>________</w:t>
-            </w:r>
-          </w:p>
-        </w:tc>
-        <w:tc>
-          <w:tcPr>
-            <w:tcW w:type="dxa" w:w="1440"/>
-          </w:tcPr>
-          <w:p>
-            <w:r>
-              <w:rPr>
-                <w:b w:val="0"/>
-              </w:rPr>
-              <w:t>________</w:t>
-            </w:r>
-          </w:p>
-        </w:tc>
-        <w:tc>
-          <w:tcPr>
-            <w:tcW w:type="dxa" w:w="1440"/>
-          </w:tcPr>
-          <w:p>
-            <w:r>
-              <w:rPr>
-                <w:b w:val="0"/>
-              </w:rPr>
-              <w:t>________</w:t>
-            </w:r>
-          </w:p>
-        </w:tc>
-      </w:tr>
-      <w:tr>
-        <w:tc>
-          <w:tcPr>
-            <w:tcW w:type="dxa" w:w="1440"/>
-          </w:tcPr>
-          <w:p>
-            <w:r>
-              <w:rPr>
-                <w:b w:val="0"/>
-              </w:rPr>
-              <w:t>________</w:t>
-            </w:r>
-          </w:p>
-        </w:tc>
-        <w:tc>
-          <w:tcPr>
-            <w:tcW w:type="dxa" w:w="1440"/>
-          </w:tcPr>
-          <w:p>
-            <w:r>
-              <w:rPr>
-                <w:b w:val="0"/>
-              </w:rPr>
-              <w:t>________</w:t>
-            </w:r>
-          </w:p>
-        </w:tc>
-        <w:tc>
-          <w:tcPr>
-            <w:tcW w:type="dxa" w:w="1440"/>
-          </w:tcPr>
-          <w:p>
-            <w:r>
-              <w:rPr>
-                <w:b w:val="0"/>
-              </w:rPr>
-              <w:t>________</w:t>
-            </w:r>
-          </w:p>
-        </w:tc>
-        <w:tc>
-          <w:tcPr>
-            <w:tcW w:type="dxa" w:w="1440"/>
-          </w:tcPr>
-          <w:p>
-            <w:r>
-              <w:rPr>
-                <w:b w:val="0"/>
-              </w:rPr>
-              <w:t>________</w:t>
-            </w:r>
-          </w:p>
-        </w:tc>
-        <w:tc>
-          <w:tcPr>
-            <w:tcW w:type="dxa" w:w="1440"/>
-          </w:tcPr>
-          <w:p>
-            <w:r>
-              <w:rPr>
-                <w:b w:val="0"/>
-              </w:rPr>
-              <w:t>________</w:t>
-            </w:r>
-          </w:p>
-        </w:tc>
-        <w:tc>
-          <w:tcPr>
-            <w:tcW w:type="dxa" w:w="1440"/>
+            <w:tcW w:type="dxa" w:w="2160"/>
           </w:tcPr>
           <w:p>
             <w:r>
@@ -2802,14 +5090,6 @@
       </w:tr>
     </w:tbl>
     <w:p/>
-    <w:p>
-      <w:r>
-        <w:rPr>
-          <w:b w:val="0"/>
-        </w:rPr>
-        <w:t>※ 연락은 보호자가 동의한 방법과 시간에 합니다. 결석 시 안부를 묻고 참석을 재촉하지 않습니다. 연락처와 생일 정보는 담당 교사만 보관하며, 단체 대화방에 이 표를 올리지 않습니다.</w:t>
-      </w:r>
-    </w:p>
     <w:sectPr>
       <w:pgSz w:w="12240" w:h="15840"/>
       <w:pgMar w:top="1440" w:right="1800" w:bottom="1440" w:left="1800" w:header="720" w:footer="720" w:gutter="0"/>
